--- a/Tong_hop_Custom_Vision_Transformer_SIC.docx
+++ b/Tong_hop_Custom_Vision_Transformer_SIC.docx
@@ -8,9 +8,23 @@
         <w:jc w:val="center"/>
       </w:pPr>
       <w:r>
-        <w:t>TỔNG HỢP CUSTOM VISION TRANSFORMER</w:t>
+        <w:t>BÁO CÁO MÔ HÌNH FACEVIT</w:t>
         <w:br/>
-        <w:t>CHO NHẬN DIỆN KHUÔN MẶT</w:t>
+        <w:t>NHẬN DIỆN KHUÔN MẶT</w:t>
+      </w:r>
+    </w:p>
+    <w:p>
+      <w:pPr>
+        <w:jc w:val="center"/>
+      </w:pPr>
+      <w:r>
+        <w:rPr>
+          <w:rFonts w:ascii="Arial" w:hAnsi="Arial"/>
+          <w:b/>
+          <w:color w:val="355070"/>
+          <w:sz w:val="26"/>
+        </w:rPr>
+        <w:t>Samsung Innovation Campus - cập nhật theo mã nguồn hiện tại</w:t>
       </w:r>
     </w:p>
     <w:p>
@@ -20,26 +34,16 @@
       <w:r>
         <w:rPr>
           <w:b/>
-          <w:color w:val="355070"/>
-          <w:sz w:val="28"/>
         </w:rPr>
-        <w:t>Samsung Innovation Campus – Ghi chú học tập và thiết kế mô hình</w:t>
-      </w:r>
-    </w:p>
-    <w:p>
-      <w:pPr>
-        <w:jc w:val="center"/>
-      </w:pPr>
-      <w:r>
-        <w:t>Ngày tổng hợp: 23/07/2026</w:t>
+        <w:t>Ngày cập nhật: 09/08/2026</w:t>
         <w:br/>
       </w:r>
       <w:r>
-        <w:t>Dataset: Pins Face Recognition – 105 danh tính, 17.534 ảnh</w:t>
+        <w:t>Model: FaceVisionTransformer, train từ đầu, không dùng pretrained weights</w:t>
         <w:br/>
       </w:r>
       <w:r>
-        <w:t>Model hiện tại: Custom ViT, train từ đầu, không dùng pretrained weights</w:t>
+        <w:t>Đầu ra chính: embedding khuôn mặt 128 chiều, chuẩn hóa L2</w:t>
       </w:r>
     </w:p>
     <w:p>
@@ -49,7 +53,7 @@
       <w:r>
         <w:drawing>
           <wp:inline xmlns:a="http://schemas.openxmlformats.org/drawingml/2006/main" xmlns:pic="http://schemas.openxmlformats.org/drawingml/2006/picture">
-            <wp:extent cx="6126480" cy="1599692"/>
+            <wp:extent cx="6080760" cy="1756664"/>
             <wp:docPr id="1" name="Picture 1"/>
             <wp:cNvGraphicFramePr>
               <a:graphicFrameLocks noChangeAspect="1"/>
@@ -58,7 +62,7 @@
               <a:graphicData uri="http://schemas.openxmlformats.org/drawingml/2006/picture">
                 <pic:pic>
                   <pic:nvPicPr>
-                    <pic:cNvPr id="0" name="pipeline.png"/>
+                    <pic:cNvPr id="0" name="pipeline_facevit.png"/>
                     <pic:cNvPicPr/>
                   </pic:nvPicPr>
                   <pic:blipFill>
@@ -70,7 +74,7 @@
                   <pic:spPr>
                     <a:xfrm>
                       <a:off x="0" y="0"/>
-                      <a:ext cx="6126480" cy="1599692"/>
+                      <a:ext cx="6080760" cy="1756664"/>
                     </a:xfrm>
                     <a:prstGeom prst="rect"/>
                   </pic:spPr>
@@ -91,12 +95,12 @@
         <w:pStyle w:val="Heading1"/>
       </w:pPr>
       <w:r>
-        <w:t>1. Mục tiêu và trạng thái hiện tại</w:t>
+        <w:t>1. Tóm tắt hiện trạng</w:t>
       </w:r>
     </w:p>
     <w:p>
       <w:r>
-        <w:t>Mục tiêu trước mắt là hiểu và tự xây dựng một mô hình Vision Transformer nhận diện danh tính từ ảnh khuôn mặt đã crop. Face Detection nhiều khuôn mặt sẽ được tích hợp sau khi phần nhận diện một khuôn mặt được train và đánh giá ổn định.</w:t>
+        <w:t>Dự án hiện tại không còn là bài toán phân loại closed-set bằng classifier Softmax trên Pins Face Recognition. Mã nguồn đang tập trung vào học embedding khuôn mặt bằng một Vision Transformer tự cài đặt. Embedding sau cùng được chuẩn hóa L2 và được so sánh bằng Euclidean Distance để phục vụ verification hoặc identification.</w:t>
       </w:r>
     </w:p>
     <w:tbl>
@@ -104,6 +108,7 @@
         <w:tblStyle w:val="TableGrid"/>
         <w:tblW w:type="auto" w:w="0"/>
         <w:jc w:val="center"/>
+        <w:tblLayout w:type="fixed"/>
         <w:tblLook w:firstColumn="1" w:firstRow="1" w:lastColumn="0" w:lastRow="0" w:noHBand="0" w:noVBand="1" w:val="04A0"/>
       </w:tblPr>
       <w:tblGrid>
@@ -113,15 +118,22 @@
       <w:tr>
         <w:tc>
           <w:tcPr>
-            <w:tcW w:type="dxa" w:w="2835"/>
-            <w:shd w:fill="D9EAF7"/>
+            <w:tcW w:type="dxa" w:w="2381"/>
             <w:vAlign w:val="center"/>
+            <w:shd w:fill="E8EEF5"/>
+            <w:tcMar>
+              <w:top w:w="80" w:type="dxa"/>
+              <w:start w:w="120" w:type="dxa"/>
+              <w:bottom w:w="80" w:type="dxa"/>
+              <w:end w:w="120" w:type="dxa"/>
+            </w:tcMar>
           </w:tcPr>
           <w:p>
             <w:r>
               <w:rPr>
                 <w:rFonts w:ascii="Arial" w:hAnsi="Arial"/>
                 <w:b/>
+                <w:sz w:val="19"/>
               </w:rPr>
               <w:t>Hạng mục</w:t>
             </w:r>
@@ -129,17 +141,24 @@
         </w:tc>
         <w:tc>
           <w:tcPr>
-            <w:tcW w:type="dxa" w:w="6236"/>
-            <w:shd w:fill="D9EAF7"/>
+            <w:tcW w:type="dxa" w:w="6690"/>
             <w:vAlign w:val="center"/>
+            <w:shd w:fill="E8EEF5"/>
+            <w:tcMar>
+              <w:top w:w="80" w:type="dxa"/>
+              <w:start w:w="120" w:type="dxa"/>
+              <w:bottom w:w="80" w:type="dxa"/>
+              <w:end w:w="120" w:type="dxa"/>
+            </w:tcMar>
           </w:tcPr>
           <w:p>
             <w:r>
               <w:rPr>
                 <w:rFonts w:ascii="Arial" w:hAnsi="Arial"/>
                 <w:b/>
+                <w:sz w:val="19"/>
               </w:rPr>
-              <w:t>Kết quả hiện tại</w:t>
+              <w:t>Giá trị hiện tại</w:t>
             </w:r>
           </w:p>
         </w:tc>
@@ -147,31 +166,49 @@
       <w:tr>
         <w:tc>
           <w:tcPr>
-            <w:tcW w:type="dxa" w:w="2835"/>
+            <w:tcW w:type="dxa" w:w="4986"/>
             <w:vAlign w:val="center"/>
+            <w:tcMar>
+              <w:top w:w="80" w:type="dxa"/>
+              <w:start w:w="120" w:type="dxa"/>
+              <w:bottom w:w="80" w:type="dxa"/>
+              <w:end w:w="120" w:type="dxa"/>
+            </w:tcMar>
           </w:tcPr>
           <w:p>
+            <w:pPr>
+              <w:spacing w:after="0"/>
+            </w:pPr>
             <w:r>
               <w:rPr>
                 <w:rFonts w:ascii="Arial" w:hAnsi="Arial"/>
                 <w:sz w:val="19"/>
               </w:rPr>
-              <w:t>Dataset</w:t>
+              <w:t>Dataset mặc định</w:t>
             </w:r>
           </w:p>
         </w:tc>
         <w:tc>
           <w:tcPr>
-            <w:tcW w:type="dxa" w:w="6236"/>
+            <w:tcW w:type="dxa" w:w="4986"/>
             <w:vAlign w:val="center"/>
+            <w:tcMar>
+              <w:top w:w="80" w:type="dxa"/>
+              <w:start w:w="120" w:type="dxa"/>
+              <w:bottom w:w="80" w:type="dxa"/>
+              <w:end w:w="120" w:type="dxa"/>
+            </w:tcMar>
           </w:tcPr>
           <w:p>
+            <w:pPr>
+              <w:spacing w:after="0"/>
+            </w:pPr>
             <w:r>
               <w:rPr>
                 <w:rFonts w:ascii="Arial" w:hAnsi="Arial"/>
                 <w:sz w:val="19"/>
               </w:rPr>
-              <w:t>105 người, 17.534 ảnh</w:t>
+              <w:t>dataset/vggface2</w:t>
             </w:r>
           </w:p>
         </w:tc>
@@ -179,31 +216,49 @@
       <w:tr>
         <w:tc>
           <w:tcPr>
-            <w:tcW w:type="dxa" w:w="2835"/>
+            <w:tcW w:type="dxa" w:w="4986"/>
             <w:vAlign w:val="center"/>
+            <w:tcMar>
+              <w:top w:w="80" w:type="dxa"/>
+              <w:start w:w="120" w:type="dxa"/>
+              <w:bottom w:w="80" w:type="dxa"/>
+              <w:end w:w="120" w:type="dxa"/>
+            </w:tcMar>
           </w:tcPr>
           <w:p>
+            <w:pPr>
+              <w:spacing w:after="0"/>
+            </w:pPr>
             <w:r>
               <w:rPr>
                 <w:rFonts w:ascii="Arial" w:hAnsi="Arial"/>
                 <w:sz w:val="19"/>
               </w:rPr>
-              <w:t>Train / Validation / Test</w:t>
+              <w:t>Train/Val/Test</w:t>
             </w:r>
           </w:p>
         </w:tc>
         <w:tc>
           <w:tcPr>
-            <w:tcW w:type="dxa" w:w="6236"/>
+            <w:tcW w:type="dxa" w:w="4986"/>
             <w:vAlign w:val="center"/>
+            <w:tcMar>
+              <w:top w:w="80" w:type="dxa"/>
+              <w:start w:w="120" w:type="dxa"/>
+              <w:bottom w:w="80" w:type="dxa"/>
+              <w:end w:w="120" w:type="dxa"/>
+            </w:tcMar>
           </w:tcPr>
           <w:p>
+            <w:pPr>
+              <w:spacing w:after="0"/>
+            </w:pPr>
             <w:r>
               <w:rPr>
                 <w:rFonts w:ascii="Arial" w:hAnsi="Arial"/>
                 <w:sz w:val="19"/>
               </w:rPr>
-              <w:t>12.225 / 2.574 / 2.735 ảnh</w:t>
+              <w:t>Tách theo identity: train từ thư mục train; val/test chia từ thư mục val</w:t>
             </w:r>
           </w:p>
         </w:tc>
@@ -211,31 +266,49 @@
       <w:tr>
         <w:tc>
           <w:tcPr>
-            <w:tcW w:type="dxa" w:w="2835"/>
+            <w:tcW w:type="dxa" w:w="4986"/>
             <w:vAlign w:val="center"/>
+            <w:tcMar>
+              <w:top w:w="80" w:type="dxa"/>
+              <w:start w:w="120" w:type="dxa"/>
+              <w:bottom w:w="80" w:type="dxa"/>
+              <w:end w:w="120" w:type="dxa"/>
+            </w:tcMar>
           </w:tcPr>
           <w:p>
+            <w:pPr>
+              <w:spacing w:after="0"/>
+            </w:pPr>
             <w:r>
               <w:rPr>
                 <w:rFonts w:ascii="Arial" w:hAnsi="Arial"/>
                 <w:sz w:val="19"/>
               </w:rPr>
-              <w:t>Input batch</w:t>
+              <w:t>Input</w:t>
             </w:r>
           </w:p>
         </w:tc>
         <w:tc>
           <w:tcPr>
-            <w:tcW w:type="dxa" w:w="6236"/>
+            <w:tcW w:type="dxa" w:w="4986"/>
             <w:vAlign w:val="center"/>
+            <w:tcMar>
+              <w:top w:w="80" w:type="dxa"/>
+              <w:start w:w="120" w:type="dxa"/>
+              <w:bottom w:w="80" w:type="dxa"/>
+              <w:end w:w="120" w:type="dxa"/>
+            </w:tcMar>
           </w:tcPr>
           <w:p>
+            <w:pPr>
+              <w:spacing w:after="0"/>
+            </w:pPr>
             <w:r>
               <w:rPr>
                 <w:rFonts w:ascii="Arial" w:hAnsi="Arial"/>
                 <w:sz w:val="19"/>
               </w:rPr>
-              <w:t>[16, 3, 112, 112]</w:t>
+              <w:t>Ảnh RGB resize về 224 x 224</w:t>
             </w:r>
           </w:p>
         </w:tc>
@@ -243,31 +316,49 @@
       <w:tr>
         <w:tc>
           <w:tcPr>
-            <w:tcW w:type="dxa" w:w="2835"/>
+            <w:tcW w:type="dxa" w:w="4986"/>
             <w:vAlign w:val="center"/>
+            <w:tcMar>
+              <w:top w:w="80" w:type="dxa"/>
+              <w:start w:w="120" w:type="dxa"/>
+              <w:bottom w:w="80" w:type="dxa"/>
+              <w:end w:w="120" w:type="dxa"/>
+            </w:tcMar>
           </w:tcPr>
           <w:p>
+            <w:pPr>
+              <w:spacing w:after="0"/>
+            </w:pPr>
             <w:r>
               <w:rPr>
                 <w:rFonts w:ascii="Arial" w:hAnsi="Arial"/>
                 <w:sz w:val="19"/>
               </w:rPr>
-              <w:t>Output logits</w:t>
+              <w:t>Backbone</w:t>
             </w:r>
           </w:p>
         </w:tc>
         <w:tc>
           <w:tcPr>
-            <w:tcW w:type="dxa" w:w="6236"/>
+            <w:tcW w:type="dxa" w:w="4986"/>
             <w:vAlign w:val="center"/>
+            <w:tcMar>
+              <w:top w:w="80" w:type="dxa"/>
+              <w:start w:w="120" w:type="dxa"/>
+              <w:bottom w:w="80" w:type="dxa"/>
+              <w:end w:w="120" w:type="dxa"/>
+            </w:tcMar>
           </w:tcPr>
           <w:p>
+            <w:pPr>
+              <w:spacing w:after="0"/>
+            </w:pPr>
             <w:r>
               <w:rPr>
                 <w:rFonts w:ascii="Arial" w:hAnsi="Arial"/>
                 <w:sz w:val="19"/>
               </w:rPr>
-              <w:t>[16, 105]</w:t>
+              <w:t>FaceViT, patch 16 x 16, embed_dim=192, depth=12, num_heads=3</w:t>
             </w:r>
           </w:p>
         </w:tc>
@@ -275,10 +366,69 @@
       <w:tr>
         <w:tc>
           <w:tcPr>
-            <w:tcW w:type="dxa" w:w="2835"/>
+            <w:tcW w:type="dxa" w:w="4986"/>
             <w:vAlign w:val="center"/>
+            <w:tcMar>
+              <w:top w:w="80" w:type="dxa"/>
+              <w:start w:w="120" w:type="dxa"/>
+              <w:bottom w:w="80" w:type="dxa"/>
+              <w:end w:w="120" w:type="dxa"/>
+            </w:tcMar>
           </w:tcPr>
           <w:p>
+            <w:pPr>
+              <w:spacing w:after="0"/>
+            </w:pPr>
+            <w:r>
+              <w:rPr>
+                <w:rFonts w:ascii="Arial" w:hAnsi="Arial"/>
+                <w:sz w:val="19"/>
+              </w:rPr>
+              <w:t>Output</w:t>
+            </w:r>
+          </w:p>
+        </w:tc>
+        <w:tc>
+          <w:tcPr>
+            <w:tcW w:type="dxa" w:w="4986"/>
+            <w:vAlign w:val="center"/>
+            <w:tcMar>
+              <w:top w:w="80" w:type="dxa"/>
+              <w:start w:w="120" w:type="dxa"/>
+              <w:bottom w:w="80" w:type="dxa"/>
+              <w:end w:w="120" w:type="dxa"/>
+            </w:tcMar>
+          </w:tcPr>
+          <w:p>
+            <w:pPr>
+              <w:spacing w:after="0"/>
+            </w:pPr>
+            <w:r>
+              <w:rPr>
+                <w:rFonts w:ascii="Arial" w:hAnsi="Arial"/>
+                <w:sz w:val="19"/>
+              </w:rPr>
+              <w:t>Embedding 128 chiều, L2 norm = 1</w:t>
+            </w:r>
+          </w:p>
+        </w:tc>
+      </w:tr>
+      <w:tr>
+        <w:tc>
+          <w:tcPr>
+            <w:tcW w:type="dxa" w:w="4986"/>
+            <w:vAlign w:val="center"/>
+            <w:tcMar>
+              <w:top w:w="80" w:type="dxa"/>
+              <w:start w:w="120" w:type="dxa"/>
+              <w:bottom w:w="80" w:type="dxa"/>
+              <w:end w:w="120" w:type="dxa"/>
+            </w:tcMar>
+          </w:tcPr>
+          <w:p>
+            <w:pPr>
+              <w:spacing w:after="0"/>
+            </w:pPr>
             <w:r>
               <w:rPr>
                 <w:rFonts w:ascii="Arial" w:hAnsi="Arial"/>
@@ -290,16 +440,25 @@
         </w:tc>
         <w:tc>
           <w:tcPr>
-            <w:tcW w:type="dxa" w:w="6236"/>
+            <w:tcW w:type="dxa" w:w="4986"/>
             <w:vAlign w:val="center"/>
+            <w:tcMar>
+              <w:top w:w="80" w:type="dxa"/>
+              <w:start w:w="120" w:type="dxa"/>
+              <w:bottom w:w="80" w:type="dxa"/>
+              <w:end w:w="120" w:type="dxa"/>
+            </w:tcMar>
           </w:tcPr>
           <w:p>
+            <w:pPr>
+              <w:spacing w:after="0"/>
+            </w:pPr>
             <w:r>
               <w:rPr>
                 <w:rFonts w:ascii="Arial" w:hAnsi="Arial"/>
                 <w:sz w:val="19"/>
               </w:rPr>
-              <w:t>1.366.185</w:t>
+              <w:t>5,553,728 tham số theo src/model.py</w:t>
             </w:r>
           </w:p>
         </w:tc>
@@ -307,31 +466,49 @@
       <w:tr>
         <w:tc>
           <w:tcPr>
-            <w:tcW w:type="dxa" w:w="2835"/>
+            <w:tcW w:type="dxa" w:w="4986"/>
             <w:vAlign w:val="center"/>
+            <w:tcMar>
+              <w:top w:w="80" w:type="dxa"/>
+              <w:start w:w="120" w:type="dxa"/>
+              <w:bottom w:w="80" w:type="dxa"/>
+              <w:end w:w="120" w:type="dxa"/>
+            </w:tcMar>
           </w:tcPr>
           <w:p>
+            <w:pPr>
+              <w:spacing w:after="0"/>
+            </w:pPr>
             <w:r>
               <w:rPr>
                 <w:rFonts w:ascii="Arial" w:hAnsi="Arial"/>
                 <w:sz w:val="19"/>
               </w:rPr>
-              <w:t>Trạng thái</w:t>
+              <w:t>Loss hỗ trợ</w:t>
             </w:r>
           </w:p>
         </w:tc>
         <w:tc>
           <w:tcPr>
-            <w:tcW w:type="dxa" w:w="6236"/>
+            <w:tcW w:type="dxa" w:w="4986"/>
             <w:vAlign w:val="center"/>
+            <w:tcMar>
+              <w:top w:w="80" w:type="dxa"/>
+              <w:start w:w="120" w:type="dxa"/>
+              <w:bottom w:w="80" w:type="dxa"/>
+              <w:end w:w="120" w:type="dxa"/>
+            </w:tcMar>
           </w:tcPr>
           <w:p>
+            <w:pPr>
+              <w:spacing w:after="0"/>
+            </w:pPr>
             <w:r>
               <w:rPr>
                 <w:rFonts w:ascii="Arial" w:hAnsi="Arial"/>
                 <w:sz w:val="19"/>
               </w:rPr>
-              <w:t>DataLoader và forward pass đã chạy đúng; chưa training</w:t>
+              <w:t>Semi-Hard Triplet Loss và InfoNCE/Supervised Contrastive</w:t>
             </w:r>
           </w:p>
         </w:tc>
@@ -343,7 +520,7 @@
         <w:pStyle w:val="Heading1"/>
       </w:pPr>
       <w:r>
-        <w:t>2. Mô hình hoạt động như thế nào?</w:t>
+        <w:t>2. Kiến trúc FaceViT</w:t>
       </w:r>
     </w:p>
     <w:p>
@@ -353,7 +530,7 @@
       <w:r>
         <w:drawing>
           <wp:inline xmlns:a="http://schemas.openxmlformats.org/drawingml/2006/main" xmlns:pic="http://schemas.openxmlformats.org/drawingml/2006/picture">
-            <wp:extent cx="5760720" cy="4571410"/>
+            <wp:extent cx="5669280" cy="3968496"/>
             <wp:docPr id="2" name="Picture 2"/>
             <wp:cNvGraphicFramePr>
               <a:graphicFrameLocks noChangeAspect="1"/>
@@ -362,7 +539,7 @@
               <a:graphicData uri="http://schemas.openxmlformats.org/drawingml/2006/picture">
                 <pic:pic>
                   <pic:nvPicPr>
-                    <pic:cNvPr id="0" name="vit_shapes.png"/>
+                    <pic:cNvPr id="0" name="facevit_shapes.png"/>
                     <pic:cNvPicPr/>
                   </pic:nvPicPr>
                   <pic:blipFill>
@@ -374,112 +551,7 @@
                   <pic:spPr>
                     <a:xfrm>
                       <a:off x="0" y="0"/>
-                      <a:ext cx="5760720" cy="4571410"/>
-                    </a:xfrm>
-                    <a:prstGeom prst="rect"/>
-                  </pic:spPr>
-                </pic:pic>
-              </a:graphicData>
-            </a:graphic>
-          </wp:inline>
-        </w:drawing>
-      </w:r>
-    </w:p>
-    <w:p>
-      <w:pPr>
-        <w:pStyle w:val="Heading2"/>
-      </w:pPr>
-      <w:r>
-        <w:t>2.1. Patch Embedding</w:t>
-      </w:r>
-    </w:p>
-    <w:p>
-      <w:r>
-        <w:t>Ảnh 112×112 được chia thành các patch 16×16. Có 7 patch theo mỗi chiều, tổng cộng 49 patch. Conv2d với kernel_size=16 và stride=16 vừa chia patch không chồng lấp, vừa chiếu mỗi patch thành vector 192 chiều.</w:t>
-      </w:r>
-    </w:p>
-    <w:p>
-      <w:pPr>
-        <w:spacing w:before="60" w:after="160"/>
-        <w:ind w:left="397" w:right="397"/>
-        <w:shd w:fill="F1F5F9"/>
-      </w:pPr>
-      <w:r>
-        <w:rPr>
-          <w:rFonts w:ascii="Consolas" w:hAnsi="Consolas"/>
-          <w:sz w:val="19"/>
-        </w:rPr>
-        <w:t>[B, 3, 112, 112] → Conv2d(3,192,kernel=16,stride=16) → [B,192,7,7]</w:t>
-        <w:br/>
-        <w:t>→ flatten → [B,192,49] → transpose → [B,49,192]</w:t>
-      </w:r>
-    </w:p>
-    <w:p>
-      <w:pPr>
-        <w:pStyle w:val="Heading2"/>
-      </w:pPr>
-      <w:r>
-        <w:t>2.2. CLS token và Positional Embedding</w:t>
-      </w:r>
-    </w:p>
-    <w:p>
-      <w:r>
-        <w:t>CLS là một tham số học được, đóng vai trò vector tổng hợp cho toàn ảnh. Sau khi thêm CLS, 49 patch trở thành 50 token. Positional Embedding cung cấp địa chỉ cho mỗi token để Transformer phân biệt vùng trên, dưới, trái và phải của khuôn mặt.</w:t>
-      </w:r>
-    </w:p>
-    <w:p>
-      <w:pPr>
-        <w:spacing w:before="60" w:after="160"/>
-        <w:ind w:left="397" w:right="397"/>
-        <w:shd w:fill="F1F5F9"/>
-      </w:pPr>
-      <w:r>
-        <w:rPr>
-          <w:rFonts w:ascii="Consolas" w:hAnsi="Consolas"/>
-          <w:sz w:val="19"/>
-        </w:rPr>
-        <w:t>49 patch + 1 CLS = 50 token</w:t>
-        <w:br/>
-        <w:t>[B,50,192] + position_embedding[1,50,192] → [B,50,192]</w:t>
-      </w:r>
-    </w:p>
-    <w:p>
-      <w:pPr>
-        <w:pStyle w:val="Heading2"/>
-      </w:pPr>
-      <w:r>
-        <w:t>2.3. Transformer Encoder Block</w:t>
-      </w:r>
-    </w:p>
-    <w:p>
-      <w:pPr>
-        <w:jc w:val="center"/>
-      </w:pPr>
-      <w:r>
-        <w:drawing>
-          <wp:inline xmlns:a="http://schemas.openxmlformats.org/drawingml/2006/main" xmlns:pic="http://schemas.openxmlformats.org/drawingml/2006/picture">
-            <wp:extent cx="6126480" cy="3243431"/>
-            <wp:docPr id="3" name="Picture 3"/>
-            <wp:cNvGraphicFramePr>
-              <a:graphicFrameLocks noChangeAspect="1"/>
-            </wp:cNvGraphicFramePr>
-            <a:graphic>
-              <a:graphicData uri="http://schemas.openxmlformats.org/drawingml/2006/picture">
-                <pic:pic>
-                  <pic:nvPicPr>
-                    <pic:cNvPr id="0" name="transformer_block.png"/>
-                    <pic:cNvPicPr/>
-                  </pic:nvPicPr>
-                  <pic:blipFill>
-                    <a:blip r:embed="rId12"/>
-                    <a:stretch>
-                      <a:fillRect/>
-                    </a:stretch>
-                  </pic:blipFill>
-                  <pic:spPr>
-                    <a:xfrm>
-                      <a:off x="0" y="0"/>
-                      <a:ext cx="6126480" cy="3243431"/>
+                      <a:ext cx="5669280" cy="3968496"/>
                     </a:xfrm>
                     <a:prstGeom prst="rect"/>
                   </pic:spPr>
@@ -492,54 +564,49 @@
     </w:p>
     <w:p>
       <w:r>
-        <w:t>Mỗi block dùng cấu trúc Pre-Norm: LayerNorm được thực hiện trước Attention và trước FeedForward. Hai residual connection giữ thông tin cũ, hỗ trợ gradient và giúp nhiều block nối tiếp vẫn train ổn định.</w:t>
+        <w:t>Ảnh 224 x 224 được chia thành 14 x 14 = 196 patch. Mỗi patch được chiếu sang vector 192 chiều bằng Conv2d với kernel_size=16 và stride=16. Model thêm một CLS token và position embedding, sau đó đưa chuỗi 197 token qua 12 Transformer Encoder Block.</w:t>
       </w:r>
     </w:p>
     <w:p>
       <w:pPr>
-        <w:pStyle w:val="Heading2"/>
+        <w:spacing w:before="60" w:after="160"/>
+        <w:ind w:left="255" w:right="255"/>
+        <w:shd w:fill="F4F6F9"/>
       </w:pPr>
       <w:r>
-        <w:t>2.4. Self-Attention và Multi-Head Attention</w:t>
+        <w:rPr>
+          <w:rFonts w:ascii="Consolas" w:hAnsi="Consolas"/>
+          <w:sz w:val="18"/>
+        </w:rPr>
+        <w:t>[B, 3, 224, 224]</w:t>
+        <w:br/>
+        <w:t>-&gt; Conv2d(3, 192, kernel=16, stride=16)</w:t>
+        <w:br/>
+        <w:t>-&gt; [B, 196, 192]</w:t>
+        <w:br/>
+        <w:t>-&gt; thêm CLS + position embedding: [B, 197, 192]</w:t>
+        <w:br/>
+        <w:t>-&gt; 12 Transformer blocks</w:t>
+        <w:br/>
+        <w:t>-&gt; CLS [B, 192] -&gt; Linear(192, 128) -&gt; L2 normalize</w:t>
+      </w:r>
+    </w:p>
+    <w:p>
+      <w:r>
+        <w:t>Mỗi Transformer block dùng kiến trúc Pre-Norm: LayerNorm trước Multi-Head Self-Attention và trước FeedForward. So với báo cáo cũ, block hiện tại có thêm LayerScale với init 1e-5 và DropPath tăng dần từ 0 đến 0.1 theo depth, giúp regularize khi mô hình sâu hơn.</w:t>
       </w:r>
     </w:p>
     <w:p>
       <w:pPr>
-        <w:jc w:val="center"/>
+        <w:pStyle w:val="Heading1"/>
       </w:pPr>
       <w:r>
-        <w:drawing>
-          <wp:inline xmlns:a="http://schemas.openxmlformats.org/drawingml/2006/main" xmlns:pic="http://schemas.openxmlformats.org/drawingml/2006/picture">
-            <wp:extent cx="6035040" cy="3474720"/>
-            <wp:docPr id="4" name="Picture 4"/>
-            <wp:cNvGraphicFramePr>
-              <a:graphicFrameLocks noChangeAspect="1"/>
-            </wp:cNvGraphicFramePr>
-            <a:graphic>
-              <a:graphicData uri="http://schemas.openxmlformats.org/drawingml/2006/picture">
-                <pic:pic>
-                  <pic:nvPicPr>
-                    <pic:cNvPr id="0" name="attention.png"/>
-                    <pic:cNvPicPr/>
-                  </pic:nvPicPr>
-                  <pic:blipFill>
-                    <a:blip r:embed="rId13"/>
-                    <a:stretch>
-                      <a:fillRect/>
-                    </a:stretch>
-                  </pic:blipFill>
-                  <pic:spPr>
-                    <a:xfrm>
-                      <a:off x="0" y="0"/>
-                      <a:ext cx="6035040" cy="3474720"/>
-                    </a:xfrm>
-                    <a:prstGeom prst="rect"/>
-                  </pic:spPr>
-                </pic:pic>
-              </a:graphicData>
-            </a:graphic>
-          </wp:inline>
-        </w:drawing>
+        <w:t>3. Dữ liệu và DataLoader</w:t>
+      </w:r>
+    </w:p>
+    <w:p>
+      <w:r>
+        <w:t>Hàm read_data yêu cầu VGGFace2 có hai thư mục con train và val. Identity trong hai thư mục này không được trùng nhau. Các identity trong thư mục val được shuffle bằng seed=42 rồi chia thành validation và test theo validation_identity_ratio, mặc định là 0.5.</w:t>
       </w:r>
     </w:p>
     <w:tbl>
@@ -547,6 +614,7 @@
         <w:tblStyle w:val="TableGrid"/>
         <w:tblW w:type="auto" w:w="0"/>
         <w:jc w:val="center"/>
+        <w:tblLayout w:type="fixed"/>
         <w:tblLook w:firstColumn="1" w:firstRow="1" w:lastColumn="0" w:lastRow="0" w:noHBand="0" w:noVBand="1" w:val="04A0"/>
       </w:tblPr>
       <w:tblGrid>
@@ -556,15 +624,22 @@
       <w:tr>
         <w:tc>
           <w:tcPr>
-            <w:tcW w:type="dxa" w:w="2268"/>
-            <w:shd w:fill="D9EAF7"/>
+            <w:tcW w:type="dxa" w:w="2381"/>
             <w:vAlign w:val="center"/>
+            <w:shd w:fill="E8EEF5"/>
+            <w:tcMar>
+              <w:top w:w="80" w:type="dxa"/>
+              <w:start w:w="120" w:type="dxa"/>
+              <w:bottom w:w="80" w:type="dxa"/>
+              <w:end w:w="120" w:type="dxa"/>
+            </w:tcMar>
           </w:tcPr>
           <w:p>
             <w:r>
               <w:rPr>
                 <w:rFonts w:ascii="Arial" w:hAnsi="Arial"/>
                 <w:b/>
+                <w:sz w:val="19"/>
               </w:rPr>
               <w:t>Thành phần</w:t>
             </w:r>
@@ -572,17 +647,24 @@
         </w:tc>
         <w:tc>
           <w:tcPr>
-            <w:tcW w:type="dxa" w:w="6803"/>
-            <w:shd w:fill="D9EAF7"/>
+            <w:tcW w:type="dxa" w:w="6690"/>
             <w:vAlign w:val="center"/>
+            <w:shd w:fill="E8EEF5"/>
+            <w:tcMar>
+              <w:top w:w="80" w:type="dxa"/>
+              <w:start w:w="120" w:type="dxa"/>
+              <w:bottom w:w="80" w:type="dxa"/>
+              <w:end w:w="120" w:type="dxa"/>
+            </w:tcMar>
           </w:tcPr>
           <w:p>
             <w:r>
               <w:rPr>
                 <w:rFonts w:ascii="Arial" w:hAnsi="Arial"/>
                 <w:b/>
+                <w:sz w:val="19"/>
               </w:rPr>
-              <w:t>Cách hiểu trực giác</w:t>
+              <w:t>Mô tả</w:t>
             </w:r>
           </w:p>
         </w:tc>
@@ -590,31 +672,49 @@
       <w:tr>
         <w:tc>
           <w:tcPr>
-            <w:tcW w:type="dxa" w:w="2268"/>
+            <w:tcW w:type="dxa" w:w="4986"/>
             <w:vAlign w:val="center"/>
+            <w:tcMar>
+              <w:top w:w="80" w:type="dxa"/>
+              <w:start w:w="120" w:type="dxa"/>
+              <w:bottom w:w="80" w:type="dxa"/>
+              <w:end w:w="120" w:type="dxa"/>
+            </w:tcMar>
           </w:tcPr>
           <w:p>
+            <w:pPr>
+              <w:spacing w:after="0"/>
+            </w:pPr>
             <w:r>
               <w:rPr>
                 <w:rFonts w:ascii="Arial" w:hAnsi="Arial"/>
                 <w:sz w:val="19"/>
               </w:rPr>
-              <w:t>Query</w:t>
+              <w:t>FaceImageDataset</w:t>
             </w:r>
           </w:p>
         </w:tc>
         <w:tc>
           <w:tcPr>
-            <w:tcW w:type="dxa" w:w="6803"/>
+            <w:tcW w:type="dxa" w:w="4986"/>
             <w:vAlign w:val="center"/>
+            <w:tcMar>
+              <w:top w:w="80" w:type="dxa"/>
+              <w:start w:w="120" w:type="dxa"/>
+              <w:bottom w:w="80" w:type="dxa"/>
+              <w:end w:w="120" w:type="dxa"/>
+            </w:tcMar>
           </w:tcPr>
           <w:p>
+            <w:pPr>
+              <w:spacing w:after="0"/>
+            </w:pPr>
             <w:r>
               <w:rPr>
                 <w:rFonts w:ascii="Arial" w:hAnsi="Arial"/>
                 <w:sz w:val="19"/>
               </w:rPr>
-              <w:t>Token đang muốn tìm loại thông tin nào?</w:t>
+              <w:t>Đọc ảnh bằng PIL, convert RGB, áp dụng transform và trả về image/label.</w:t>
             </w:r>
           </w:p>
         </w:tc>
@@ -622,31 +722,49 @@
       <w:tr>
         <w:tc>
           <w:tcPr>
-            <w:tcW w:type="dxa" w:w="2268"/>
+            <w:tcW w:type="dxa" w:w="4986"/>
             <w:vAlign w:val="center"/>
+            <w:tcMar>
+              <w:top w:w="80" w:type="dxa"/>
+              <w:start w:w="120" w:type="dxa"/>
+              <w:bottom w:w="80" w:type="dxa"/>
+              <w:end w:w="120" w:type="dxa"/>
+            </w:tcMar>
           </w:tcPr>
           <w:p>
+            <w:pPr>
+              <w:spacing w:after="0"/>
+            </w:pPr>
             <w:r>
               <w:rPr>
                 <w:rFonts w:ascii="Arial" w:hAnsi="Arial"/>
                 <w:sz w:val="19"/>
               </w:rPr>
-              <w:t>Key</w:t>
+              <w:t>Transform train</w:t>
             </w:r>
           </w:p>
         </w:tc>
         <w:tc>
           <w:tcPr>
-            <w:tcW w:type="dxa" w:w="6803"/>
+            <w:tcW w:type="dxa" w:w="4986"/>
             <w:vAlign w:val="center"/>
+            <w:tcMar>
+              <w:top w:w="80" w:type="dxa"/>
+              <w:start w:w="120" w:type="dxa"/>
+              <w:bottom w:w="80" w:type="dxa"/>
+              <w:end w:w="120" w:type="dxa"/>
+            </w:tcMar>
           </w:tcPr>
           <w:p>
+            <w:pPr>
+              <w:spacing w:after="0"/>
+            </w:pPr>
             <w:r>
               <w:rPr>
                 <w:rFonts w:ascii="Arial" w:hAnsi="Arial"/>
                 <w:sz w:val="19"/>
               </w:rPr>
-              <w:t>Token khác có thông tin phù hợp đến mức nào?</w:t>
+              <w:t>Resize 224, RandomHorizontalFlip, RandomRotation 8 độ, ColorJitter, ToTensor, Normalize mean/std 0.5.</w:t>
             </w:r>
           </w:p>
         </w:tc>
@@ -654,31 +772,49 @@
       <w:tr>
         <w:tc>
           <w:tcPr>
-            <w:tcW w:type="dxa" w:w="2268"/>
+            <w:tcW w:type="dxa" w:w="4986"/>
             <w:vAlign w:val="center"/>
+            <w:tcMar>
+              <w:top w:w="80" w:type="dxa"/>
+              <w:start w:w="120" w:type="dxa"/>
+              <w:bottom w:w="80" w:type="dxa"/>
+              <w:end w:w="120" w:type="dxa"/>
+            </w:tcMar>
           </w:tcPr>
           <w:p>
+            <w:pPr>
+              <w:spacing w:after="0"/>
+            </w:pPr>
             <w:r>
               <w:rPr>
                 <w:rFonts w:ascii="Arial" w:hAnsi="Arial"/>
                 <w:sz w:val="19"/>
               </w:rPr>
-              <w:t>Value</w:t>
+              <w:t>Transform eval</w:t>
             </w:r>
           </w:p>
         </w:tc>
         <w:tc>
           <w:tcPr>
-            <w:tcW w:type="dxa" w:w="6803"/>
+            <w:tcW w:type="dxa" w:w="4986"/>
             <w:vAlign w:val="center"/>
+            <w:tcMar>
+              <w:top w:w="80" w:type="dxa"/>
+              <w:start w:w="120" w:type="dxa"/>
+              <w:bottom w:w="80" w:type="dxa"/>
+              <w:end w:w="120" w:type="dxa"/>
+            </w:tcMar>
           </w:tcPr>
           <w:p>
+            <w:pPr>
+              <w:spacing w:after="0"/>
+            </w:pPr>
             <w:r>
               <w:rPr>
                 <w:rFonts w:ascii="Arial" w:hAnsi="Arial"/>
                 <w:sz w:val="19"/>
               </w:rPr>
-              <w:t>Nội dung thực tế được tổng hợp theo trọng số chú ý</w:t>
+              <w:t>Resize 224, ToTensor, Normalize mean/std 0.5.</w:t>
             </w:r>
           </w:p>
         </w:tc>
@@ -686,150 +822,49 @@
       <w:tr>
         <w:tc>
           <w:tcPr>
-            <w:tcW w:type="dxa" w:w="2268"/>
+            <w:tcW w:type="dxa" w:w="4986"/>
             <w:vAlign w:val="center"/>
+            <w:tcMar>
+              <w:top w:w="80" w:type="dxa"/>
+              <w:start w:w="120" w:type="dxa"/>
+              <w:bottom w:w="80" w:type="dxa"/>
+              <w:end w:w="120" w:type="dxa"/>
+            </w:tcMar>
           </w:tcPr>
           <w:p>
+            <w:pPr>
+              <w:spacing w:after="0"/>
+            </w:pPr>
             <w:r>
               <w:rPr>
                 <w:rFonts w:ascii="Arial" w:hAnsi="Arial"/>
                 <w:sz w:val="19"/>
               </w:rPr>
-              <w:t>Multi-head</w:t>
+              <w:t>PKBatchSampler</w:t>
             </w:r>
           </w:p>
         </w:tc>
         <w:tc>
           <w:tcPr>
-            <w:tcW w:type="dxa" w:w="6803"/>
+            <w:tcW w:type="dxa" w:w="4986"/>
             <w:vAlign w:val="center"/>
+            <w:tcMar>
+              <w:top w:w="80" w:type="dxa"/>
+              <w:start w:w="120" w:type="dxa"/>
+              <w:bottom w:w="80" w:type="dxa"/>
+              <w:end w:w="120" w:type="dxa"/>
+            </w:tcMar>
           </w:tcPr>
           <w:p>
+            <w:pPr>
+              <w:spacing w:after="0"/>
+            </w:pPr>
             <w:r>
               <w:rPr>
                 <w:rFonts w:ascii="Arial" w:hAnsi="Arial"/>
                 <w:sz w:val="19"/>
               </w:rPr>
-              <w:t>Nhiều phép Attention song song; 192 chiều chia thành 3 head × 64 chiều</w:t>
-            </w:r>
-          </w:p>
-        </w:tc>
-      </w:tr>
-    </w:tbl>
-    <w:p/>
-    <w:p>
-      <w:pPr>
-        <w:pStyle w:val="Heading2"/>
-      </w:pPr>
-      <w:r>
-        <w:t>2.5. Classifier</w:t>
-      </w:r>
-    </w:p>
-    <w:p>
-      <w:r>
-        <w:t>Sau bốn Encoder Block, model lấy token ở vị trí 0 (CLS), thu được vector [B,192]. Linear(192,105) tạo 105 logits cho mỗi ảnh. CrossEntropyLoss sẽ nhận logits trực tiếp; không đặt Softmax trong forward.</w:t>
-      </w:r>
-    </w:p>
-    <w:p>
-      <w:pPr>
-        <w:spacing w:before="60" w:after="160"/>
-        <w:ind w:left="397" w:right="397"/>
-        <w:shd w:fill="F1F5F9"/>
-      </w:pPr>
-      <w:r>
-        <w:rPr>
-          <w:rFonts w:ascii="Consolas" w:hAnsi="Consolas"/>
-          <w:sz w:val="19"/>
-        </w:rPr>
-        <w:t>tokens[:,0] → class_features [B,192]</w:t>
-        <w:br/>
-        <w:t>Linear(192,105) → logits [B,105]</w:t>
-      </w:r>
-    </w:p>
-    <w:p>
-      <w:r>
-        <w:br w:type="page"/>
-      </w:r>
-    </w:p>
-    <w:p>
-      <w:pPr>
-        <w:pStyle w:val="Heading1"/>
-      </w:pPr>
-      <w:r>
-        <w:t>3. Giải thích các file, hàm và lớp</w:t>
-      </w:r>
-    </w:p>
-    <w:p>
-      <w:pPr>
-        <w:pStyle w:val="Heading2"/>
-      </w:pPr>
-      <w:r>
-        <w:t>3.1. config.py</w:t>
-      </w:r>
-    </w:p>
-    <w:p>
-      <w:r>
-        <w:t>File cấu hình dùng argparse để thay đổi tham số từ terminal mà không sửa mã nguồn.</w:t>
-      </w:r>
-    </w:p>
-    <w:tbl>
-      <w:tblPr>
-        <w:tblStyle w:val="TableGrid"/>
-        <w:tblW w:type="auto" w:w="0"/>
-        <w:jc w:val="center"/>
-        <w:tblLook w:firstColumn="1" w:firstRow="1" w:lastColumn="0" w:lastRow="0" w:noHBand="0" w:noVBand="1" w:val="04A0"/>
-      </w:tblPr>
-      <w:tblGrid>
-        <w:gridCol w:w="3324"/>
-        <w:gridCol w:w="3324"/>
-        <w:gridCol w:w="3324"/>
-      </w:tblGrid>
-      <w:tr>
-        <w:tc>
-          <w:tcPr>
-            <w:tcW w:type="dxa" w:w="2268"/>
-            <w:shd w:fill="D9EAF7"/>
-            <w:vAlign w:val="center"/>
-          </w:tcPr>
-          <w:p>
-            <w:r>
-              <w:rPr>
-                <w:rFonts w:ascii="Arial" w:hAnsi="Arial"/>
-                <w:b/>
-              </w:rPr>
-              <w:t>Tham số</w:t>
-            </w:r>
-          </w:p>
-        </w:tc>
-        <w:tc>
-          <w:tcPr>
-            <w:tcW w:type="dxa" w:w="1701"/>
-            <w:shd w:fill="D9EAF7"/>
-            <w:vAlign w:val="center"/>
-          </w:tcPr>
-          <w:p>
-            <w:r>
-              <w:rPr>
-                <w:rFonts w:ascii="Arial" w:hAnsi="Arial"/>
-                <w:b/>
-              </w:rPr>
-              <w:t>Mặc định</w:t>
-            </w:r>
-          </w:p>
-        </w:tc>
-        <w:tc>
-          <w:tcPr>
-            <w:tcW w:type="dxa" w:w="5102"/>
-            <w:shd w:fill="D9EAF7"/>
-            <w:vAlign w:val="center"/>
-          </w:tcPr>
-          <w:p>
-            <w:r>
-              <w:rPr>
-                <w:rFonts w:ascii="Arial" w:hAnsi="Arial"/>
-                <w:b/>
-              </w:rPr>
-              <w:t>Ý nghĩa</w:t>
+              <w:t>Lấy P identity và K ảnh mỗi identity để trong batch luôn có positive và negative.</w:t>
             </w:r>
           </w:p>
         </w:tc>
@@ -837,46 +872,49 @@
       <w:tr>
         <w:tc>
           <w:tcPr>
-            <w:tcW w:type="dxa" w:w="2268"/>
+            <w:tcW w:type="dxa" w:w="4986"/>
             <w:vAlign w:val="center"/>
+            <w:tcMar>
+              <w:top w:w="80" w:type="dxa"/>
+              <w:start w:w="120" w:type="dxa"/>
+              <w:bottom w:w="80" w:type="dxa"/>
+              <w:end w:w="120" w:type="dxa"/>
+            </w:tcMar>
           </w:tcPr>
           <w:p>
+            <w:pPr>
+              <w:spacing w:after="0"/>
+            </w:pPr>
             <w:r>
               <w:rPr>
                 <w:rFonts w:ascii="Arial" w:hAnsi="Arial"/>
                 <w:sz w:val="19"/>
               </w:rPr>
-              <w:t>dataset_root</w:t>
+              <w:t>Mặc định P x K</w:t>
             </w:r>
           </w:p>
         </w:tc>
         <w:tc>
           <w:tcPr>
-            <w:tcW w:type="dxa" w:w="1701"/>
+            <w:tcW w:type="dxa" w:w="4986"/>
             <w:vAlign w:val="center"/>
+            <w:tcMar>
+              <w:top w:w="80" w:type="dxa"/>
+              <w:start w:w="120" w:type="dxa"/>
+              <w:bottom w:w="80" w:type="dxa"/>
+              <w:end w:w="120" w:type="dxa"/>
+            </w:tcMar>
           </w:tcPr>
           <w:p>
+            <w:pPr>
+              <w:spacing w:after="0"/>
+            </w:pPr>
             <w:r>
               <w:rPr>
                 <w:rFonts w:ascii="Arial" w:hAnsi="Arial"/>
                 <w:sz w:val="19"/>
               </w:rPr>
-              <w:t>dataset</w:t>
-            </w:r>
-          </w:p>
-        </w:tc>
-        <w:tc>
-          <w:tcPr>
-            <w:tcW w:type="dxa" w:w="5102"/>
-            <w:vAlign w:val="center"/>
-          </w:tcPr>
-          <w:p>
-            <w:r>
-              <w:rPr>
-                <w:rFonts w:ascii="Arial" w:hAnsi="Arial"/>
-                <w:sz w:val="19"/>
-              </w:rPr>
-              <w:t>Thư mục chứa 105 thư mục danh tính</w:t>
+              <w:t>identities_per_batch=8, images_per_identity=4, batch mining thực tế là 32 ảnh.</w:t>
             </w:r>
           </w:p>
         </w:tc>
@@ -884,104 +922,19 @@
       <w:tr>
         <w:tc>
           <w:tcPr>
-            <w:tcW w:type="dxa" w:w="2268"/>
+            <w:tcW w:type="dxa" w:w="4986"/>
             <w:vAlign w:val="center"/>
+            <w:tcMar>
+              <w:top w:w="80" w:type="dxa"/>
+              <w:start w:w="120" w:type="dxa"/>
+              <w:bottom w:w="80" w:type="dxa"/>
+              <w:end w:w="120" w:type="dxa"/>
+            </w:tcMar>
           </w:tcPr>
           <w:p>
-            <w:r>
-              <w:rPr>
-                <w:rFonts w:ascii="Arial" w:hAnsi="Arial"/>
-                <w:sz w:val="19"/>
-              </w:rPr>
-              <w:t>image_size</w:t>
-            </w:r>
-          </w:p>
-        </w:tc>
-        <w:tc>
-          <w:tcPr>
-            <w:tcW w:type="dxa" w:w="1701"/>
-            <w:vAlign w:val="center"/>
-          </w:tcPr>
-          <w:p>
-            <w:r>
-              <w:rPr>
-                <w:rFonts w:ascii="Arial" w:hAnsi="Arial"/>
-                <w:sz w:val="19"/>
-              </w:rPr>
-              <w:t>112</w:t>
-            </w:r>
-          </w:p>
-        </w:tc>
-        <w:tc>
-          <w:tcPr>
-            <w:tcW w:type="dxa" w:w="5102"/>
-            <w:vAlign w:val="center"/>
-          </w:tcPr>
-          <w:p>
-            <w:r>
-              <w:rPr>
-                <w:rFonts w:ascii="Arial" w:hAnsi="Arial"/>
-                <w:sz w:val="19"/>
-              </w:rPr>
-              <w:t>Kích thước ảnh đầu vào</w:t>
-            </w:r>
-          </w:p>
-        </w:tc>
-      </w:tr>
-      <w:tr>
-        <w:tc>
-          <w:tcPr>
-            <w:tcW w:type="dxa" w:w="2268"/>
-            <w:vAlign w:val="center"/>
-          </w:tcPr>
-          <w:p>
-            <w:r>
-              <w:rPr>
-                <w:rFonts w:ascii="Arial" w:hAnsi="Arial"/>
-                <w:sz w:val="19"/>
-              </w:rPr>
-              <w:t>train/val/test ratio</w:t>
-            </w:r>
-          </w:p>
-        </w:tc>
-        <w:tc>
-          <w:tcPr>
-            <w:tcW w:type="dxa" w:w="1701"/>
-            <w:vAlign w:val="center"/>
-          </w:tcPr>
-          <w:p>
-            <w:r>
-              <w:rPr>
-                <w:rFonts w:ascii="Arial" w:hAnsi="Arial"/>
-                <w:sz w:val="19"/>
-              </w:rPr>
-              <w:t>0.70/0.15/0.15</w:t>
-            </w:r>
-          </w:p>
-        </w:tc>
-        <w:tc>
-          <w:tcPr>
-            <w:tcW w:type="dxa" w:w="5102"/>
-            <w:vAlign w:val="center"/>
-          </w:tcPr>
-          <w:p>
-            <w:r>
-              <w:rPr>
-                <w:rFonts w:ascii="Arial" w:hAnsi="Arial"/>
-                <w:sz w:val="19"/>
-              </w:rPr>
-              <w:t>Tỷ lệ chia dữ liệu</w:t>
-            </w:r>
-          </w:p>
-        </w:tc>
-      </w:tr>
-      <w:tr>
-        <w:tc>
-          <w:tcPr>
-            <w:tcW w:type="dxa" w:w="2268"/>
-            <w:vAlign w:val="center"/>
-          </w:tcPr>
-          <w:p>
+            <w:pPr>
+              <w:spacing w:after="0"/>
+            </w:pPr>
             <w:r>
               <w:rPr>
                 <w:rFonts w:ascii="Arial" w:hAnsi="Arial"/>
@@ -993,706 +946,25 @@
         </w:tc>
         <w:tc>
           <w:tcPr>
-            <w:tcW w:type="dxa" w:w="1701"/>
+            <w:tcW w:type="dxa" w:w="4986"/>
             <w:vAlign w:val="center"/>
+            <w:tcMar>
+              <w:top w:w="80" w:type="dxa"/>
+              <w:start w:w="120" w:type="dxa"/>
+              <w:bottom w:w="80" w:type="dxa"/>
+              <w:end w:w="120" w:type="dxa"/>
+            </w:tcMar>
           </w:tcPr>
           <w:p>
+            <w:pPr>
+              <w:spacing w:after="0"/>
+            </w:pPr>
             <w:r>
               <w:rPr>
                 <w:rFonts w:ascii="Arial" w:hAnsi="Arial"/>
                 <w:sz w:val="19"/>
               </w:rPr>
-              <w:t>16</w:t>
-            </w:r>
-          </w:p>
-        </w:tc>
-        <w:tc>
-          <w:tcPr>
-            <w:tcW w:type="dxa" w:w="5102"/>
-            <w:vAlign w:val="center"/>
-          </w:tcPr>
-          <w:p>
-            <w:r>
-              <w:rPr>
-                <w:rFonts w:ascii="Arial" w:hAnsi="Arial"/>
-                <w:sz w:val="19"/>
-              </w:rPr>
-              <w:t>Số ảnh trong một batch</w:t>
-            </w:r>
-          </w:p>
-        </w:tc>
-      </w:tr>
-      <w:tr>
-        <w:tc>
-          <w:tcPr>
-            <w:tcW w:type="dxa" w:w="2268"/>
-            <w:vAlign w:val="center"/>
-          </w:tcPr>
-          <w:p>
-            <w:r>
-              <w:rPr>
-                <w:rFonts w:ascii="Arial" w:hAnsi="Arial"/>
-                <w:sz w:val="19"/>
-              </w:rPr>
-              <w:t>num_workers</w:t>
-            </w:r>
-          </w:p>
-        </w:tc>
-        <w:tc>
-          <w:tcPr>
-            <w:tcW w:type="dxa" w:w="1701"/>
-            <w:vAlign w:val="center"/>
-          </w:tcPr>
-          <w:p>
-            <w:r>
-              <w:rPr>
-                <w:rFonts w:ascii="Arial" w:hAnsi="Arial"/>
-                <w:sz w:val="19"/>
-              </w:rPr>
-              <w:t>0</w:t>
-            </w:r>
-          </w:p>
-        </w:tc>
-        <w:tc>
-          <w:tcPr>
-            <w:tcW w:type="dxa" w:w="5102"/>
-            <w:vAlign w:val="center"/>
-          </w:tcPr>
-          <w:p>
-            <w:r>
-              <w:rPr>
-                <w:rFonts w:ascii="Arial" w:hAnsi="Arial"/>
-                <w:sz w:val="19"/>
-              </w:rPr>
-              <w:t>Số tiến trình đọc dữ liệu; an toàn khi bắt đầu trên Windows</w:t>
-            </w:r>
-          </w:p>
-        </w:tc>
-      </w:tr>
-      <w:tr>
-        <w:tc>
-          <w:tcPr>
-            <w:tcW w:type="dxa" w:w="2268"/>
-            <w:vAlign w:val="center"/>
-          </w:tcPr>
-          <w:p>
-            <w:r>
-              <w:rPr>
-                <w:rFonts w:ascii="Arial" w:hAnsi="Arial"/>
-                <w:sz w:val="19"/>
-              </w:rPr>
-              <w:t>lr</w:t>
-            </w:r>
-          </w:p>
-        </w:tc>
-        <w:tc>
-          <w:tcPr>
-            <w:tcW w:type="dxa" w:w="1701"/>
-            <w:vAlign w:val="center"/>
-          </w:tcPr>
-          <w:p>
-            <w:r>
-              <w:rPr>
-                <w:rFonts w:ascii="Arial" w:hAnsi="Arial"/>
-                <w:sz w:val="19"/>
-              </w:rPr>
-              <w:t>3e-4</w:t>
-            </w:r>
-          </w:p>
-        </w:tc>
-        <w:tc>
-          <w:tcPr>
-            <w:tcW w:type="dxa" w:w="5102"/>
-            <w:vAlign w:val="center"/>
-          </w:tcPr>
-          <w:p>
-            <w:r>
-              <w:rPr>
-                <w:rFonts w:ascii="Arial" w:hAnsi="Arial"/>
-                <w:sz w:val="19"/>
-              </w:rPr>
-              <w:t>Learning rate</w:t>
-            </w:r>
-          </w:p>
-        </w:tc>
-      </w:tr>
-      <w:tr>
-        <w:tc>
-          <w:tcPr>
-            <w:tcW w:type="dxa" w:w="2268"/>
-            <w:vAlign w:val="center"/>
-          </w:tcPr>
-          <w:p>
-            <w:r>
-              <w:rPr>
-                <w:rFonts w:ascii="Arial" w:hAnsi="Arial"/>
-                <w:sz w:val="19"/>
-              </w:rPr>
-              <w:t>weight_decay</w:t>
-            </w:r>
-          </w:p>
-        </w:tc>
-        <w:tc>
-          <w:tcPr>
-            <w:tcW w:type="dxa" w:w="1701"/>
-            <w:vAlign w:val="center"/>
-          </w:tcPr>
-          <w:p>
-            <w:r>
-              <w:rPr>
-                <w:rFonts w:ascii="Arial" w:hAnsi="Arial"/>
-                <w:sz w:val="19"/>
-              </w:rPr>
-              <w:t>1e-4</w:t>
-            </w:r>
-          </w:p>
-        </w:tc>
-        <w:tc>
-          <w:tcPr>
-            <w:tcW w:type="dxa" w:w="5102"/>
-            <w:vAlign w:val="center"/>
-          </w:tcPr>
-          <w:p>
-            <w:r>
-              <w:rPr>
-                <w:rFonts w:ascii="Arial" w:hAnsi="Arial"/>
-                <w:sz w:val="19"/>
-              </w:rPr>
-              <w:t>Regularization cho trọng số</w:t>
-            </w:r>
-          </w:p>
-        </w:tc>
-      </w:tr>
-      <w:tr>
-        <w:tc>
-          <w:tcPr>
-            <w:tcW w:type="dxa" w:w="2268"/>
-            <w:vAlign w:val="center"/>
-          </w:tcPr>
-          <w:p>
-            <w:r>
-              <w:rPr>
-                <w:rFonts w:ascii="Arial" w:hAnsi="Arial"/>
-                <w:sz w:val="19"/>
-              </w:rPr>
-              <w:t>epochs</w:t>
-            </w:r>
-          </w:p>
-        </w:tc>
-        <w:tc>
-          <w:tcPr>
-            <w:tcW w:type="dxa" w:w="1701"/>
-            <w:vAlign w:val="center"/>
-          </w:tcPr>
-          <w:p>
-            <w:r>
-              <w:rPr>
-                <w:rFonts w:ascii="Arial" w:hAnsi="Arial"/>
-                <w:sz w:val="19"/>
-              </w:rPr>
-              <w:t>50</w:t>
-            </w:r>
-          </w:p>
-        </w:tc>
-        <w:tc>
-          <w:tcPr>
-            <w:tcW w:type="dxa" w:w="5102"/>
-            <w:vAlign w:val="center"/>
-          </w:tcPr>
-          <w:p>
-            <w:r>
-              <w:rPr>
-                <w:rFonts w:ascii="Arial" w:hAnsi="Arial"/>
-                <w:sz w:val="19"/>
-              </w:rPr>
-              <w:t>Số epoch tối đa</w:t>
-            </w:r>
-          </w:p>
-        </w:tc>
-      </w:tr>
-      <w:tr>
-        <w:tc>
-          <w:tcPr>
-            <w:tcW w:type="dxa" w:w="2268"/>
-            <w:vAlign w:val="center"/>
-          </w:tcPr>
-          <w:p>
-            <w:r>
-              <w:rPr>
-                <w:rFonts w:ascii="Arial" w:hAnsi="Arial"/>
-                <w:sz w:val="19"/>
-              </w:rPr>
-              <w:t>early_stop</w:t>
-            </w:r>
-          </w:p>
-        </w:tc>
-        <w:tc>
-          <w:tcPr>
-            <w:tcW w:type="dxa" w:w="1701"/>
-            <w:vAlign w:val="center"/>
-          </w:tcPr>
-          <w:p>
-            <w:r>
-              <w:rPr>
-                <w:rFonts w:ascii="Arial" w:hAnsi="Arial"/>
-                <w:sz w:val="19"/>
-              </w:rPr>
-              <w:t>7</w:t>
-            </w:r>
-          </w:p>
-        </w:tc>
-        <w:tc>
-          <w:tcPr>
-            <w:tcW w:type="dxa" w:w="5102"/>
-            <w:vAlign w:val="center"/>
-          </w:tcPr>
-          <w:p>
-            <w:r>
-              <w:rPr>
-                <w:rFonts w:ascii="Arial" w:hAnsi="Arial"/>
-                <w:sz w:val="19"/>
-              </w:rPr>
-              <w:t>Patience cho Early Stopping</w:t>
-            </w:r>
-          </w:p>
-        </w:tc>
-      </w:tr>
-      <w:tr>
-        <w:tc>
-          <w:tcPr>
-            <w:tcW w:type="dxa" w:w="2268"/>
-            <w:vAlign w:val="center"/>
-          </w:tcPr>
-          <w:p>
-            <w:r>
-              <w:rPr>
-                <w:rFonts w:ascii="Arial" w:hAnsi="Arial"/>
-                <w:sz w:val="19"/>
-              </w:rPr>
-              <w:t>seed</w:t>
-            </w:r>
-          </w:p>
-        </w:tc>
-        <w:tc>
-          <w:tcPr>
-            <w:tcW w:type="dxa" w:w="1701"/>
-            <w:vAlign w:val="center"/>
-          </w:tcPr>
-          <w:p>
-            <w:r>
-              <w:rPr>
-                <w:rFonts w:ascii="Arial" w:hAnsi="Arial"/>
-                <w:sz w:val="19"/>
-              </w:rPr>
-              <w:t>42</w:t>
-            </w:r>
-          </w:p>
-        </w:tc>
-        <w:tc>
-          <w:tcPr>
-            <w:tcW w:type="dxa" w:w="5102"/>
-            <w:vAlign w:val="center"/>
-          </w:tcPr>
-          <w:p>
-            <w:r>
-              <w:rPr>
-                <w:rFonts w:ascii="Arial" w:hAnsi="Arial"/>
-                <w:sz w:val="19"/>
-              </w:rPr>
-              <w:t>Tái hiện cách chia và ngẫu nhiên</w:t>
-            </w:r>
-          </w:p>
-        </w:tc>
-      </w:tr>
-      <w:tr>
-        <w:tc>
-          <w:tcPr>
-            <w:tcW w:type="dxa" w:w="2268"/>
-            <w:vAlign w:val="center"/>
-          </w:tcPr>
-          <w:p>
-            <w:r>
-              <w:rPr>
-                <w:rFonts w:ascii="Arial" w:hAnsi="Arial"/>
-                <w:sz w:val="19"/>
-              </w:rPr>
-              <w:t>patch_size</w:t>
-            </w:r>
-          </w:p>
-        </w:tc>
-        <w:tc>
-          <w:tcPr>
-            <w:tcW w:type="dxa" w:w="1701"/>
-            <w:vAlign w:val="center"/>
-          </w:tcPr>
-          <w:p>
-            <w:r>
-              <w:rPr>
-                <w:rFonts w:ascii="Arial" w:hAnsi="Arial"/>
-                <w:sz w:val="19"/>
-              </w:rPr>
-              <w:t>16</w:t>
-            </w:r>
-          </w:p>
-        </w:tc>
-        <w:tc>
-          <w:tcPr>
-            <w:tcW w:type="dxa" w:w="5102"/>
-            <w:vAlign w:val="center"/>
-          </w:tcPr>
-          <w:p>
-            <w:r>
-              <w:rPr>
-                <w:rFonts w:ascii="Arial" w:hAnsi="Arial"/>
-                <w:sz w:val="19"/>
-              </w:rPr>
-              <w:t>Kích thước mỗi patch</w:t>
-            </w:r>
-          </w:p>
-        </w:tc>
-      </w:tr>
-      <w:tr>
-        <w:tc>
-          <w:tcPr>
-            <w:tcW w:type="dxa" w:w="2268"/>
-            <w:vAlign w:val="center"/>
-          </w:tcPr>
-          <w:p>
-            <w:r>
-              <w:rPr>
-                <w:rFonts w:ascii="Arial" w:hAnsi="Arial"/>
-                <w:sz w:val="19"/>
-              </w:rPr>
-              <w:t>embed_dim</w:t>
-            </w:r>
-          </w:p>
-        </w:tc>
-        <w:tc>
-          <w:tcPr>
-            <w:tcW w:type="dxa" w:w="1701"/>
-            <w:vAlign w:val="center"/>
-          </w:tcPr>
-          <w:p>
-            <w:r>
-              <w:rPr>
-                <w:rFonts w:ascii="Arial" w:hAnsi="Arial"/>
-                <w:sz w:val="19"/>
-              </w:rPr>
-              <w:t>192</w:t>
-            </w:r>
-          </w:p>
-        </w:tc>
-        <w:tc>
-          <w:tcPr>
-            <w:tcW w:type="dxa" w:w="5102"/>
-            <w:vAlign w:val="center"/>
-          </w:tcPr>
-          <w:p>
-            <w:r>
-              <w:rPr>
-                <w:rFonts w:ascii="Arial" w:hAnsi="Arial"/>
-                <w:sz w:val="19"/>
-              </w:rPr>
-              <w:t>Số đặc trưng mỗi token</w:t>
-            </w:r>
-          </w:p>
-        </w:tc>
-      </w:tr>
-      <w:tr>
-        <w:tc>
-          <w:tcPr>
-            <w:tcW w:type="dxa" w:w="2268"/>
-            <w:vAlign w:val="center"/>
-          </w:tcPr>
-          <w:p>
-            <w:r>
-              <w:rPr>
-                <w:rFonts w:ascii="Arial" w:hAnsi="Arial"/>
-                <w:sz w:val="19"/>
-              </w:rPr>
-              <w:t>depth</w:t>
-            </w:r>
-          </w:p>
-        </w:tc>
-        <w:tc>
-          <w:tcPr>
-            <w:tcW w:type="dxa" w:w="1701"/>
-            <w:vAlign w:val="center"/>
-          </w:tcPr>
-          <w:p>
-            <w:r>
-              <w:rPr>
-                <w:rFonts w:ascii="Arial" w:hAnsi="Arial"/>
-                <w:sz w:val="19"/>
-              </w:rPr>
-              <w:t>4</w:t>
-            </w:r>
-          </w:p>
-        </w:tc>
-        <w:tc>
-          <w:tcPr>
-            <w:tcW w:type="dxa" w:w="5102"/>
-            <w:vAlign w:val="center"/>
-          </w:tcPr>
-          <w:p>
-            <w:r>
-              <w:rPr>
-                <w:rFonts w:ascii="Arial" w:hAnsi="Arial"/>
-                <w:sz w:val="19"/>
-              </w:rPr>
-              <w:t>Số Encoder Block</w:t>
-            </w:r>
-          </w:p>
-        </w:tc>
-      </w:tr>
-      <w:tr>
-        <w:tc>
-          <w:tcPr>
-            <w:tcW w:type="dxa" w:w="2268"/>
-            <w:vAlign w:val="center"/>
-          </w:tcPr>
-          <w:p>
-            <w:r>
-              <w:rPr>
-                <w:rFonts w:ascii="Arial" w:hAnsi="Arial"/>
-                <w:sz w:val="19"/>
-              </w:rPr>
-              <w:t>num_heads</w:t>
-            </w:r>
-          </w:p>
-        </w:tc>
-        <w:tc>
-          <w:tcPr>
-            <w:tcW w:type="dxa" w:w="1701"/>
-            <w:vAlign w:val="center"/>
-          </w:tcPr>
-          <w:p>
-            <w:r>
-              <w:rPr>
-                <w:rFonts w:ascii="Arial" w:hAnsi="Arial"/>
-                <w:sz w:val="19"/>
-              </w:rPr>
-              <w:t>3</w:t>
-            </w:r>
-          </w:p>
-        </w:tc>
-        <w:tc>
-          <w:tcPr>
-            <w:tcW w:type="dxa" w:w="5102"/>
-            <w:vAlign w:val="center"/>
-          </w:tcPr>
-          <w:p>
-            <w:r>
-              <w:rPr>
-                <w:rFonts w:ascii="Arial" w:hAnsi="Arial"/>
-                <w:sz w:val="19"/>
-              </w:rPr>
-              <w:t>Số Attention head</w:t>
-            </w:r>
-          </w:p>
-        </w:tc>
-      </w:tr>
-      <w:tr>
-        <w:tc>
-          <w:tcPr>
-            <w:tcW w:type="dxa" w:w="2268"/>
-            <w:vAlign w:val="center"/>
-          </w:tcPr>
-          <w:p>
-            <w:r>
-              <w:rPr>
-                <w:rFonts w:ascii="Arial" w:hAnsi="Arial"/>
-                <w:sz w:val="19"/>
-              </w:rPr>
-              <w:t>mlp_ratio</w:t>
-            </w:r>
-          </w:p>
-        </w:tc>
-        <w:tc>
-          <w:tcPr>
-            <w:tcW w:type="dxa" w:w="1701"/>
-            <w:vAlign w:val="center"/>
-          </w:tcPr>
-          <w:p>
-            <w:r>
-              <w:rPr>
-                <w:rFonts w:ascii="Arial" w:hAnsi="Arial"/>
-                <w:sz w:val="19"/>
-              </w:rPr>
-              <w:t>2.0</w:t>
-            </w:r>
-          </w:p>
-        </w:tc>
-        <w:tc>
-          <w:tcPr>
-            <w:tcW w:type="dxa" w:w="5102"/>
-            <w:vAlign w:val="center"/>
-          </w:tcPr>
-          <w:p>
-            <w:r>
-              <w:rPr>
-                <w:rFonts w:ascii="Arial" w:hAnsi="Arial"/>
-                <w:sz w:val="19"/>
-              </w:rPr>
-              <w:t>FeedForward 192→384→192</w:t>
-            </w:r>
-          </w:p>
-        </w:tc>
-      </w:tr>
-      <w:tr>
-        <w:tc>
-          <w:tcPr>
-            <w:tcW w:type="dxa" w:w="2268"/>
-            <w:vAlign w:val="center"/>
-          </w:tcPr>
-          <w:p>
-            <w:r>
-              <w:rPr>
-                <w:rFonts w:ascii="Arial" w:hAnsi="Arial"/>
-                <w:sz w:val="19"/>
-              </w:rPr>
-              <w:t>dropout</w:t>
-            </w:r>
-          </w:p>
-        </w:tc>
-        <w:tc>
-          <w:tcPr>
-            <w:tcW w:type="dxa" w:w="1701"/>
-            <w:vAlign w:val="center"/>
-          </w:tcPr>
-          <w:p>
-            <w:r>
-              <w:rPr>
-                <w:rFonts w:ascii="Arial" w:hAnsi="Arial"/>
-                <w:sz w:val="19"/>
-              </w:rPr>
-              <w:t>0.1</w:t>
-            </w:r>
-          </w:p>
-        </w:tc>
-        <w:tc>
-          <w:tcPr>
-            <w:tcW w:type="dxa" w:w="5102"/>
-            <w:vAlign w:val="center"/>
-          </w:tcPr>
-          <w:p>
-            <w:r>
-              <w:rPr>
-                <w:rFonts w:ascii="Arial" w:hAnsi="Arial"/>
-                <w:sz w:val="19"/>
-              </w:rPr>
-              <w:t>Tỷ lệ Dropout</w:t>
-            </w:r>
-          </w:p>
-        </w:tc>
-      </w:tr>
-    </w:tbl>
-    <w:p/>
-    <w:tbl>
-      <w:tblPr>
-        <w:tblStyle w:val="TableGrid"/>
-        <w:tblW w:type="auto" w:w="0"/>
-        <w:jc w:val="center"/>
-        <w:tblLook w:firstColumn="1" w:firstRow="1" w:lastColumn="0" w:lastRow="0" w:noHBand="0" w:noVBand="1" w:val="04A0"/>
-      </w:tblPr>
-      <w:tblGrid>
-        <w:gridCol w:w="4986"/>
-        <w:gridCol w:w="4986"/>
-      </w:tblGrid>
-      <w:tr>
-        <w:tc>
-          <w:tcPr>
-            <w:tcW w:type="dxa" w:w="2835"/>
-            <w:shd w:fill="D9EAF7"/>
-            <w:vAlign w:val="center"/>
-          </w:tcPr>
-          <w:p>
-            <w:r>
-              <w:rPr>
-                <w:rFonts w:ascii="Arial" w:hAnsi="Arial"/>
-                <w:b/>
-              </w:rPr>
-              <w:t>Hàm/đoạn</w:t>
-            </w:r>
-          </w:p>
-        </w:tc>
-        <w:tc>
-          <w:tcPr>
-            <w:tcW w:type="dxa" w:w="6236"/>
-            <w:shd w:fill="D9EAF7"/>
-            <w:vAlign w:val="center"/>
-          </w:tcPr>
-          <w:p>
-            <w:r>
-              <w:rPr>
-                <w:rFonts w:ascii="Arial" w:hAnsi="Arial"/>
-                <w:b/>
-              </w:rPr>
-              <w:t>Vai trò</w:t>
-            </w:r>
-          </w:p>
-        </w:tc>
-      </w:tr>
-      <w:tr>
-        <w:tc>
-          <w:tcPr>
-            <w:tcW w:type="dxa" w:w="2835"/>
-            <w:vAlign w:val="center"/>
-          </w:tcPr>
-          <w:p>
-            <w:r>
-              <w:rPr>
-                <w:rFonts w:ascii="Arial" w:hAnsi="Arial"/>
-                <w:sz w:val="19"/>
-              </w:rPr>
-              <w:t>get_parser()</w:t>
-            </w:r>
-          </w:p>
-        </w:tc>
-        <w:tc>
-          <w:tcPr>
-            <w:tcW w:type="dxa" w:w="6236"/>
-            <w:vAlign w:val="center"/>
-          </w:tcPr>
-          <w:p>
-            <w:r>
-              <w:rPr>
-                <w:rFonts w:ascii="Arial" w:hAnsi="Arial"/>
-                <w:sz w:val="19"/>
-              </w:rPr>
-              <w:t>Tạo ArgumentParser, đăng ký tham số, parse terminal, kiểm tra tỷ lệ và khả năng chia patch, rồi trả cfg.</w:t>
-            </w:r>
-          </w:p>
-        </w:tc>
-      </w:tr>
-      <w:tr>
-        <w:tc>
-          <w:tcPr>
-            <w:tcW w:type="dxa" w:w="2835"/>
-            <w:vAlign w:val="center"/>
-          </w:tcPr>
-          <w:p>
-            <w:r>
-              <w:rPr>
-                <w:rFonts w:ascii="Arial" w:hAnsi="Arial"/>
-                <w:sz w:val="19"/>
-              </w:rPr>
-              <w:t>if __name__ == '__main__'</w:t>
-            </w:r>
-          </w:p>
-        </w:tc>
-        <w:tc>
-          <w:tcPr>
-            <w:tcW w:type="dxa" w:w="6236"/>
-            <w:vAlign w:val="center"/>
-          </w:tcPr>
-          <w:p>
-            <w:r>
-              <w:rPr>
-                <w:rFonts w:ascii="Arial" w:hAnsi="Arial"/>
-                <w:sz w:val="19"/>
-              </w:rPr>
-              <w:t>Cho phép chạy trực tiếp config.py để in cấu hình mà không tự chạy khi import.</w:t>
+              <w:t>Mặc định 8, dùng cho val_images/test_images khi trích xuất embedding tuần tự.</w:t>
             </w:r>
           </w:p>
         </w:tc>
@@ -1701,1030 +973,10 @@
     <w:p/>
     <w:p>
       <w:pPr>
-        <w:pStyle w:val="Heading2"/>
-      </w:pPr>
-      <w:r>
-        <w:t>3.2. data.py</w:t>
-      </w:r>
-    </w:p>
-    <w:tbl>
-      <w:tblPr>
-        <w:tblStyle w:val="TableGrid"/>
-        <w:tblW w:type="auto" w:w="0"/>
-        <w:jc w:val="center"/>
-        <w:tblLook w:firstColumn="1" w:firstRow="1" w:lastColumn="0" w:lastRow="0" w:noHBand="0" w:noVBand="1" w:val="04A0"/>
-      </w:tblPr>
-      <w:tblGrid>
-        <w:gridCol w:w="3324"/>
-        <w:gridCol w:w="3324"/>
-        <w:gridCol w:w="3324"/>
-      </w:tblGrid>
-      <w:tr>
-        <w:tc>
-          <w:tcPr>
-            <w:tcW w:type="dxa" w:w="2551"/>
-            <w:shd w:fill="D9EAF7"/>
-            <w:vAlign w:val="center"/>
-          </w:tcPr>
-          <w:p>
-            <w:r>
-              <w:rPr>
-                <w:rFonts w:ascii="Arial" w:hAnsi="Arial"/>
-                <w:b/>
-              </w:rPr>
-              <w:t>Hàm/lớp</w:t>
-            </w:r>
-          </w:p>
-        </w:tc>
-        <w:tc>
-          <w:tcPr>
-            <w:tcW w:type="dxa" w:w="2381"/>
-            <w:shd w:fill="D9EAF7"/>
-            <w:vAlign w:val="center"/>
-          </w:tcPr>
-          <w:p>
-            <w:r>
-              <w:rPr>
-                <w:rFonts w:ascii="Arial" w:hAnsi="Arial"/>
-                <w:b/>
-              </w:rPr>
-              <w:t>Đầu vào</w:t>
-            </w:r>
-          </w:p>
-        </w:tc>
-        <w:tc>
-          <w:tcPr>
-            <w:tcW w:type="dxa" w:w="4139"/>
-            <w:shd w:fill="D9EAF7"/>
-            <w:vAlign w:val="center"/>
-          </w:tcPr>
-          <w:p>
-            <w:r>
-              <w:rPr>
-                <w:rFonts w:ascii="Arial" w:hAnsi="Arial"/>
-                <w:b/>
-              </w:rPr>
-              <w:t>Đầu ra và vai trò</w:t>
-            </w:r>
-          </w:p>
-        </w:tc>
-      </w:tr>
-      <w:tr>
-        <w:tc>
-          <w:tcPr>
-            <w:tcW w:type="dxa" w:w="2551"/>
-            <w:vAlign w:val="center"/>
-          </w:tcPr>
-          <w:p>
-            <w:r>
-              <w:rPr>
-                <w:rFonts w:ascii="Arial" w:hAnsi="Arial"/>
-                <w:sz w:val="19"/>
-              </w:rPr>
-              <w:t>read_data</w:t>
-            </w:r>
-          </w:p>
-        </w:tc>
-        <w:tc>
-          <w:tcPr>
-            <w:tcW w:type="dxa" w:w="2381"/>
-            <w:vAlign w:val="center"/>
-          </w:tcPr>
-          <w:p>
-            <w:r>
-              <w:rPr>
-                <w:rFonts w:ascii="Arial" w:hAnsi="Arial"/>
-                <w:sz w:val="19"/>
-              </w:rPr>
-              <w:t>root_path, tỷ lệ, seed</w:t>
-            </w:r>
-          </w:p>
-        </w:tc>
-        <w:tc>
-          <w:tcPr>
-            <w:tcW w:type="dxa" w:w="4139"/>
-            <w:vAlign w:val="center"/>
-          </w:tcPr>
-          <w:p>
-            <w:r>
-              <w:rPr>
-                <w:rFonts w:ascii="Arial" w:hAnsi="Arial"/>
-                <w:sz w:val="19"/>
-              </w:rPr>
-              <w:t>Tìm thư mục người, gán label 0–104, lọc ảnh, shuffle và chia X/y cho train-val-test.</w:t>
-            </w:r>
-          </w:p>
-        </w:tc>
-      </w:tr>
-      <w:tr>
-        <w:tc>
-          <w:tcPr>
-            <w:tcW w:type="dxa" w:w="2551"/>
-            <w:vAlign w:val="center"/>
-          </w:tcPr>
-          <w:p>
-            <w:r>
-              <w:rPr>
-                <w:rFonts w:ascii="Arial" w:hAnsi="Arial"/>
-                <w:sz w:val="19"/>
-              </w:rPr>
-              <w:t>ImageDataset.__init__</w:t>
-            </w:r>
-          </w:p>
-        </w:tc>
-        <w:tc>
-          <w:tcPr>
-            <w:tcW w:type="dxa" w:w="2381"/>
-            <w:vAlign w:val="center"/>
-          </w:tcPr>
-          <w:p>
-            <w:r>
-              <w:rPr>
-                <w:rFonts w:ascii="Arial" w:hAnsi="Arial"/>
-                <w:sz w:val="19"/>
-              </w:rPr>
-              <w:t>image_paths, labels, transform</w:t>
-            </w:r>
-          </w:p>
-        </w:tc>
-        <w:tc>
-          <w:tcPr>
-            <w:tcW w:type="dxa" w:w="4139"/>
-            <w:vAlign w:val="center"/>
-          </w:tcPr>
-          <w:p>
-            <w:r>
-              <w:rPr>
-                <w:rFonts w:ascii="Arial" w:hAnsi="Arial"/>
-                <w:sz w:val="19"/>
-              </w:rPr>
-              <w:t>Lưu đường dẫn, nhãn và pipeline xử lý ảnh.</w:t>
-            </w:r>
-          </w:p>
-        </w:tc>
-      </w:tr>
-      <w:tr>
-        <w:tc>
-          <w:tcPr>
-            <w:tcW w:type="dxa" w:w="2551"/>
-            <w:vAlign w:val="center"/>
-          </w:tcPr>
-          <w:p>
-            <w:r>
-              <w:rPr>
-                <w:rFonts w:ascii="Arial" w:hAnsi="Arial"/>
-                <w:sz w:val="19"/>
-              </w:rPr>
-              <w:t>ImageDataset.__len__</w:t>
-            </w:r>
-          </w:p>
-        </w:tc>
-        <w:tc>
-          <w:tcPr>
-            <w:tcW w:type="dxa" w:w="2381"/>
-            <w:vAlign w:val="center"/>
-          </w:tcPr>
-          <w:p>
-            <w:r>
-              <w:rPr>
-                <w:rFonts w:ascii="Arial" w:hAnsi="Arial"/>
-                <w:sz w:val="19"/>
-              </w:rPr>
-              <w:t>self</w:t>
-            </w:r>
-          </w:p>
-        </w:tc>
-        <w:tc>
-          <w:tcPr>
-            <w:tcW w:type="dxa" w:w="4139"/>
-            <w:vAlign w:val="center"/>
-          </w:tcPr>
-          <w:p>
-            <w:r>
-              <w:rPr>
-                <w:rFonts w:ascii="Arial" w:hAnsi="Arial"/>
-                <w:sz w:val="19"/>
-              </w:rPr>
-              <w:t>Trả số mẫu để DataLoader biết độ dài dataset.</w:t>
-            </w:r>
-          </w:p>
-        </w:tc>
-      </w:tr>
-      <w:tr>
-        <w:tc>
-          <w:tcPr>
-            <w:tcW w:type="dxa" w:w="2551"/>
-            <w:vAlign w:val="center"/>
-          </w:tcPr>
-          <w:p>
-            <w:r>
-              <w:rPr>
-                <w:rFonts w:ascii="Arial" w:hAnsi="Arial"/>
-                <w:sz w:val="19"/>
-              </w:rPr>
-              <w:t>ImageDataset.__getitem__</w:t>
-            </w:r>
-          </w:p>
-        </w:tc>
-        <w:tc>
-          <w:tcPr>
-            <w:tcW w:type="dxa" w:w="2381"/>
-            <w:vAlign w:val="center"/>
-          </w:tcPr>
-          <w:p>
-            <w:r>
-              <w:rPr>
-                <w:rFonts w:ascii="Arial" w:hAnsi="Arial"/>
-                <w:sz w:val="19"/>
-              </w:rPr>
-              <w:t>index</w:t>
-            </w:r>
-          </w:p>
-        </w:tc>
-        <w:tc>
-          <w:tcPr>
-            <w:tcW w:type="dxa" w:w="4139"/>
-            <w:vAlign w:val="center"/>
-          </w:tcPr>
-          <w:p>
-            <w:r>
-              <w:rPr>
-                <w:rFonts w:ascii="Arial" w:hAnsi="Arial"/>
-                <w:sz w:val="19"/>
-              </w:rPr>
-              <w:t>Mở ảnh, convert RGB, transform, trả tensor ảnh và label.</w:t>
-            </w:r>
-          </w:p>
-        </w:tc>
-      </w:tr>
-      <w:tr>
-        <w:tc>
-          <w:tcPr>
-            <w:tcW w:type="dxa" w:w="2551"/>
-            <w:vAlign w:val="center"/>
-          </w:tcPr>
-          <w:p>
-            <w:r>
-              <w:rPr>
-                <w:rFonts w:ascii="Arial" w:hAnsi="Arial"/>
-                <w:sz w:val="19"/>
-              </w:rPr>
-              <w:t>get_transforms</w:t>
-            </w:r>
-          </w:p>
-        </w:tc>
-        <w:tc>
-          <w:tcPr>
-            <w:tcW w:type="dxa" w:w="2381"/>
-            <w:vAlign w:val="center"/>
-          </w:tcPr>
-          <w:p>
-            <w:r>
-              <w:rPr>
-                <w:rFonts w:ascii="Arial" w:hAnsi="Arial"/>
-                <w:sz w:val="19"/>
-              </w:rPr>
-              <w:t>image_size</w:t>
-            </w:r>
-          </w:p>
-        </w:tc>
-        <w:tc>
-          <w:tcPr>
-            <w:tcW w:type="dxa" w:w="4139"/>
-            <w:vAlign w:val="center"/>
-          </w:tcPr>
-          <w:p>
-            <w:r>
-              <w:rPr>
-                <w:rFonts w:ascii="Arial" w:hAnsi="Arial"/>
-                <w:sz w:val="19"/>
-              </w:rPr>
-              <w:t>Tạo train_transform có augmentation và eval_transform ổn định.</w:t>
-            </w:r>
-          </w:p>
-        </w:tc>
-      </w:tr>
-      <w:tr>
-        <w:tc>
-          <w:tcPr>
-            <w:tcW w:type="dxa" w:w="2551"/>
-            <w:vAlign w:val="center"/>
-          </w:tcPr>
-          <w:p>
-            <w:r>
-              <w:rPr>
-                <w:rFonts w:ascii="Arial" w:hAnsi="Arial"/>
-                <w:sz w:val="19"/>
-              </w:rPr>
-              <w:t>build_dataloaders</w:t>
-            </w:r>
-          </w:p>
-        </w:tc>
-        <w:tc>
-          <w:tcPr>
-            <w:tcW w:type="dxa" w:w="2381"/>
-            <w:vAlign w:val="center"/>
-          </w:tcPr>
-          <w:p>
-            <w:r>
-              <w:rPr>
-                <w:rFonts w:ascii="Arial" w:hAnsi="Arial"/>
-                <w:sz w:val="19"/>
-              </w:rPr>
-              <w:t>cfg</w:t>
-            </w:r>
-          </w:p>
-        </w:tc>
-        <w:tc>
-          <w:tcPr>
-            <w:tcW w:type="dxa" w:w="4139"/>
-            <w:vAlign w:val="center"/>
-          </w:tcPr>
-          <w:p>
-            <w:r>
-              <w:rPr>
-                <w:rFonts w:ascii="Arial" w:hAnsi="Arial"/>
-                <w:sz w:val="19"/>
-              </w:rPr>
-              <w:t>Tạo ba Dataset, ba DataLoader và trả class_names.</w:t>
-            </w:r>
-          </w:p>
-        </w:tc>
-      </w:tr>
-    </w:tbl>
-    <w:p/>
-    <w:p>
-      <w:r>
-        <w:t>Train transform:</w:t>
-      </w:r>
-    </w:p>
-    <w:p>
-      <w:pPr>
-        <w:spacing w:before="60" w:after="160"/>
-        <w:ind w:left="397" w:right="397"/>
-        <w:shd w:fill="F1F5F9"/>
-      </w:pPr>
-      <w:r>
-        <w:rPr>
-          <w:rFonts w:ascii="Consolas" w:hAnsi="Consolas"/>
-          <w:sz w:val="19"/>
-        </w:rPr>
-        <w:t>Resize → RandomHorizontalFlip → RandomRotation → ColorJitter → ToTensor → Normalize</w:t>
-      </w:r>
-    </w:p>
-    <w:p>
-      <w:r>
-        <w:t>Validation/Test/App transform:</w:t>
-      </w:r>
-    </w:p>
-    <w:p>
-      <w:pPr>
-        <w:spacing w:before="60" w:after="160"/>
-        <w:ind w:left="397" w:right="397"/>
-        <w:shd w:fill="F1F5F9"/>
-      </w:pPr>
-      <w:r>
-        <w:rPr>
-          <w:rFonts w:ascii="Consolas" w:hAnsi="Consolas"/>
-          <w:sz w:val="19"/>
-        </w:rPr>
-        <w:t>Resize → ToTensor → Normalize</w:t>
-      </w:r>
-    </w:p>
-    <w:p>
-      <w:r>
-        <w:t>Với mean=std=0.5, pixel sau ToTensor từ [0,1] được đưa về gần [-1,1]. Web/Mobile phải dùng cùng preprocessing với lúc train.</w:t>
-      </w:r>
-    </w:p>
-    <w:p>
-      <w:pPr>
-        <w:pStyle w:val="Heading2"/>
-      </w:pPr>
-      <w:r>
-        <w:t>3.3. model.py</w:t>
-      </w:r>
-    </w:p>
-    <w:tbl>
-      <w:tblPr>
-        <w:tblStyle w:val="TableGrid"/>
-        <w:tblW w:type="auto" w:w="0"/>
-        <w:jc w:val="center"/>
-        <w:tblLook w:firstColumn="1" w:firstRow="1" w:lastColumn="0" w:lastRow="0" w:noHBand="0" w:noVBand="1" w:val="04A0"/>
-      </w:tblPr>
-      <w:tblGrid>
-        <w:gridCol w:w="3324"/>
-        <w:gridCol w:w="3324"/>
-        <w:gridCol w:w="3324"/>
-      </w:tblGrid>
-      <w:tr>
-        <w:tc>
-          <w:tcPr>
-            <w:tcW w:type="dxa" w:w="2551"/>
-            <w:shd w:fill="D9EAF7"/>
-            <w:vAlign w:val="center"/>
-          </w:tcPr>
-          <w:p>
-            <w:r>
-              <w:rPr>
-                <w:rFonts w:ascii="Arial" w:hAnsi="Arial"/>
-                <w:b/>
-              </w:rPr>
-              <w:t>Lớp/hàm</w:t>
-            </w:r>
-          </w:p>
-        </w:tc>
-        <w:tc>
-          <w:tcPr>
-            <w:tcW w:type="dxa" w:w="4252"/>
-            <w:shd w:fill="D9EAF7"/>
-            <w:vAlign w:val="center"/>
-          </w:tcPr>
-          <w:p>
-            <w:r>
-              <w:rPr>
-                <w:rFonts w:ascii="Arial" w:hAnsi="Arial"/>
-                <w:b/>
-              </w:rPr>
-              <w:t>Vai trò</w:t>
-            </w:r>
-          </w:p>
-        </w:tc>
-        <w:tc>
-          <w:tcPr>
-            <w:tcW w:type="dxa" w:w="2551"/>
-            <w:shd w:fill="D9EAF7"/>
-            <w:vAlign w:val="center"/>
-          </w:tcPr>
-          <w:p>
-            <w:r>
-              <w:rPr>
-                <w:rFonts w:ascii="Arial" w:hAnsi="Arial"/>
-                <w:b/>
-              </w:rPr>
-              <w:t>Shape chính</w:t>
-            </w:r>
-          </w:p>
-        </w:tc>
-      </w:tr>
-      <w:tr>
-        <w:tc>
-          <w:tcPr>
-            <w:tcW w:type="dxa" w:w="2551"/>
-            <w:vAlign w:val="center"/>
-          </w:tcPr>
-          <w:p>
-            <w:r>
-              <w:rPr>
-                <w:rFonts w:ascii="Arial" w:hAnsi="Arial"/>
-                <w:sz w:val="19"/>
-              </w:rPr>
-              <w:t>PatchEmbedding</w:t>
-            </w:r>
-          </w:p>
-        </w:tc>
-        <w:tc>
-          <w:tcPr>
-            <w:tcW w:type="dxa" w:w="4252"/>
-            <w:vAlign w:val="center"/>
-          </w:tcPr>
-          <w:p>
-            <w:r>
-              <w:rPr>
-                <w:rFonts w:ascii="Arial" w:hAnsi="Arial"/>
-                <w:sz w:val="19"/>
-              </w:rPr>
-              <w:t>Conv2d chia patch và tạo embedding.</w:t>
-            </w:r>
-          </w:p>
-        </w:tc>
-        <w:tc>
-          <w:tcPr>
-            <w:tcW w:type="dxa" w:w="2551"/>
-            <w:vAlign w:val="center"/>
-          </w:tcPr>
-          <w:p>
-            <w:r>
-              <w:rPr>
-                <w:rFonts w:ascii="Arial" w:hAnsi="Arial"/>
-                <w:sz w:val="19"/>
-              </w:rPr>
-              <w:t>[B,3,112,112] → [B,49,192]</w:t>
-            </w:r>
-          </w:p>
-        </w:tc>
-      </w:tr>
-      <w:tr>
-        <w:tc>
-          <w:tcPr>
-            <w:tcW w:type="dxa" w:w="2551"/>
-            <w:vAlign w:val="center"/>
-          </w:tcPr>
-          <w:p>
-            <w:r>
-              <w:rPr>
-                <w:rFonts w:ascii="Arial" w:hAnsi="Arial"/>
-                <w:sz w:val="19"/>
-              </w:rPr>
-              <w:t>FeedForward</w:t>
-            </w:r>
-          </w:p>
-        </w:tc>
-        <w:tc>
-          <w:tcPr>
-            <w:tcW w:type="dxa" w:w="4252"/>
-            <w:vAlign w:val="center"/>
-          </w:tcPr>
-          <w:p>
-            <w:r>
-              <w:rPr>
-                <w:rFonts w:ascii="Arial" w:hAnsi="Arial"/>
-                <w:sz w:val="19"/>
-              </w:rPr>
-              <w:t>MLP xử lý riêng từng token với GELU và Dropout.</w:t>
-            </w:r>
-          </w:p>
-        </w:tc>
-        <w:tc>
-          <w:tcPr>
-            <w:tcW w:type="dxa" w:w="2551"/>
-            <w:vAlign w:val="center"/>
-          </w:tcPr>
-          <w:p>
-            <w:r>
-              <w:rPr>
-                <w:rFonts w:ascii="Arial" w:hAnsi="Arial"/>
-                <w:sz w:val="19"/>
-              </w:rPr>
-              <w:t>[B,T,192] → [B,T,384] → [B,T,192]</w:t>
-            </w:r>
-          </w:p>
-        </w:tc>
-      </w:tr>
-      <w:tr>
-        <w:tc>
-          <w:tcPr>
-            <w:tcW w:type="dxa" w:w="2551"/>
-            <w:vAlign w:val="center"/>
-          </w:tcPr>
-          <w:p>
-            <w:r>
-              <w:rPr>
-                <w:rFonts w:ascii="Arial" w:hAnsi="Arial"/>
-                <w:sz w:val="19"/>
-              </w:rPr>
-              <w:t>TransformerEncoderBlock</w:t>
-            </w:r>
-          </w:p>
-        </w:tc>
-        <w:tc>
-          <w:tcPr>
-            <w:tcW w:type="dxa" w:w="4252"/>
-            <w:vAlign w:val="center"/>
-          </w:tcPr>
-          <w:p>
-            <w:r>
-              <w:rPr>
-                <w:rFonts w:ascii="Arial" w:hAnsi="Arial"/>
-                <w:sz w:val="19"/>
-              </w:rPr>
-              <w:t>LayerNorm, MultiheadAttention, MLP và hai residual.</w:t>
-            </w:r>
-          </w:p>
-        </w:tc>
-        <w:tc>
-          <w:tcPr>
-            <w:tcW w:type="dxa" w:w="2551"/>
-            <w:vAlign w:val="center"/>
-          </w:tcPr>
-          <w:p>
-            <w:r>
-              <w:rPr>
-                <w:rFonts w:ascii="Arial" w:hAnsi="Arial"/>
-                <w:sz w:val="19"/>
-              </w:rPr>
-              <w:t>[B,T,192] → [B,T,192]</w:t>
-            </w:r>
-          </w:p>
-        </w:tc>
-      </w:tr>
-      <w:tr>
-        <w:tc>
-          <w:tcPr>
-            <w:tcW w:type="dxa" w:w="2551"/>
-            <w:vAlign w:val="center"/>
-          </w:tcPr>
-          <w:p>
-            <w:r>
-              <w:rPr>
-                <w:rFonts w:ascii="Arial" w:hAnsi="Arial"/>
-                <w:sz w:val="19"/>
-              </w:rPr>
-              <w:t>VisionTransformer</w:t>
-            </w:r>
-          </w:p>
-        </w:tc>
-        <w:tc>
-          <w:tcPr>
-            <w:tcW w:type="dxa" w:w="4252"/>
-            <w:vAlign w:val="center"/>
-          </w:tcPr>
-          <w:p>
-            <w:r>
-              <w:rPr>
-                <w:rFonts w:ascii="Arial" w:hAnsi="Arial"/>
-                <w:sz w:val="19"/>
-              </w:rPr>
-              <w:t>Ghép PatchEmbedding, CLS, vị trí, 4 block và classifier.</w:t>
-            </w:r>
-          </w:p>
-        </w:tc>
-        <w:tc>
-          <w:tcPr>
-            <w:tcW w:type="dxa" w:w="2551"/>
-            <w:vAlign w:val="center"/>
-          </w:tcPr>
-          <w:p>
-            <w:r>
-              <w:rPr>
-                <w:rFonts w:ascii="Arial" w:hAnsi="Arial"/>
-                <w:sz w:val="19"/>
-              </w:rPr>
-              <w:t>[B,3,112,112] → [B,105]</w:t>
-            </w:r>
-          </w:p>
-        </w:tc>
-      </w:tr>
-      <w:tr>
-        <w:tc>
-          <w:tcPr>
-            <w:tcW w:type="dxa" w:w="2551"/>
-            <w:vAlign w:val="center"/>
-          </w:tcPr>
-          <w:p>
-            <w:r>
-              <w:rPr>
-                <w:rFonts w:ascii="Arial" w:hAnsi="Arial"/>
-                <w:sz w:val="19"/>
-              </w:rPr>
-              <w:t>build_model</w:t>
-            </w:r>
-          </w:p>
-        </w:tc>
-        <w:tc>
-          <w:tcPr>
-            <w:tcW w:type="dxa" w:w="4252"/>
-            <w:vAlign w:val="center"/>
-          </w:tcPr>
-          <w:p>
-            <w:r>
-              <w:rPr>
-                <w:rFonts w:ascii="Arial" w:hAnsi="Arial"/>
-                <w:sz w:val="19"/>
-              </w:rPr>
-              <w:t>Lấy số lớp từ dataset và hyperparameter từ cfg để tạo model.</w:t>
-            </w:r>
-          </w:p>
-        </w:tc>
-        <w:tc>
-          <w:tcPr>
-            <w:tcW w:type="dxa" w:w="2551"/>
-            <w:vAlign w:val="center"/>
-          </w:tcPr>
-          <w:p>
-            <w:r>
-              <w:rPr>
-                <w:rFonts w:ascii="Arial" w:hAnsi="Arial"/>
-                <w:sz w:val="19"/>
-              </w:rPr>
-              <w:t>num_classes=len(class_names)</w:t>
-            </w:r>
-          </w:p>
-        </w:tc>
-      </w:tr>
-    </w:tbl>
-    <w:p/>
-    <w:p>
-      <w:pPr>
-        <w:pStyle w:val="Heading3"/>
-      </w:pPr>
-      <w:r>
-        <w:t>Các lớp PyTorch nền tảng</w:t>
-      </w:r>
-    </w:p>
-    <w:tbl>
-      <w:tblPr>
-        <w:tblStyle w:val="TableGrid"/>
-        <w:tblW w:type="auto" w:w="0"/>
-        <w:jc w:val="center"/>
-        <w:tblLook w:firstColumn="1" w:firstRow="1" w:lastColumn="0" w:lastRow="0" w:noHBand="0" w:noVBand="1" w:val="04A0"/>
-      </w:tblPr>
-      <w:tblGrid>
-        <w:gridCol w:w="4986"/>
-        <w:gridCol w:w="4986"/>
-      </w:tblGrid>
-      <w:tr>
-        <w:tc>
-          <w:tcPr>
-            <w:tcW w:type="dxa" w:w="2835"/>
-            <w:shd w:fill="D9EAF7"/>
-            <w:vAlign w:val="center"/>
-          </w:tcPr>
-          <w:p>
-            <w:r>
-              <w:rPr>
-                <w:rFonts w:ascii="Arial" w:hAnsi="Arial"/>
-                <w:b/>
-              </w:rPr>
-              <w:t>Layer</w:t>
-            </w:r>
-          </w:p>
-        </w:tc>
-        <w:tc>
-          <w:tcPr>
-            <w:tcW w:type="dxa" w:w="6236"/>
-            <w:shd w:fill="D9EAF7"/>
-            <w:vAlign w:val="center"/>
-          </w:tcPr>
-          <w:p>
-            <w:r>
-              <w:rPr>
-                <w:rFonts w:ascii="Arial" w:hAnsi="Arial"/>
-                <w:b/>
-              </w:rPr>
-              <w:t>Ý nghĩa</w:t>
-            </w:r>
-          </w:p>
-        </w:tc>
-      </w:tr>
-      <w:tr>
-        <w:tc>
-          <w:tcPr>
-            <w:tcW w:type="dxa" w:w="2835"/>
-            <w:vAlign w:val="center"/>
-          </w:tcPr>
-          <w:p>
-            <w:r>
-              <w:rPr>
-                <w:rFonts w:ascii="Arial" w:hAnsi="Arial"/>
-                <w:sz w:val="19"/>
-              </w:rPr>
-              <w:t>nn.Conv2d</w:t>
-            </w:r>
-          </w:p>
-        </w:tc>
-        <w:tc>
-          <w:tcPr>
-            <w:tcW w:type="dxa" w:w="6236"/>
-            <w:vAlign w:val="center"/>
-          </w:tcPr>
-          <w:p>
-            <w:r>
-              <w:rPr>
-                <w:rFonts w:ascii="Arial" w:hAnsi="Arial"/>
-                <w:sz w:val="19"/>
-              </w:rPr>
-              <w:t>Ở đây dùng kernel=stride=patch_size để tạo các patch không chồng lấp.</w:t>
-            </w:r>
-          </w:p>
-        </w:tc>
-      </w:tr>
-      <w:tr>
-        <w:tc>
-          <w:tcPr>
-            <w:tcW w:type="dxa" w:w="2835"/>
-            <w:vAlign w:val="center"/>
-          </w:tcPr>
-          <w:p>
-            <w:r>
-              <w:rPr>
-                <w:rFonts w:ascii="Arial" w:hAnsi="Arial"/>
-                <w:sz w:val="19"/>
-              </w:rPr>
-              <w:t>nn.Linear</w:t>
-            </w:r>
-          </w:p>
-        </w:tc>
-        <w:tc>
-          <w:tcPr>
-            <w:tcW w:type="dxa" w:w="6236"/>
-            <w:vAlign w:val="center"/>
-          </w:tcPr>
-          <w:p>
-            <w:r>
-              <w:rPr>
-                <w:rFonts w:ascii="Arial" w:hAnsi="Arial"/>
-                <w:sz w:val="19"/>
-              </w:rPr>
-              <w:t>Biến đổi chiều đặc trưng; trọng số được học.</w:t>
-            </w:r>
-          </w:p>
-        </w:tc>
-      </w:tr>
-      <w:tr>
-        <w:tc>
-          <w:tcPr>
-            <w:tcW w:type="dxa" w:w="2835"/>
-            <w:vAlign w:val="center"/>
-          </w:tcPr>
-          <w:p>
-            <w:r>
-              <w:rPr>
-                <w:rFonts w:ascii="Arial" w:hAnsi="Arial"/>
-                <w:sz w:val="19"/>
-              </w:rPr>
-              <w:t>nn.GELU</w:t>
-            </w:r>
-          </w:p>
-        </w:tc>
-        <w:tc>
-          <w:tcPr>
-            <w:tcW w:type="dxa" w:w="6236"/>
-            <w:vAlign w:val="center"/>
-          </w:tcPr>
-          <w:p>
-            <w:r>
-              <w:rPr>
-                <w:rFonts w:ascii="Arial" w:hAnsi="Arial"/>
-                <w:sz w:val="19"/>
-              </w:rPr>
-              <w:t>Activation phi tuyến thường dùng trong Transformer.</w:t>
-            </w:r>
-          </w:p>
-        </w:tc>
-      </w:tr>
-      <w:tr>
-        <w:tc>
-          <w:tcPr>
-            <w:tcW w:type="dxa" w:w="2835"/>
-            <w:vAlign w:val="center"/>
-          </w:tcPr>
-          <w:p>
-            <w:r>
-              <w:rPr>
-                <w:rFonts w:ascii="Arial" w:hAnsi="Arial"/>
-                <w:sz w:val="19"/>
-              </w:rPr>
-              <w:t>nn.Dropout</w:t>
-            </w:r>
-          </w:p>
-        </w:tc>
-        <w:tc>
-          <w:tcPr>
-            <w:tcW w:type="dxa" w:w="6236"/>
-            <w:vAlign w:val="center"/>
-          </w:tcPr>
-          <w:p>
-            <w:r>
-              <w:rPr>
-                <w:rFonts w:ascii="Arial" w:hAnsi="Arial"/>
-                <w:sz w:val="19"/>
-              </w:rPr>
-              <w:t>Tắt ngẫu nhiên một phần giá trị khi train để giảm overfitting.</w:t>
-            </w:r>
-          </w:p>
-        </w:tc>
-      </w:tr>
-      <w:tr>
-        <w:tc>
-          <w:tcPr>
-            <w:tcW w:type="dxa" w:w="2835"/>
-            <w:vAlign w:val="center"/>
-          </w:tcPr>
-          <w:p>
-            <w:r>
-              <w:rPr>
-                <w:rFonts w:ascii="Arial" w:hAnsi="Arial"/>
-                <w:sz w:val="19"/>
-              </w:rPr>
-              <w:t>nn.LayerNorm</w:t>
-            </w:r>
-          </w:p>
-        </w:tc>
-        <w:tc>
-          <w:tcPr>
-            <w:tcW w:type="dxa" w:w="6236"/>
-            <w:vAlign w:val="center"/>
-          </w:tcPr>
-          <w:p>
-            <w:r>
-              <w:rPr>
-                <w:rFonts w:ascii="Arial" w:hAnsi="Arial"/>
-                <w:sz w:val="19"/>
-              </w:rPr>
-              <w:t>Chuẩn hóa chiều đặc trưng của từng token.</w:t>
-            </w:r>
-          </w:p>
-        </w:tc>
-      </w:tr>
-      <w:tr>
-        <w:tc>
-          <w:tcPr>
-            <w:tcW w:type="dxa" w:w="2835"/>
-            <w:vAlign w:val="center"/>
-          </w:tcPr>
-          <w:p>
-            <w:r>
-              <w:rPr>
-                <w:rFonts w:ascii="Arial" w:hAnsi="Arial"/>
-                <w:sz w:val="19"/>
-              </w:rPr>
-              <w:t>nn.MultiheadAttention</w:t>
-            </w:r>
-          </w:p>
-        </w:tc>
-        <w:tc>
-          <w:tcPr>
-            <w:tcW w:type="dxa" w:w="6236"/>
-            <w:vAlign w:val="center"/>
-          </w:tcPr>
-          <w:p>
-            <w:r>
-              <w:rPr>
-                <w:rFonts w:ascii="Arial" w:hAnsi="Arial"/>
-                <w:sz w:val="19"/>
-              </w:rPr>
-              <w:t>Tính Self-Attention theo nhiều head song song.</w:t>
-            </w:r>
-          </w:p>
-        </w:tc>
-      </w:tr>
-      <w:tr>
-        <w:tc>
-          <w:tcPr>
-            <w:tcW w:type="dxa" w:w="2835"/>
-            <w:vAlign w:val="center"/>
-          </w:tcPr>
-          <w:p>
-            <w:r>
-              <w:rPr>
-                <w:rFonts w:ascii="Arial" w:hAnsi="Arial"/>
-                <w:sz w:val="19"/>
-              </w:rPr>
-              <w:t>nn.Parameter</w:t>
-            </w:r>
-          </w:p>
-        </w:tc>
-        <w:tc>
-          <w:tcPr>
-            <w:tcW w:type="dxa" w:w="6236"/>
-            <w:vAlign w:val="center"/>
-          </w:tcPr>
-          <w:p>
-            <w:r>
-              <w:rPr>
-                <w:rFonts w:ascii="Arial" w:hAnsi="Arial"/>
-                <w:sz w:val="19"/>
-              </w:rPr>
-              <w:t>Đăng ký CLS và Positional Embedding thành tham số được học.</w:t>
-            </w:r>
-          </w:p>
-        </w:tc>
-      </w:tr>
-      <w:tr>
-        <w:tc>
-          <w:tcPr>
-            <w:tcW w:type="dxa" w:w="2835"/>
-            <w:vAlign w:val="center"/>
-          </w:tcPr>
-          <w:p>
-            <w:r>
-              <w:rPr>
-                <w:rFonts w:ascii="Arial" w:hAnsi="Arial"/>
-                <w:sz w:val="19"/>
-              </w:rPr>
-              <w:t>nn.Sequential</w:t>
-            </w:r>
-          </w:p>
-        </w:tc>
-        <w:tc>
-          <w:tcPr>
-            <w:tcW w:type="dxa" w:w="6236"/>
-            <w:vAlign w:val="center"/>
-          </w:tcPr>
-          <w:p>
-            <w:r>
-              <w:rPr>
-                <w:rFonts w:ascii="Arial" w:hAnsi="Arial"/>
-                <w:sz w:val="19"/>
-              </w:rPr>
-              <w:t>Ghép nhiều layer/block chạy tuần tự.</w:t>
-            </w:r>
-          </w:p>
-        </w:tc>
-      </w:tr>
-    </w:tbl>
-    <w:p/>
-    <w:p>
-      <w:r>
-        <w:br w:type="page"/>
-      </w:r>
-    </w:p>
-    <w:p>
-      <w:pPr>
         <w:pStyle w:val="Heading1"/>
       </w:pPr>
       <w:r>
-        <w:t>4. So sánh với AlexNet, MobileNet và các kiến trúc khác</w:t>
+        <w:t>4. Huấn luyện</w:t>
       </w:r>
     </w:p>
     <w:p>
@@ -2734,8 +986,8 @@
       <w:r>
         <w:drawing>
           <wp:inline xmlns:a="http://schemas.openxmlformats.org/drawingml/2006/main" xmlns:pic="http://schemas.openxmlformats.org/drawingml/2006/picture">
-            <wp:extent cx="6126480" cy="3341716"/>
-            <wp:docPr id="5" name="Picture 5"/>
+            <wp:extent cx="5989320" cy="2395728"/>
+            <wp:docPr id="3" name="Picture 3"/>
             <wp:cNvGraphicFramePr>
               <a:graphicFrameLocks noChangeAspect="1"/>
             </wp:cNvGraphicFramePr>
@@ -2743,11 +995,11 @@
               <a:graphicData uri="http://schemas.openxmlformats.org/drawingml/2006/picture">
                 <pic:pic>
                   <pic:nvPicPr>
-                    <pic:cNvPr id="0" name="model_parameters.png"/>
+                    <pic:cNvPr id="0" name="training_losses.png"/>
                     <pic:cNvPicPr/>
                   </pic:nvPicPr>
                   <pic:blipFill>
-                    <a:blip r:embed="rId14"/>
+                    <a:blip r:embed="rId12"/>
                     <a:stretch>
                       <a:fillRect/>
                     </a:stretch>
@@ -2755,693 +1007,7 @@
                   <pic:spPr>
                     <a:xfrm>
                       <a:off x="0" y="0"/>
-                      <a:ext cx="6126480" cy="3341716"/>
-                    </a:xfrm>
-                    <a:prstGeom prst="rect"/>
-                  </pic:spPr>
-                </pic:pic>
-              </a:graphicData>
-            </a:graphic>
-          </wp:inline>
-        </w:drawing>
-      </w:r>
-    </w:p>
-    <w:tbl>
-      <w:tblPr>
-        <w:tblStyle w:val="TableGrid"/>
-        <w:tblW w:type="auto" w:w="0"/>
-        <w:jc w:val="center"/>
-        <w:tblLook w:firstColumn="1" w:firstRow="1" w:lastColumn="0" w:lastRow="0" w:noHBand="0" w:noVBand="1" w:val="04A0"/>
-      </w:tblPr>
-      <w:tblGrid>
-        <w:gridCol w:w="2493"/>
-        <w:gridCol w:w="2493"/>
-        <w:gridCol w:w="2493"/>
-        <w:gridCol w:w="2493"/>
-      </w:tblGrid>
-      <w:tr>
-        <w:tc>
-          <w:tcPr>
-            <w:tcW w:type="dxa" w:w="1701"/>
-            <w:shd w:fill="D9EAF7"/>
-            <w:vAlign w:val="center"/>
-          </w:tcPr>
-          <w:p>
-            <w:r>
-              <w:rPr>
-                <w:rFonts w:ascii="Arial" w:hAnsi="Arial"/>
-                <w:b/>
-              </w:rPr>
-              <w:t>Model</w:t>
-            </w:r>
-          </w:p>
-        </w:tc>
-        <w:tc>
-          <w:tcPr>
-            <w:tcW w:type="dxa" w:w="2268"/>
-            <w:shd w:fill="D9EAF7"/>
-            <w:vAlign w:val="center"/>
-          </w:tcPr>
-          <w:p>
-            <w:r>
-              <w:rPr>
-                <w:rFonts w:ascii="Arial" w:hAnsi="Arial"/>
-                <w:b/>
-              </w:rPr>
-              <w:t>Cơ chế chính</w:t>
-            </w:r>
-          </w:p>
-        </w:tc>
-        <w:tc>
-          <w:tcPr>
-            <w:tcW w:type="dxa" w:w="2551"/>
-            <w:shd w:fill="D9EAF7"/>
-            <w:vAlign w:val="center"/>
-          </w:tcPr>
-          <w:p>
-            <w:r>
-              <w:rPr>
-                <w:rFonts w:ascii="Arial" w:hAnsi="Arial"/>
-                <w:b/>
-              </w:rPr>
-              <w:t>Ưu điểm</w:t>
-            </w:r>
-          </w:p>
-        </w:tc>
-        <w:tc>
-          <w:tcPr>
-            <w:tcW w:type="dxa" w:w="2835"/>
-            <w:shd w:fill="D9EAF7"/>
-            <w:vAlign w:val="center"/>
-          </w:tcPr>
-          <w:p>
-            <w:r>
-              <w:rPr>
-                <w:rFonts w:ascii="Arial" w:hAnsi="Arial"/>
-                <w:b/>
-              </w:rPr>
-              <w:t>Hạn chế / phù hợp</w:t>
-            </w:r>
-          </w:p>
-        </w:tc>
-      </w:tr>
-      <w:tr>
-        <w:tc>
-          <w:tcPr>
-            <w:tcW w:type="dxa" w:w="1701"/>
-            <w:vAlign w:val="center"/>
-          </w:tcPr>
-          <w:p>
-            <w:r>
-              <w:rPr>
-                <w:rFonts w:ascii="Arial" w:hAnsi="Arial"/>
-                <w:sz w:val="19"/>
-              </w:rPr>
-              <w:t>AlexNet</w:t>
-            </w:r>
-          </w:p>
-        </w:tc>
-        <w:tc>
-          <w:tcPr>
-            <w:tcW w:type="dxa" w:w="2268"/>
-            <w:vAlign w:val="center"/>
-          </w:tcPr>
-          <w:p>
-            <w:r>
-              <w:rPr>
-                <w:rFonts w:ascii="Arial" w:hAnsi="Arial"/>
-                <w:sz w:val="19"/>
-              </w:rPr>
-              <w:t>CNN convolution + pooling + FC lớn</w:t>
-            </w:r>
-          </w:p>
-        </w:tc>
-        <w:tc>
-          <w:tcPr>
-            <w:tcW w:type="dxa" w:w="2551"/>
-            <w:vAlign w:val="center"/>
-          </w:tcPr>
-          <w:p>
-            <w:r>
-              <w:rPr>
-                <w:rFonts w:ascii="Arial" w:hAnsi="Arial"/>
-                <w:sz w:val="19"/>
-              </w:rPr>
-              <w:t>Dễ hiểu, liên hệ bài đã học</w:t>
-            </w:r>
-          </w:p>
-        </w:tc>
-        <w:tc>
-          <w:tcPr>
-            <w:tcW w:type="dxa" w:w="2835"/>
-            <w:vAlign w:val="center"/>
-          </w:tcPr>
-          <w:p>
-            <w:r>
-              <w:rPr>
-                <w:rFonts w:ascii="Arial" w:hAnsi="Arial"/>
-                <w:sz w:val="19"/>
-              </w:rPr>
-              <w:t>Cũ, khoảng 61M tham số, FC nặng, không phù hợp mobile hiện đại</w:t>
-            </w:r>
-          </w:p>
-        </w:tc>
-      </w:tr>
-      <w:tr>
-        <w:tc>
-          <w:tcPr>
-            <w:tcW w:type="dxa" w:w="1701"/>
-            <w:vAlign w:val="center"/>
-          </w:tcPr>
-          <w:p>
-            <w:r>
-              <w:rPr>
-                <w:rFonts w:ascii="Arial" w:hAnsi="Arial"/>
-                <w:sz w:val="19"/>
-              </w:rPr>
-              <w:t>MobileNetV2</w:t>
-            </w:r>
-          </w:p>
-        </w:tc>
-        <w:tc>
-          <w:tcPr>
-            <w:tcW w:type="dxa" w:w="2268"/>
-            <w:vAlign w:val="center"/>
-          </w:tcPr>
-          <w:p>
-            <w:r>
-              <w:rPr>
-                <w:rFonts w:ascii="Arial" w:hAnsi="Arial"/>
-                <w:sz w:val="19"/>
-              </w:rPr>
-              <w:t>Depthwise separable convolution</w:t>
-            </w:r>
-          </w:p>
-        </w:tc>
-        <w:tc>
-          <w:tcPr>
-            <w:tcW w:type="dxa" w:w="2551"/>
-            <w:vAlign w:val="center"/>
-          </w:tcPr>
-          <w:p>
-            <w:r>
-              <w:rPr>
-                <w:rFonts w:ascii="Arial" w:hAnsi="Arial"/>
-                <w:sz w:val="19"/>
-              </w:rPr>
-              <w:t>Nhẹ, nhanh, rất phù hợp thiết bị biên</w:t>
-            </w:r>
-          </w:p>
-        </w:tc>
-        <w:tc>
-          <w:tcPr>
-            <w:tcW w:type="dxa" w:w="2835"/>
-            <w:vAlign w:val="center"/>
-          </w:tcPr>
-          <w:p>
-            <w:r>
-              <w:rPr>
-                <w:rFonts w:ascii="Arial" w:hAnsi="Arial"/>
-                <w:sz w:val="19"/>
-              </w:rPr>
-              <w:t>Khả năng biểu diễn thấp hơn model lớn; là baseline deployment tốt</w:t>
-            </w:r>
-          </w:p>
-        </w:tc>
-      </w:tr>
-      <w:tr>
-        <w:tc>
-          <w:tcPr>
-            <w:tcW w:type="dxa" w:w="1701"/>
-            <w:vAlign w:val="center"/>
-          </w:tcPr>
-          <w:p>
-            <w:r>
-              <w:rPr>
-                <w:rFonts w:ascii="Arial" w:hAnsi="Arial"/>
-                <w:sz w:val="19"/>
-              </w:rPr>
-              <w:t>ResNet18</w:t>
-            </w:r>
-          </w:p>
-        </w:tc>
-        <w:tc>
-          <w:tcPr>
-            <w:tcW w:type="dxa" w:w="2268"/>
-            <w:vAlign w:val="center"/>
-          </w:tcPr>
-          <w:p>
-            <w:r>
-              <w:rPr>
-                <w:rFonts w:ascii="Arial" w:hAnsi="Arial"/>
-                <w:sz w:val="19"/>
-              </w:rPr>
-              <w:t>CNN + residual connection</w:t>
-            </w:r>
-          </w:p>
-        </w:tc>
-        <w:tc>
-          <w:tcPr>
-            <w:tcW w:type="dxa" w:w="2551"/>
-            <w:vAlign w:val="center"/>
-          </w:tcPr>
-          <w:p>
-            <w:r>
-              <w:rPr>
-                <w:rFonts w:ascii="Arial" w:hAnsi="Arial"/>
-                <w:sz w:val="19"/>
-              </w:rPr>
-              <w:t>Ổn định, dễ train, baseline mạnh</w:t>
-            </w:r>
-          </w:p>
-        </w:tc>
-        <w:tc>
-          <w:tcPr>
-            <w:tcW w:type="dxa" w:w="2835"/>
-            <w:vAlign w:val="center"/>
-          </w:tcPr>
-          <w:p>
-            <w:r>
-              <w:rPr>
-                <w:rFonts w:ascii="Arial" w:hAnsi="Arial"/>
-                <w:sz w:val="19"/>
-              </w:rPr>
-              <w:t>Không phải Transformer; khoảng 11.7M tham số</w:t>
-            </w:r>
-          </w:p>
-        </w:tc>
-      </w:tr>
-      <w:tr>
-        <w:tc>
-          <w:tcPr>
-            <w:tcW w:type="dxa" w:w="1701"/>
-            <w:vAlign w:val="center"/>
-          </w:tcPr>
-          <w:p>
-            <w:r>
-              <w:rPr>
-                <w:rFonts w:ascii="Arial" w:hAnsi="Arial"/>
-                <w:sz w:val="19"/>
-              </w:rPr>
-              <w:t>ResNeSt50</w:t>
-            </w:r>
-          </w:p>
-        </w:tc>
-        <w:tc>
-          <w:tcPr>
-            <w:tcW w:type="dxa" w:w="2268"/>
-            <w:vAlign w:val="center"/>
-          </w:tcPr>
-          <w:p>
-            <w:r>
-              <w:rPr>
-                <w:rFonts w:ascii="Arial" w:hAnsi="Arial"/>
-                <w:sz w:val="19"/>
-              </w:rPr>
-              <w:t>CNN + split-attention</w:t>
-            </w:r>
-          </w:p>
-        </w:tc>
-        <w:tc>
-          <w:tcPr>
-            <w:tcW w:type="dxa" w:w="2551"/>
-            <w:vAlign w:val="center"/>
-          </w:tcPr>
-          <w:p>
-            <w:r>
-              <w:rPr>
-                <w:rFonts w:ascii="Arial" w:hAnsi="Arial"/>
-                <w:sz w:val="19"/>
-              </w:rPr>
-              <w:t>Trích xuất đặc trưng mạnh, đúng góp ý ban đầu của giảng viên</w:t>
-            </w:r>
-          </w:p>
-        </w:tc>
-        <w:tc>
-          <w:tcPr>
-            <w:tcW w:type="dxa" w:w="2835"/>
-            <w:vAlign w:val="center"/>
-          </w:tcPr>
-          <w:p>
-            <w:r>
-              <w:rPr>
-                <w:rFonts w:ascii="Arial" w:hAnsi="Arial"/>
-                <w:sz w:val="19"/>
-              </w:rPr>
-              <w:t>Nặng hơn, khoảng 27.5M tham số; cần benchmark GPU</w:t>
-            </w:r>
-          </w:p>
-        </w:tc>
-      </w:tr>
-      <w:tr>
-        <w:tc>
-          <w:tcPr>
-            <w:tcW w:type="dxa" w:w="1701"/>
-            <w:vAlign w:val="center"/>
-          </w:tcPr>
-          <w:p>
-            <w:r>
-              <w:rPr>
-                <w:rFonts w:ascii="Arial" w:hAnsi="Arial"/>
-                <w:sz w:val="19"/>
-              </w:rPr>
-              <w:t>Custom ViT hiện tại</w:t>
-            </w:r>
-          </w:p>
-        </w:tc>
-        <w:tc>
-          <w:tcPr>
-            <w:tcW w:type="dxa" w:w="2268"/>
-            <w:vAlign w:val="center"/>
-          </w:tcPr>
-          <w:p>
-            <w:r>
-              <w:rPr>
-                <w:rFonts w:ascii="Arial" w:hAnsi="Arial"/>
-                <w:sz w:val="19"/>
-              </w:rPr>
-              <w:t>Patch + Self-Attention</w:t>
-            </w:r>
-          </w:p>
-        </w:tc>
-        <w:tc>
-          <w:tcPr>
-            <w:tcW w:type="dxa" w:w="2551"/>
-            <w:vAlign w:val="center"/>
-          </w:tcPr>
-          <w:p>
-            <w:r>
-              <w:rPr>
-                <w:rFonts w:ascii="Arial" w:hAnsi="Arial"/>
-                <w:sz w:val="19"/>
-              </w:rPr>
-              <w:t>Tự xây, chỉ 1.366M tham số, phù hợp học và GPU 4GB</w:t>
-            </w:r>
-          </w:p>
-        </w:tc>
-        <w:tc>
-          <w:tcPr>
-            <w:tcW w:type="dxa" w:w="2835"/>
-            <w:vAlign w:val="center"/>
-          </w:tcPr>
-          <w:p>
-            <w:r>
-              <w:rPr>
-                <w:rFonts w:ascii="Arial" w:hAnsi="Arial"/>
-                <w:sz w:val="19"/>
-              </w:rPr>
-              <w:t>Train từ đầu trên dataset vừa có nguy cơ overfitting; chất lượng chưa biết trước khi train</w:t>
-            </w:r>
-          </w:p>
-        </w:tc>
-      </w:tr>
-      <w:tr>
-        <w:tc>
-          <w:tcPr>
-            <w:tcW w:type="dxa" w:w="1701"/>
-            <w:vAlign w:val="center"/>
-          </w:tcPr>
-          <w:p>
-            <w:r>
-              <w:rPr>
-                <w:rFonts w:ascii="Arial" w:hAnsi="Arial"/>
-                <w:sz w:val="19"/>
-              </w:rPr>
-              <w:t>ViT-Tiny-inspired</w:t>
-            </w:r>
-          </w:p>
-        </w:tc>
-        <w:tc>
-          <w:tcPr>
-            <w:tcW w:type="dxa" w:w="2268"/>
-            <w:vAlign w:val="center"/>
-          </w:tcPr>
-          <w:p>
-            <w:r>
-              <w:rPr>
-                <w:rFonts w:ascii="Arial" w:hAnsi="Arial"/>
-                <w:sz w:val="19"/>
-              </w:rPr>
-              <w:t>12 block, embedding 192, 3 heads</w:t>
-            </w:r>
-          </w:p>
-        </w:tc>
-        <w:tc>
-          <w:tcPr>
-            <w:tcW w:type="dxa" w:w="2551"/>
-            <w:vAlign w:val="center"/>
-          </w:tcPr>
-          <w:p>
-            <w:r>
-              <w:rPr>
-                <w:rFonts w:ascii="Arial" w:hAnsi="Arial"/>
-                <w:sz w:val="19"/>
-              </w:rPr>
-              <w:t>Cùng hướng ViT nhưng nhiều tầng hơn; khoảng 5.52M tham số theo code hiện tại</w:t>
-            </w:r>
-          </w:p>
-        </w:tc>
-        <w:tc>
-          <w:tcPr>
-            <w:tcW w:type="dxa" w:w="2835"/>
-            <w:vAlign w:val="center"/>
-          </w:tcPr>
-          <w:p>
-            <w:r>
-              <w:rPr>
-                <w:rFonts w:ascii="Arial" w:hAnsi="Arial"/>
-                <w:sz w:val="19"/>
-              </w:rPr>
-              <w:t>Tên này chỉ mô tả cấu hình lấy cảm hứng, không phải bản chuẩn vì input=112 và không distillation</w:t>
-            </w:r>
-          </w:p>
-        </w:tc>
-      </w:tr>
-      <w:tr>
-        <w:tc>
-          <w:tcPr>
-            <w:tcW w:type="dxa" w:w="1701"/>
-            <w:vAlign w:val="center"/>
-          </w:tcPr>
-          <w:p>
-            <w:r>
-              <w:rPr>
-                <w:rFonts w:ascii="Arial" w:hAnsi="Arial"/>
-                <w:sz w:val="19"/>
-              </w:rPr>
-              <w:t>DeiT-Tiny</w:t>
-            </w:r>
-          </w:p>
-        </w:tc>
-        <w:tc>
-          <w:tcPr>
-            <w:tcW w:type="dxa" w:w="2268"/>
-            <w:vAlign w:val="center"/>
-          </w:tcPr>
-          <w:p>
-            <w:r>
-              <w:rPr>
-                <w:rFonts w:ascii="Arial" w:hAnsi="Arial"/>
-                <w:sz w:val="19"/>
-              </w:rPr>
-              <w:t>ViT-Tiny + data-efficient training/distillation</w:t>
-            </w:r>
-          </w:p>
-        </w:tc>
-        <w:tc>
-          <w:tcPr>
-            <w:tcW w:type="dxa" w:w="2551"/>
-            <w:vAlign w:val="center"/>
-          </w:tcPr>
-          <w:p>
-            <w:r>
-              <w:rPr>
-                <w:rFonts w:ascii="Arial" w:hAnsi="Arial"/>
-                <w:sz w:val="19"/>
-              </w:rPr>
-              <w:t>Cho thấy recipe huấn luyện quan trọng khi dữ liệu không lớn</w:t>
-            </w:r>
-          </w:p>
-        </w:tc>
-        <w:tc>
-          <w:tcPr>
-            <w:tcW w:type="dxa" w:w="2835"/>
-            <w:vAlign w:val="center"/>
-          </w:tcPr>
-          <w:p>
-            <w:r>
-              <w:rPr>
-                <w:rFonts w:ascii="Arial" w:hAnsi="Arial"/>
-                <w:sz w:val="19"/>
-              </w:rPr>
-              <w:t>Không được dùng nguyên model/pretrained trong project này; dùng làm tài liệu tham khảo</w:t>
-            </w:r>
-          </w:p>
-        </w:tc>
-      </w:tr>
-      <w:tr>
-        <w:tc>
-          <w:tcPr>
-            <w:tcW w:type="dxa" w:w="1701"/>
-            <w:vAlign w:val="center"/>
-          </w:tcPr>
-          <w:p>
-            <w:r>
-              <w:rPr>
-                <w:rFonts w:ascii="Arial" w:hAnsi="Arial"/>
-                <w:sz w:val="19"/>
-              </w:rPr>
-              <w:t>Swin-T</w:t>
-            </w:r>
-          </w:p>
-        </w:tc>
-        <w:tc>
-          <w:tcPr>
-            <w:tcW w:type="dxa" w:w="2268"/>
-            <w:vAlign w:val="center"/>
-          </w:tcPr>
-          <w:p>
-            <w:r>
-              <w:rPr>
-                <w:rFonts w:ascii="Arial" w:hAnsi="Arial"/>
-                <w:sz w:val="19"/>
-              </w:rPr>
-              <w:t>Window attention + shifted windows, hierarchical</w:t>
-            </w:r>
-          </w:p>
-        </w:tc>
-        <w:tc>
-          <w:tcPr>
-            <w:tcW w:type="dxa" w:w="2551"/>
-            <w:vAlign w:val="center"/>
-          </w:tcPr>
-          <w:p>
-            <w:r>
-              <w:rPr>
-                <w:rFonts w:ascii="Arial" w:hAnsi="Arial"/>
-                <w:sz w:val="19"/>
-              </w:rPr>
-              <w:t>Giảm chi phí Attention, nhiều scale, phù hợp vision/detection</w:t>
-            </w:r>
-          </w:p>
-        </w:tc>
-        <w:tc>
-          <w:tcPr>
-            <w:tcW w:type="dxa" w:w="2835"/>
-            <w:vAlign w:val="center"/>
-          </w:tcPr>
-          <w:p>
-            <w:r>
-              <w:rPr>
-                <w:rFonts w:ascii="Arial" w:hAnsi="Arial"/>
-                <w:sz w:val="19"/>
-              </w:rPr>
-              <w:t>Nặng khoảng 28.3M; không phải bản nhóm đang tự cài</w:t>
-            </w:r>
-          </w:p>
-        </w:tc>
-      </w:tr>
-      <w:tr>
-        <w:tc>
-          <w:tcPr>
-            <w:tcW w:type="dxa" w:w="1701"/>
-            <w:vAlign w:val="center"/>
-          </w:tcPr>
-          <w:p>
-            <w:r>
-              <w:rPr>
-                <w:rFonts w:ascii="Arial" w:hAnsi="Arial"/>
-                <w:sz w:val="19"/>
-              </w:rPr>
-              <w:t>ViT-B/16</w:t>
-            </w:r>
-          </w:p>
-        </w:tc>
-        <w:tc>
-          <w:tcPr>
-            <w:tcW w:type="dxa" w:w="2268"/>
-            <w:vAlign w:val="center"/>
-          </w:tcPr>
-          <w:p>
-            <w:r>
-              <w:rPr>
-                <w:rFonts w:ascii="Arial" w:hAnsi="Arial"/>
-                <w:sz w:val="19"/>
-              </w:rPr>
-              <w:t>12 block, embedding 768, 12 heads</w:t>
-            </w:r>
-          </w:p>
-        </w:tc>
-        <w:tc>
-          <w:tcPr>
-            <w:tcW w:type="dxa" w:w="2551"/>
-            <w:vAlign w:val="center"/>
-          </w:tcPr>
-          <w:p>
-            <w:r>
-              <w:rPr>
-                <w:rFonts w:ascii="Arial" w:hAnsi="Arial"/>
-                <w:sz w:val="19"/>
-              </w:rPr>
-              <w:t>Khả năng lớn khi có nhiều dữ liệu/pretraining</w:t>
-            </w:r>
-          </w:p>
-        </w:tc>
-        <w:tc>
-          <w:tcPr>
-            <w:tcW w:type="dxa" w:w="2835"/>
-            <w:vAlign w:val="center"/>
-          </w:tcPr>
-          <w:p>
-            <w:r>
-              <w:rPr>
-                <w:rFonts w:ascii="Arial" w:hAnsi="Arial"/>
-                <w:sz w:val="19"/>
-              </w:rPr>
-              <w:t>Khoảng 86.6M tham số, quá nặng cho mục tiêu hiện tại</w:t>
-            </w:r>
-          </w:p>
-        </w:tc>
-      </w:tr>
-    </w:tbl>
-    <w:p/>
-    <w:p>
-      <w:pPr>
-        <w:pStyle w:val="Heading2"/>
-      </w:pPr>
-      <w:r>
-        <w:t>4.1. Các Transformer cần phân biệt</w:t>
-      </w:r>
-    </w:p>
-    <w:p>
-      <w:pPr>
-        <w:jc w:val="center"/>
-      </w:pPr>
-      <w:r>
-        <w:drawing>
-          <wp:inline xmlns:a="http://schemas.openxmlformats.org/drawingml/2006/main" xmlns:pic="http://schemas.openxmlformats.org/drawingml/2006/picture">
-            <wp:extent cx="6126480" cy="3898669"/>
-            <wp:docPr id="6" name="Picture 6"/>
-            <wp:cNvGraphicFramePr>
-              <a:graphicFrameLocks noChangeAspect="1"/>
-            </wp:cNvGraphicFramePr>
-            <a:graphic>
-              <a:graphicData uri="http://schemas.openxmlformats.org/drawingml/2006/picture">
-                <pic:pic>
-                  <pic:nvPicPr>
-                    <pic:cNvPr id="0" name="transformer_family.png"/>
-                    <pic:cNvPicPr/>
-                  </pic:nvPicPr>
-                  <pic:blipFill>
-                    <a:blip r:embed="rId15"/>
-                    <a:stretch>
-                      <a:fillRect/>
-                    </a:stretch>
-                  </pic:blipFill>
-                  <pic:spPr>
-                    <a:xfrm>
-                      <a:off x="0" y="0"/>
-                      <a:ext cx="6126480" cy="3898669"/>
+                      <a:ext cx="5989320" cy="2395728"/>
                     </a:xfrm>
                     <a:prstGeom prst="rect"/>
                   </pic:spPr>
@@ -3454,7 +1020,7 @@
     </w:p>
     <w:p>
       <w:r>
-        <w:t>Bản hiện tại nên được gọi là SIC-ViT-4: tên thí nghiệm của nhóm, không phải một kiến trúc đã công bố. Nó lấy các thành phần cốt lõi từ ViT gốc (patch projection, CLS, positional embedding, encoder attention/MLP) nhưng giảm số tầng, embedding và MLP để phù hợp GPU 4 GB. Cấu hình ViT-Tiny-inspired 12 block có cùng embedding 192 và 3 heads nhưng depth=12, mlp_ratio=4, tạo 5.516.457 tham số theo code hiện tại.</w:t>
+        <w:t>Repo hiện có hai entry point huấn luyện. train.py dùng TripletMarginLoss với semi-hard mining online trong từng batch. train_infonce.py dùng InfoNCELoss/Supervised Contrastive trên embedding và nhãn trong batch. Cả hai đều dùng AdamW, Early Stopping và lưu checkpoint tốt nhất theo validation loss.</w:t>
       </w:r>
     </w:p>
     <w:tbl>
@@ -3462,110 +1028,57 @@
         <w:tblStyle w:val="TableGrid"/>
         <w:tblW w:type="auto" w:w="0"/>
         <w:jc w:val="center"/>
+        <w:tblLayout w:type="fixed"/>
         <w:tblLook w:firstColumn="1" w:firstRow="1" w:lastColumn="0" w:lastRow="0" w:noHBand="0" w:noVBand="1" w:val="04A0"/>
       </w:tblPr>
       <w:tblGrid>
-        <w:gridCol w:w="1662"/>
-        <w:gridCol w:w="1662"/>
-        <w:gridCol w:w="1662"/>
-        <w:gridCol w:w="1662"/>
-        <w:gridCol w:w="1662"/>
-        <w:gridCol w:w="1662"/>
+        <w:gridCol w:w="4986"/>
+        <w:gridCol w:w="4986"/>
       </w:tblGrid>
       <w:tr>
         <w:tc>
           <w:tcPr>
-            <w:tcW w:type="dxa" w:w="2268"/>
-            <w:shd w:fill="D9EAF7"/>
+            <w:tcW w:type="dxa" w:w="3515"/>
             <w:vAlign w:val="center"/>
+            <w:shd w:fill="E8EEF5"/>
+            <w:tcMar>
+              <w:top w:w="80" w:type="dxa"/>
+              <w:start w:w="120" w:type="dxa"/>
+              <w:bottom w:w="80" w:type="dxa"/>
+              <w:end w:w="120" w:type="dxa"/>
+            </w:tcMar>
           </w:tcPr>
           <w:p>
             <w:r>
               <w:rPr>
                 <w:rFonts w:ascii="Arial" w:hAnsi="Arial"/>
                 <w:b/>
+                <w:sz w:val="19"/>
               </w:rPr>
-              <w:t>Cấu hình thí nghiệm</w:t>
+              <w:t>Lệnh</w:t>
             </w:r>
           </w:p>
         </w:tc>
         <w:tc>
           <w:tcPr>
-            <w:tcW w:type="dxa" w:w="1134"/>
-            <w:shd w:fill="D9EAF7"/>
+            <w:tcW w:type="dxa" w:w="5556"/>
             <w:vAlign w:val="center"/>
+            <w:shd w:fill="E8EEF5"/>
+            <w:tcMar>
+              <w:top w:w="80" w:type="dxa"/>
+              <w:start w:w="120" w:type="dxa"/>
+              <w:bottom w:w="80" w:type="dxa"/>
+              <w:end w:w="120" w:type="dxa"/>
+            </w:tcMar>
           </w:tcPr>
           <w:p>
             <w:r>
               <w:rPr>
                 <w:rFonts w:ascii="Arial" w:hAnsi="Arial"/>
                 <w:b/>
+                <w:sz w:val="19"/>
               </w:rPr>
-              <w:t>Depth</w:t>
-            </w:r>
-          </w:p>
-        </w:tc>
-        <w:tc>
-          <w:tcPr>
-            <w:tcW w:type="dxa" w:w="1134"/>
-            <w:shd w:fill="D9EAF7"/>
-            <w:vAlign w:val="center"/>
-          </w:tcPr>
-          <w:p>
-            <w:r>
-              <w:rPr>
-                <w:rFonts w:ascii="Arial" w:hAnsi="Arial"/>
-                <w:b/>
-              </w:rPr>
-              <w:t>Embed</w:t>
-            </w:r>
-          </w:p>
-        </w:tc>
-        <w:tc>
-          <w:tcPr>
-            <w:tcW w:type="dxa" w:w="1134"/>
-            <w:shd w:fill="D9EAF7"/>
-            <w:vAlign w:val="center"/>
-          </w:tcPr>
-          <w:p>
-            <w:r>
-              <w:rPr>
-                <w:rFonts w:ascii="Arial" w:hAnsi="Arial"/>
-                <w:b/>
-              </w:rPr>
-              <w:t>Heads</w:t>
-            </w:r>
-          </w:p>
-        </w:tc>
-        <w:tc>
-          <w:tcPr>
-            <w:tcW w:type="dxa" w:w="1134"/>
-            <w:shd w:fill="D9EAF7"/>
-            <w:vAlign w:val="center"/>
-          </w:tcPr>
-          <w:p>
-            <w:r>
-              <w:rPr>
-                <w:rFonts w:ascii="Arial" w:hAnsi="Arial"/>
-                <w:b/>
-              </w:rPr>
-              <w:t>MLP</w:t>
-            </w:r>
-          </w:p>
-        </w:tc>
-        <w:tc>
-          <w:tcPr>
-            <w:tcW w:type="dxa" w:w="2835"/>
-            <w:shd w:fill="D9EAF7"/>
-            <w:vAlign w:val="center"/>
-          </w:tcPr>
-          <w:p>
-            <w:r>
-              <w:rPr>
-                <w:rFonts w:ascii="Arial" w:hAnsi="Arial"/>
-                <w:b/>
-              </w:rPr>
-              <w:t>Tham số project</w:t>
+              <w:t>Ý nghĩa</w:t>
             </w:r>
           </w:p>
         </w:tc>
@@ -3573,25 +1086,1008 @@
       <w:tr>
         <w:tc>
           <w:tcPr>
+            <w:tcW w:type="dxa" w:w="4986"/>
+            <w:vAlign w:val="center"/>
+            <w:tcMar>
+              <w:top w:w="80" w:type="dxa"/>
+              <w:start w:w="120" w:type="dxa"/>
+              <w:bottom w:w="80" w:type="dxa"/>
+              <w:end w:w="120" w:type="dxa"/>
+            </w:tcMar>
+          </w:tcPr>
+          <w:p>
+            <w:pPr>
+              <w:spacing w:after="0"/>
+            </w:pPr>
+            <w:r>
+              <w:rPr>
+                <w:rFonts w:ascii="Arial" w:hAnsi="Arial"/>
+                <w:sz w:val="19"/>
+              </w:rPr>
+              <w:t>python train.py</w:t>
+            </w:r>
+          </w:p>
+        </w:tc>
+        <w:tc>
+          <w:tcPr>
+            <w:tcW w:type="dxa" w:w="4986"/>
+            <w:vAlign w:val="center"/>
+            <w:tcMar>
+              <w:top w:w="80" w:type="dxa"/>
+              <w:start w:w="120" w:type="dxa"/>
+              <w:bottom w:w="80" w:type="dxa"/>
+              <w:end w:w="120" w:type="dxa"/>
+            </w:tcMar>
+          </w:tcPr>
+          <w:p>
+            <w:pPr>
+              <w:spacing w:after="0"/>
+            </w:pPr>
+            <w:r>
+              <w:rPr>
+                <w:rFonts w:ascii="Arial" w:hAnsi="Arial"/>
+                <w:sz w:val="19"/>
+              </w:rPr>
+              <w:t>Huấn luyện FaceViT bằng Semi-Hard Triplet Loss.</w:t>
+            </w:r>
+          </w:p>
+        </w:tc>
+      </w:tr>
+      <w:tr>
+        <w:tc>
+          <w:tcPr>
+            <w:tcW w:type="dxa" w:w="4986"/>
+            <w:vAlign w:val="center"/>
+            <w:tcMar>
+              <w:top w:w="80" w:type="dxa"/>
+              <w:start w:w="120" w:type="dxa"/>
+              <w:bottom w:w="80" w:type="dxa"/>
+              <w:end w:w="120" w:type="dxa"/>
+            </w:tcMar>
+          </w:tcPr>
+          <w:p>
+            <w:pPr>
+              <w:spacing w:after="0"/>
+            </w:pPr>
+            <w:r>
+              <w:rPr>
+                <w:rFonts w:ascii="Arial" w:hAnsi="Arial"/>
+                <w:sz w:val="19"/>
+              </w:rPr>
+              <w:t>python train_infonce.py --loss_type supcon</w:t>
+            </w:r>
+          </w:p>
+        </w:tc>
+        <w:tc>
+          <w:tcPr>
+            <w:tcW w:type="dxa" w:w="4986"/>
+            <w:vAlign w:val="center"/>
+            <w:tcMar>
+              <w:top w:w="80" w:type="dxa"/>
+              <w:start w:w="120" w:type="dxa"/>
+              <w:bottom w:w="80" w:type="dxa"/>
+              <w:end w:w="120" w:type="dxa"/>
+            </w:tcMar>
+          </w:tcPr>
+          <w:p>
+            <w:pPr>
+              <w:spacing w:after="0"/>
+            </w:pPr>
+            <w:r>
+              <w:rPr>
+                <w:rFonts w:ascii="Arial" w:hAnsi="Arial"/>
+                <w:sz w:val="19"/>
+              </w:rPr>
+              <w:t>Huấn luyện bằng InfoNCE/SupCon. Tham số loss_type hiện chủ yếu là cờ cấu hình; script riêng quyết định loss.</w:t>
+            </w:r>
+          </w:p>
+        </w:tc>
+      </w:tr>
+      <w:tr>
+        <w:tc>
+          <w:tcPr>
+            <w:tcW w:type="dxa" w:w="4986"/>
+            <w:vAlign w:val="center"/>
+            <w:tcMar>
+              <w:top w:w="80" w:type="dxa"/>
+              <w:start w:w="120" w:type="dxa"/>
+              <w:bottom w:w="80" w:type="dxa"/>
+              <w:end w:w="120" w:type="dxa"/>
+            </w:tcMar>
+          </w:tcPr>
+          <w:p>
+            <w:pPr>
+              <w:spacing w:after="0"/>
+            </w:pPr>
+            <w:r>
+              <w:rPr>
+                <w:rFonts w:ascii="Arial" w:hAnsi="Arial"/>
+                <w:sz w:val="19"/>
+              </w:rPr>
+              <w:t>python train.py --epochs 100 --experiment_name sic_facevit_vggface2_semi_hard</w:t>
+            </w:r>
+          </w:p>
+        </w:tc>
+        <w:tc>
+          <w:tcPr>
+            <w:tcW w:type="dxa" w:w="4986"/>
+            <w:vAlign w:val="center"/>
+            <w:tcMar>
+              <w:top w:w="80" w:type="dxa"/>
+              <w:start w:w="120" w:type="dxa"/>
+              <w:bottom w:w="80" w:type="dxa"/>
+              <w:end w:w="120" w:type="dxa"/>
+            </w:tcMar>
+          </w:tcPr>
+          <w:p>
+            <w:pPr>
+              <w:spacing w:after="0"/>
+            </w:pPr>
+            <w:r>
+              <w:rPr>
+                <w:rFonts w:ascii="Arial" w:hAnsi="Arial"/>
+                <w:sz w:val="19"/>
+              </w:rPr>
+              <w:t>Chạy experiment mặc định và lưu checkpoint theo tên experiment.</w:t>
+            </w:r>
+          </w:p>
+        </w:tc>
+      </w:tr>
+      <w:tr>
+        <w:tc>
+          <w:tcPr>
+            <w:tcW w:type="dxa" w:w="4986"/>
+            <w:vAlign w:val="center"/>
+            <w:tcMar>
+              <w:top w:w="80" w:type="dxa"/>
+              <w:start w:w="120" w:type="dxa"/>
+              <w:bottom w:w="80" w:type="dxa"/>
+              <w:end w:w="120" w:type="dxa"/>
+            </w:tcMar>
+          </w:tcPr>
+          <w:p>
+            <w:pPr>
+              <w:spacing w:after="0"/>
+            </w:pPr>
+            <w:r>
+              <w:rPr>
+                <w:rFonts w:ascii="Arial" w:hAnsi="Arial"/>
+                <w:sz w:val="19"/>
+              </w:rPr>
+              <w:t>python test.py --experiment_name sic_facevit_vggface2_semi_hard</w:t>
+            </w:r>
+          </w:p>
+        </w:tc>
+        <w:tc>
+          <w:tcPr>
+            <w:tcW w:type="dxa" w:w="4986"/>
+            <w:vAlign w:val="center"/>
+            <w:tcMar>
+              <w:top w:w="80" w:type="dxa"/>
+              <w:start w:w="120" w:type="dxa"/>
+              <w:bottom w:w="80" w:type="dxa"/>
+              <w:end w:w="120" w:type="dxa"/>
+            </w:tcMar>
+          </w:tcPr>
+          <w:p>
+            <w:pPr>
+              <w:spacing w:after="0"/>
+            </w:pPr>
+            <w:r>
+              <w:rPr>
+                <w:rFonts w:ascii="Arial" w:hAnsi="Arial"/>
+                <w:sz w:val="19"/>
+              </w:rPr>
+              <w:t>Đánh giá checkpoint tốt nhất trên test identities.</w:t>
+            </w:r>
+          </w:p>
+        </w:tc>
+      </w:tr>
+    </w:tbl>
+    <w:p/>
+    <w:p>
+      <w:r>
+        <w:t>Trong Triplet branch, positive được chọn là ảnh cùng identity xa anchor nhất. Negative ưu tiên semi-hard theo điều kiện PosDist &lt; NegDist &lt; PosDist + margin. Nếu không có semi-hard negative, code dùng negative xa nhất làm fallback để tránh ép model học mẫu quá cực đoan ngay từ đầu.</w:t>
+      </w:r>
+    </w:p>
+    <w:p>
+      <w:pPr>
+        <w:pStyle w:val="Heading1"/>
+      </w:pPr>
+      <w:r>
+        <w:t>5. Cấu hình chính</w:t>
+      </w:r>
+    </w:p>
+    <w:tbl>
+      <w:tblPr>
+        <w:tblStyle w:val="TableGrid"/>
+        <w:tblW w:type="auto" w:w="0"/>
+        <w:jc w:val="center"/>
+        <w:tblLayout w:type="fixed"/>
+        <w:tblLook w:firstColumn="1" w:firstRow="1" w:lastColumn="0" w:lastRow="0" w:noHBand="0" w:noVBand="1" w:val="04A0"/>
+      </w:tblPr>
+      <w:tblGrid>
+        <w:gridCol w:w="3324"/>
+        <w:gridCol w:w="3324"/>
+        <w:gridCol w:w="3324"/>
+      </w:tblGrid>
+      <w:tr>
+        <w:tc>
+          <w:tcPr>
             <w:tcW w:type="dxa" w:w="2268"/>
             <w:vAlign w:val="center"/>
+            <w:shd w:fill="E8EEF5"/>
+            <w:tcMar>
+              <w:top w:w="80" w:type="dxa"/>
+              <w:start w:w="120" w:type="dxa"/>
+              <w:bottom w:w="80" w:type="dxa"/>
+              <w:end w:w="120" w:type="dxa"/>
+            </w:tcMar>
           </w:tcPr>
           <w:p>
             <w:r>
               <w:rPr>
                 <w:rFonts w:ascii="Arial" w:hAnsi="Arial"/>
+                <w:b/>
                 <w:sz w:val="19"/>
               </w:rPr>
-              <w:t>SIC-ViT-4</w:t>
+              <w:t>Tham số</w:t>
             </w:r>
           </w:p>
         </w:tc>
         <w:tc>
           <w:tcPr>
-            <w:tcW w:type="dxa" w:w="1134"/>
+            <w:tcW w:type="dxa" w:w="1701"/>
             <w:vAlign w:val="center"/>
+            <w:shd w:fill="E8EEF5"/>
+            <w:tcMar>
+              <w:top w:w="80" w:type="dxa"/>
+              <w:start w:w="120" w:type="dxa"/>
+              <w:bottom w:w="80" w:type="dxa"/>
+              <w:end w:w="120" w:type="dxa"/>
+            </w:tcMar>
           </w:tcPr>
           <w:p>
+            <w:r>
+              <w:rPr>
+                <w:rFonts w:ascii="Arial" w:hAnsi="Arial"/>
+                <w:b/>
+                <w:sz w:val="19"/>
+              </w:rPr>
+              <w:t>Mặc định</w:t>
+            </w:r>
+          </w:p>
+        </w:tc>
+        <w:tc>
+          <w:tcPr>
+            <w:tcW w:type="dxa" w:w="5102"/>
+            <w:vAlign w:val="center"/>
+            <w:shd w:fill="E8EEF5"/>
+            <w:tcMar>
+              <w:top w:w="80" w:type="dxa"/>
+              <w:start w:w="120" w:type="dxa"/>
+              <w:bottom w:w="80" w:type="dxa"/>
+              <w:end w:w="120" w:type="dxa"/>
+            </w:tcMar>
+          </w:tcPr>
+          <w:p>
+            <w:r>
+              <w:rPr>
+                <w:rFonts w:ascii="Arial" w:hAnsi="Arial"/>
+                <w:b/>
+                <w:sz w:val="19"/>
+              </w:rPr>
+              <w:t>Ghi chú</w:t>
+            </w:r>
+          </w:p>
+        </w:tc>
+      </w:tr>
+      <w:tr>
+        <w:tc>
+          <w:tcPr>
+            <w:tcW w:type="dxa" w:w="3324"/>
+            <w:vAlign w:val="center"/>
+            <w:tcMar>
+              <w:top w:w="80" w:type="dxa"/>
+              <w:start w:w="120" w:type="dxa"/>
+              <w:bottom w:w="80" w:type="dxa"/>
+              <w:end w:w="120" w:type="dxa"/>
+            </w:tcMar>
+          </w:tcPr>
+          <w:p>
+            <w:pPr>
+              <w:spacing w:after="0"/>
+            </w:pPr>
+            <w:r>
+              <w:rPr>
+                <w:rFonts w:ascii="Arial" w:hAnsi="Arial"/>
+                <w:sz w:val="19"/>
+              </w:rPr>
+              <w:t>image_size</w:t>
+            </w:r>
+          </w:p>
+        </w:tc>
+        <w:tc>
+          <w:tcPr>
+            <w:tcW w:type="dxa" w:w="3324"/>
+            <w:vAlign w:val="center"/>
+            <w:tcMar>
+              <w:top w:w="80" w:type="dxa"/>
+              <w:start w:w="120" w:type="dxa"/>
+              <w:bottom w:w="80" w:type="dxa"/>
+              <w:end w:w="120" w:type="dxa"/>
+            </w:tcMar>
+          </w:tcPr>
+          <w:p>
+            <w:pPr>
+              <w:spacing w:after="0"/>
+            </w:pPr>
+            <w:r>
+              <w:rPr>
+                <w:rFonts w:ascii="Arial" w:hAnsi="Arial"/>
+                <w:sz w:val="19"/>
+              </w:rPr>
+              <w:t>224</w:t>
+            </w:r>
+          </w:p>
+        </w:tc>
+        <w:tc>
+          <w:tcPr>
+            <w:tcW w:type="dxa" w:w="3324"/>
+            <w:vAlign w:val="center"/>
+            <w:tcMar>
+              <w:top w:w="80" w:type="dxa"/>
+              <w:start w:w="120" w:type="dxa"/>
+              <w:bottom w:w="80" w:type="dxa"/>
+              <w:end w:w="120" w:type="dxa"/>
+            </w:tcMar>
+          </w:tcPr>
+          <w:p>
+            <w:pPr>
+              <w:spacing w:after="0"/>
+            </w:pPr>
+            <w:r>
+              <w:rPr>
+                <w:rFonts w:ascii="Arial" w:hAnsi="Arial"/>
+                <w:sz w:val="19"/>
+              </w:rPr>
+              <w:t>Kích thước ảnh đầu vào.</w:t>
+            </w:r>
+          </w:p>
+        </w:tc>
+      </w:tr>
+      <w:tr>
+        <w:tc>
+          <w:tcPr>
+            <w:tcW w:type="dxa" w:w="3324"/>
+            <w:vAlign w:val="center"/>
+            <w:tcMar>
+              <w:top w:w="80" w:type="dxa"/>
+              <w:start w:w="120" w:type="dxa"/>
+              <w:bottom w:w="80" w:type="dxa"/>
+              <w:end w:w="120" w:type="dxa"/>
+            </w:tcMar>
+          </w:tcPr>
+          <w:p>
+            <w:pPr>
+              <w:spacing w:after="0"/>
+            </w:pPr>
+            <w:r>
+              <w:rPr>
+                <w:rFonts w:ascii="Arial" w:hAnsi="Arial"/>
+                <w:sz w:val="19"/>
+              </w:rPr>
+              <w:t>patch_size</w:t>
+            </w:r>
+          </w:p>
+        </w:tc>
+        <w:tc>
+          <w:tcPr>
+            <w:tcW w:type="dxa" w:w="3324"/>
+            <w:vAlign w:val="center"/>
+            <w:tcMar>
+              <w:top w:w="80" w:type="dxa"/>
+              <w:start w:w="120" w:type="dxa"/>
+              <w:bottom w:w="80" w:type="dxa"/>
+              <w:end w:w="120" w:type="dxa"/>
+            </w:tcMar>
+          </w:tcPr>
+          <w:p>
+            <w:pPr>
+              <w:spacing w:after="0"/>
+            </w:pPr>
+            <w:r>
+              <w:rPr>
+                <w:rFonts w:ascii="Arial" w:hAnsi="Arial"/>
+                <w:sz w:val="19"/>
+              </w:rPr>
+              <w:t>16</w:t>
+            </w:r>
+          </w:p>
+        </w:tc>
+        <w:tc>
+          <w:tcPr>
+            <w:tcW w:type="dxa" w:w="3324"/>
+            <w:vAlign w:val="center"/>
+            <w:tcMar>
+              <w:top w:w="80" w:type="dxa"/>
+              <w:start w:w="120" w:type="dxa"/>
+              <w:bottom w:w="80" w:type="dxa"/>
+              <w:end w:w="120" w:type="dxa"/>
+            </w:tcMar>
+          </w:tcPr>
+          <w:p>
+            <w:pPr>
+              <w:spacing w:after="0"/>
+            </w:pPr>
+            <w:r>
+              <w:rPr>
+                <w:rFonts w:ascii="Arial" w:hAnsi="Arial"/>
+                <w:sz w:val="19"/>
+              </w:rPr>
+              <w:t>Tạo 196 patch cho ảnh 224 x 224.</w:t>
+            </w:r>
+          </w:p>
+        </w:tc>
+      </w:tr>
+      <w:tr>
+        <w:tc>
+          <w:tcPr>
+            <w:tcW w:type="dxa" w:w="3324"/>
+            <w:vAlign w:val="center"/>
+            <w:tcMar>
+              <w:top w:w="80" w:type="dxa"/>
+              <w:start w:w="120" w:type="dxa"/>
+              <w:bottom w:w="80" w:type="dxa"/>
+              <w:end w:w="120" w:type="dxa"/>
+            </w:tcMar>
+          </w:tcPr>
+          <w:p>
+            <w:pPr>
+              <w:spacing w:after="0"/>
+            </w:pPr>
+            <w:r>
+              <w:rPr>
+                <w:rFonts w:ascii="Arial" w:hAnsi="Arial"/>
+                <w:sz w:val="19"/>
+              </w:rPr>
+              <w:t>embed_dim</w:t>
+            </w:r>
+          </w:p>
+        </w:tc>
+        <w:tc>
+          <w:tcPr>
+            <w:tcW w:type="dxa" w:w="3324"/>
+            <w:vAlign w:val="center"/>
+            <w:tcMar>
+              <w:top w:w="80" w:type="dxa"/>
+              <w:start w:w="120" w:type="dxa"/>
+              <w:bottom w:w="80" w:type="dxa"/>
+              <w:end w:w="120" w:type="dxa"/>
+            </w:tcMar>
+          </w:tcPr>
+          <w:p>
+            <w:pPr>
+              <w:spacing w:after="0"/>
+            </w:pPr>
+            <w:r>
+              <w:rPr>
+                <w:rFonts w:ascii="Arial" w:hAnsi="Arial"/>
+                <w:sz w:val="19"/>
+              </w:rPr>
+              <w:t>192</w:t>
+            </w:r>
+          </w:p>
+        </w:tc>
+        <w:tc>
+          <w:tcPr>
+            <w:tcW w:type="dxa" w:w="3324"/>
+            <w:vAlign w:val="center"/>
+            <w:tcMar>
+              <w:top w:w="80" w:type="dxa"/>
+              <w:start w:w="120" w:type="dxa"/>
+              <w:bottom w:w="80" w:type="dxa"/>
+              <w:end w:w="120" w:type="dxa"/>
+            </w:tcMar>
+          </w:tcPr>
+          <w:p>
+            <w:pPr>
+              <w:spacing w:after="0"/>
+            </w:pPr>
+            <w:r>
+              <w:rPr>
+                <w:rFonts w:ascii="Arial" w:hAnsi="Arial"/>
+                <w:sz w:val="19"/>
+              </w:rPr>
+              <w:t>Số chiều token Transformer.</w:t>
+            </w:r>
+          </w:p>
+        </w:tc>
+      </w:tr>
+      <w:tr>
+        <w:tc>
+          <w:tcPr>
+            <w:tcW w:type="dxa" w:w="3324"/>
+            <w:vAlign w:val="center"/>
+            <w:tcMar>
+              <w:top w:w="80" w:type="dxa"/>
+              <w:start w:w="120" w:type="dxa"/>
+              <w:bottom w:w="80" w:type="dxa"/>
+              <w:end w:w="120" w:type="dxa"/>
+            </w:tcMar>
+          </w:tcPr>
+          <w:p>
+            <w:pPr>
+              <w:spacing w:after="0"/>
+            </w:pPr>
+            <w:r>
+              <w:rPr>
+                <w:rFonts w:ascii="Arial" w:hAnsi="Arial"/>
+                <w:sz w:val="19"/>
+              </w:rPr>
+              <w:t>depth</w:t>
+            </w:r>
+          </w:p>
+        </w:tc>
+        <w:tc>
+          <w:tcPr>
+            <w:tcW w:type="dxa" w:w="3324"/>
+            <w:vAlign w:val="center"/>
+            <w:tcMar>
+              <w:top w:w="80" w:type="dxa"/>
+              <w:start w:w="120" w:type="dxa"/>
+              <w:bottom w:w="80" w:type="dxa"/>
+              <w:end w:w="120" w:type="dxa"/>
+            </w:tcMar>
+          </w:tcPr>
+          <w:p>
+            <w:pPr>
+              <w:spacing w:after="0"/>
+            </w:pPr>
+            <w:r>
+              <w:rPr>
+                <w:rFonts w:ascii="Arial" w:hAnsi="Arial"/>
+                <w:sz w:val="19"/>
+              </w:rPr>
+              <w:t>12</w:t>
+            </w:r>
+          </w:p>
+        </w:tc>
+        <w:tc>
+          <w:tcPr>
+            <w:tcW w:type="dxa" w:w="3324"/>
+            <w:vAlign w:val="center"/>
+            <w:tcMar>
+              <w:top w:w="80" w:type="dxa"/>
+              <w:start w:w="120" w:type="dxa"/>
+              <w:bottom w:w="80" w:type="dxa"/>
+              <w:end w:w="120" w:type="dxa"/>
+            </w:tcMar>
+          </w:tcPr>
+          <w:p>
+            <w:pPr>
+              <w:spacing w:after="0"/>
+            </w:pPr>
+            <w:r>
+              <w:rPr>
+                <w:rFonts w:ascii="Arial" w:hAnsi="Arial"/>
+                <w:sz w:val="19"/>
+              </w:rPr>
+              <w:t>Số Transformer Encoder Block.</w:t>
+            </w:r>
+          </w:p>
+        </w:tc>
+      </w:tr>
+      <w:tr>
+        <w:tc>
+          <w:tcPr>
+            <w:tcW w:type="dxa" w:w="3324"/>
+            <w:vAlign w:val="center"/>
+            <w:tcMar>
+              <w:top w:w="80" w:type="dxa"/>
+              <w:start w:w="120" w:type="dxa"/>
+              <w:bottom w:w="80" w:type="dxa"/>
+              <w:end w:w="120" w:type="dxa"/>
+            </w:tcMar>
+          </w:tcPr>
+          <w:p>
+            <w:pPr>
+              <w:spacing w:after="0"/>
+            </w:pPr>
+            <w:r>
+              <w:rPr>
+                <w:rFonts w:ascii="Arial" w:hAnsi="Arial"/>
+                <w:sz w:val="19"/>
+              </w:rPr>
+              <w:t>num_heads</w:t>
+            </w:r>
+          </w:p>
+        </w:tc>
+        <w:tc>
+          <w:tcPr>
+            <w:tcW w:type="dxa" w:w="3324"/>
+            <w:vAlign w:val="center"/>
+            <w:tcMar>
+              <w:top w:w="80" w:type="dxa"/>
+              <w:start w:w="120" w:type="dxa"/>
+              <w:bottom w:w="80" w:type="dxa"/>
+              <w:end w:w="120" w:type="dxa"/>
+            </w:tcMar>
+          </w:tcPr>
+          <w:p>
+            <w:pPr>
+              <w:spacing w:after="0"/>
+            </w:pPr>
+            <w:r>
+              <w:rPr>
+                <w:rFonts w:ascii="Arial" w:hAnsi="Arial"/>
+                <w:sz w:val="19"/>
+              </w:rPr>
+              <w:t>3</w:t>
+            </w:r>
+          </w:p>
+        </w:tc>
+        <w:tc>
+          <w:tcPr>
+            <w:tcW w:type="dxa" w:w="3324"/>
+            <w:vAlign w:val="center"/>
+            <w:tcMar>
+              <w:top w:w="80" w:type="dxa"/>
+              <w:start w:w="120" w:type="dxa"/>
+              <w:bottom w:w="80" w:type="dxa"/>
+              <w:end w:w="120" w:type="dxa"/>
+            </w:tcMar>
+          </w:tcPr>
+          <w:p>
+            <w:pPr>
+              <w:spacing w:after="0"/>
+            </w:pPr>
+            <w:r>
+              <w:rPr>
+                <w:rFonts w:ascii="Arial" w:hAnsi="Arial"/>
+                <w:sz w:val="19"/>
+              </w:rPr>
+              <w:t>Mỗi head có 64 chiều.</w:t>
+            </w:r>
+          </w:p>
+        </w:tc>
+      </w:tr>
+      <w:tr>
+        <w:tc>
+          <w:tcPr>
+            <w:tcW w:type="dxa" w:w="3324"/>
+            <w:vAlign w:val="center"/>
+            <w:tcMar>
+              <w:top w:w="80" w:type="dxa"/>
+              <w:start w:w="120" w:type="dxa"/>
+              <w:bottom w:w="80" w:type="dxa"/>
+              <w:end w:w="120" w:type="dxa"/>
+            </w:tcMar>
+          </w:tcPr>
+          <w:p>
+            <w:pPr>
+              <w:spacing w:after="0"/>
+            </w:pPr>
+            <w:r>
+              <w:rPr>
+                <w:rFonts w:ascii="Arial" w:hAnsi="Arial"/>
+                <w:sz w:val="19"/>
+              </w:rPr>
+              <w:t>mlp_ratio</w:t>
+            </w:r>
+          </w:p>
+        </w:tc>
+        <w:tc>
+          <w:tcPr>
+            <w:tcW w:type="dxa" w:w="3324"/>
+            <w:vAlign w:val="center"/>
+            <w:tcMar>
+              <w:top w:w="80" w:type="dxa"/>
+              <w:start w:w="120" w:type="dxa"/>
+              <w:bottom w:w="80" w:type="dxa"/>
+              <w:end w:w="120" w:type="dxa"/>
+            </w:tcMar>
+          </w:tcPr>
+          <w:p>
+            <w:pPr>
+              <w:spacing w:after="0"/>
+            </w:pPr>
+            <w:r>
+              <w:rPr>
+                <w:rFonts w:ascii="Arial" w:hAnsi="Arial"/>
+                <w:sz w:val="19"/>
+              </w:rPr>
+              <w:t>4.0</w:t>
+            </w:r>
+          </w:p>
+        </w:tc>
+        <w:tc>
+          <w:tcPr>
+            <w:tcW w:type="dxa" w:w="3324"/>
+            <w:vAlign w:val="center"/>
+            <w:tcMar>
+              <w:top w:w="80" w:type="dxa"/>
+              <w:start w:w="120" w:type="dxa"/>
+              <w:bottom w:w="80" w:type="dxa"/>
+              <w:end w:w="120" w:type="dxa"/>
+            </w:tcMar>
+          </w:tcPr>
+          <w:p>
+            <w:pPr>
+              <w:spacing w:after="0"/>
+            </w:pPr>
+            <w:r>
+              <w:rPr>
+                <w:rFonts w:ascii="Arial" w:hAnsi="Arial"/>
+                <w:sz w:val="19"/>
+              </w:rPr>
+              <w:t>FeedForward 192 -&gt; 768 -&gt; 192.</w:t>
+            </w:r>
+          </w:p>
+        </w:tc>
+      </w:tr>
+      <w:tr>
+        <w:tc>
+          <w:tcPr>
+            <w:tcW w:type="dxa" w:w="3324"/>
+            <w:vAlign w:val="center"/>
+            <w:tcMar>
+              <w:top w:w="80" w:type="dxa"/>
+              <w:start w:w="120" w:type="dxa"/>
+              <w:bottom w:w="80" w:type="dxa"/>
+              <w:end w:w="120" w:type="dxa"/>
+            </w:tcMar>
+          </w:tcPr>
+          <w:p>
+            <w:pPr>
+              <w:spacing w:after="0"/>
+            </w:pPr>
+            <w:r>
+              <w:rPr>
+                <w:rFonts w:ascii="Arial" w:hAnsi="Arial"/>
+                <w:sz w:val="19"/>
+              </w:rPr>
+              <w:t>dropout</w:t>
+            </w:r>
+          </w:p>
+        </w:tc>
+        <w:tc>
+          <w:tcPr>
+            <w:tcW w:type="dxa" w:w="3324"/>
+            <w:vAlign w:val="center"/>
+            <w:tcMar>
+              <w:top w:w="80" w:type="dxa"/>
+              <w:start w:w="120" w:type="dxa"/>
+              <w:bottom w:w="80" w:type="dxa"/>
+              <w:end w:w="120" w:type="dxa"/>
+            </w:tcMar>
+          </w:tcPr>
+          <w:p>
+            <w:pPr>
+              <w:spacing w:after="0"/>
+            </w:pPr>
+            <w:r>
+              <w:rPr>
+                <w:rFonts w:ascii="Arial" w:hAnsi="Arial"/>
+                <w:sz w:val="19"/>
+              </w:rPr>
+              <w:t>0.1</w:t>
+            </w:r>
+          </w:p>
+        </w:tc>
+        <w:tc>
+          <w:tcPr>
+            <w:tcW w:type="dxa" w:w="3324"/>
+            <w:vAlign w:val="center"/>
+            <w:tcMar>
+              <w:top w:w="80" w:type="dxa"/>
+              <w:start w:w="120" w:type="dxa"/>
+              <w:bottom w:w="80" w:type="dxa"/>
+              <w:end w:w="120" w:type="dxa"/>
+            </w:tcMar>
+          </w:tcPr>
+          <w:p>
+            <w:pPr>
+              <w:spacing w:after="0"/>
+            </w:pPr>
+            <w:r>
+              <w:rPr>
+                <w:rFonts w:ascii="Arial" w:hAnsi="Arial"/>
+                <w:sz w:val="19"/>
+              </w:rPr>
+              <w:t>Dropout trong embedding, attention và MLP.</w:t>
+            </w:r>
+          </w:p>
+        </w:tc>
+      </w:tr>
+      <w:tr>
+        <w:tc>
+          <w:tcPr>
+            <w:tcW w:type="dxa" w:w="3324"/>
+            <w:vAlign w:val="center"/>
+            <w:tcMar>
+              <w:top w:w="80" w:type="dxa"/>
+              <w:start w:w="120" w:type="dxa"/>
+              <w:bottom w:w="80" w:type="dxa"/>
+              <w:end w:w="120" w:type="dxa"/>
+            </w:tcMar>
+          </w:tcPr>
+          <w:p>
+            <w:pPr>
+              <w:spacing w:after="0"/>
+            </w:pPr>
+            <w:r>
+              <w:rPr>
+                <w:rFonts w:ascii="Arial" w:hAnsi="Arial"/>
+                <w:sz w:val="19"/>
+              </w:rPr>
+              <w:t>face_embedding_dim</w:t>
+            </w:r>
+          </w:p>
+        </w:tc>
+        <w:tc>
+          <w:tcPr>
+            <w:tcW w:type="dxa" w:w="3324"/>
+            <w:vAlign w:val="center"/>
+            <w:tcMar>
+              <w:top w:w="80" w:type="dxa"/>
+              <w:start w:w="120" w:type="dxa"/>
+              <w:bottom w:w="80" w:type="dxa"/>
+              <w:end w:w="120" w:type="dxa"/>
+            </w:tcMar>
+          </w:tcPr>
+          <w:p>
+            <w:pPr>
+              <w:spacing w:after="0"/>
+            </w:pPr>
+            <w:r>
+              <w:rPr>
+                <w:rFonts w:ascii="Arial" w:hAnsi="Arial"/>
+                <w:sz w:val="19"/>
+              </w:rPr>
+              <w:t>128</w:t>
+            </w:r>
+          </w:p>
+        </w:tc>
+        <w:tc>
+          <w:tcPr>
+            <w:tcW w:type="dxa" w:w="3324"/>
+            <w:vAlign w:val="center"/>
+            <w:tcMar>
+              <w:top w:w="80" w:type="dxa"/>
+              <w:start w:w="120" w:type="dxa"/>
+              <w:bottom w:w="80" w:type="dxa"/>
+              <w:end w:w="120" w:type="dxa"/>
+            </w:tcMar>
+          </w:tcPr>
+          <w:p>
+            <w:pPr>
+              <w:spacing w:after="0"/>
+            </w:pPr>
+            <w:r>
+              <w:rPr>
+                <w:rFonts w:ascii="Arial" w:hAnsi="Arial"/>
+                <w:sz w:val="19"/>
+              </w:rPr>
+              <w:t>Kích thước embedding đầu ra.</w:t>
+            </w:r>
+          </w:p>
+        </w:tc>
+      </w:tr>
+      <w:tr>
+        <w:tc>
+          <w:tcPr>
+            <w:tcW w:type="dxa" w:w="3324"/>
+            <w:vAlign w:val="center"/>
+            <w:tcMar>
+              <w:top w:w="80" w:type="dxa"/>
+              <w:start w:w="120" w:type="dxa"/>
+              <w:bottom w:w="80" w:type="dxa"/>
+              <w:end w:w="120" w:type="dxa"/>
+            </w:tcMar>
+          </w:tcPr>
+          <w:p>
+            <w:pPr>
+              <w:spacing w:after="0"/>
+            </w:pPr>
+            <w:r>
+              <w:rPr>
+                <w:rFonts w:ascii="Arial" w:hAnsi="Arial"/>
+                <w:sz w:val="19"/>
+              </w:rPr>
+              <w:t>identities_per_batch</w:t>
+            </w:r>
+          </w:p>
+        </w:tc>
+        <w:tc>
+          <w:tcPr>
+            <w:tcW w:type="dxa" w:w="3324"/>
+            <w:vAlign w:val="center"/>
+            <w:tcMar>
+              <w:top w:w="80" w:type="dxa"/>
+              <w:start w:w="120" w:type="dxa"/>
+              <w:bottom w:w="80" w:type="dxa"/>
+              <w:end w:w="120" w:type="dxa"/>
+            </w:tcMar>
+          </w:tcPr>
+          <w:p>
+            <w:pPr>
+              <w:spacing w:after="0"/>
+            </w:pPr>
+            <w:r>
+              <w:rPr>
+                <w:rFonts w:ascii="Arial" w:hAnsi="Arial"/>
+                <w:sz w:val="19"/>
+              </w:rPr>
+              <w:t>8</w:t>
+            </w:r>
+          </w:p>
+        </w:tc>
+        <w:tc>
+          <w:tcPr>
+            <w:tcW w:type="dxa" w:w="3324"/>
+            <w:vAlign w:val="center"/>
+            <w:tcMar>
+              <w:top w:w="80" w:type="dxa"/>
+              <w:start w:w="120" w:type="dxa"/>
+              <w:bottom w:w="80" w:type="dxa"/>
+              <w:end w:w="120" w:type="dxa"/>
+            </w:tcMar>
+          </w:tcPr>
+          <w:p>
+            <w:pPr>
+              <w:spacing w:after="0"/>
+            </w:pPr>
+            <w:r>
+              <w:rPr>
+                <w:rFonts w:ascii="Arial" w:hAnsi="Arial"/>
+                <w:sz w:val="19"/>
+              </w:rPr>
+              <w:t>P trong PK sampler.</w:t>
+            </w:r>
+          </w:p>
+        </w:tc>
+      </w:tr>
+      <w:tr>
+        <w:tc>
+          <w:tcPr>
+            <w:tcW w:type="dxa" w:w="3324"/>
+            <w:vAlign w:val="center"/>
+            <w:tcMar>
+              <w:top w:w="80" w:type="dxa"/>
+              <w:start w:w="120" w:type="dxa"/>
+              <w:bottom w:w="80" w:type="dxa"/>
+              <w:end w:w="120" w:type="dxa"/>
+            </w:tcMar>
+          </w:tcPr>
+          <w:p>
+            <w:pPr>
+              <w:spacing w:after="0"/>
+            </w:pPr>
+            <w:r>
+              <w:rPr>
+                <w:rFonts w:ascii="Arial" w:hAnsi="Arial"/>
+                <w:sz w:val="19"/>
+              </w:rPr>
+              <w:t>images_per_identity</w:t>
+            </w:r>
+          </w:p>
+        </w:tc>
+        <w:tc>
+          <w:tcPr>
+            <w:tcW w:type="dxa" w:w="3324"/>
+            <w:vAlign w:val="center"/>
+            <w:tcMar>
+              <w:top w:w="80" w:type="dxa"/>
+              <w:start w:w="120" w:type="dxa"/>
+              <w:bottom w:w="80" w:type="dxa"/>
+              <w:end w:w="120" w:type="dxa"/>
+            </w:tcMar>
+          </w:tcPr>
+          <w:p>
+            <w:pPr>
+              <w:spacing w:after="0"/>
+            </w:pPr>
             <w:r>
               <w:rPr>
                 <w:rFonts w:ascii="Arial" w:hAnsi="Arial"/>
@@ -3603,61 +2099,25 @@
         </w:tc>
         <w:tc>
           <w:tcPr>
-            <w:tcW w:type="dxa" w:w="1134"/>
+            <w:tcW w:type="dxa" w:w="3324"/>
             <w:vAlign w:val="center"/>
+            <w:tcMar>
+              <w:top w:w="80" w:type="dxa"/>
+              <w:start w:w="120" w:type="dxa"/>
+              <w:bottom w:w="80" w:type="dxa"/>
+              <w:end w:w="120" w:type="dxa"/>
+            </w:tcMar>
           </w:tcPr>
           <w:p>
+            <w:pPr>
+              <w:spacing w:after="0"/>
+            </w:pPr>
             <w:r>
               <w:rPr>
                 <w:rFonts w:ascii="Arial" w:hAnsi="Arial"/>
                 <w:sz w:val="19"/>
               </w:rPr>
-              <w:t>192</w:t>
-            </w:r>
-          </w:p>
-        </w:tc>
-        <w:tc>
-          <w:tcPr>
-            <w:tcW w:type="dxa" w:w="1134"/>
-            <w:vAlign w:val="center"/>
-          </w:tcPr>
-          <w:p>
-            <w:r>
-              <w:rPr>
-                <w:rFonts w:ascii="Arial" w:hAnsi="Arial"/>
-                <w:sz w:val="19"/>
-              </w:rPr>
-              <w:t>3</w:t>
-            </w:r>
-          </w:p>
-        </w:tc>
-        <w:tc>
-          <w:tcPr>
-            <w:tcW w:type="dxa" w:w="1134"/>
-            <w:vAlign w:val="center"/>
-          </w:tcPr>
-          <w:p>
-            <w:r>
-              <w:rPr>
-                <w:rFonts w:ascii="Arial" w:hAnsi="Arial"/>
-                <w:sz w:val="19"/>
-              </w:rPr>
-              <w:t>2×</w:t>
-            </w:r>
-          </w:p>
-        </w:tc>
-        <w:tc>
-          <w:tcPr>
-            <w:tcW w:type="dxa" w:w="2835"/>
-            <w:vAlign w:val="center"/>
-          </w:tcPr>
-          <w:p>
-            <w:r>
-              <w:rPr>
-                <w:rFonts w:ascii="Arial" w:hAnsi="Arial"/>
-                <w:sz w:val="19"/>
-              </w:rPr>
-              <w:t>1.366.185</w:t>
+              <w:t>K trong PK sampler.</w:t>
             </w:r>
           </w:p>
         </w:tc>
@@ -3665,91 +2125,73 @@
       <w:tr>
         <w:tc>
           <w:tcPr>
-            <w:tcW w:type="dxa" w:w="2268"/>
+            <w:tcW w:type="dxa" w:w="3324"/>
             <w:vAlign w:val="center"/>
+            <w:tcMar>
+              <w:top w:w="80" w:type="dxa"/>
+              <w:start w:w="120" w:type="dxa"/>
+              <w:bottom w:w="80" w:type="dxa"/>
+              <w:end w:w="120" w:type="dxa"/>
+            </w:tcMar>
           </w:tcPr>
           <w:p>
+            <w:pPr>
+              <w:spacing w:after="0"/>
+            </w:pPr>
             <w:r>
               <w:rPr>
                 <w:rFonts w:ascii="Arial" w:hAnsi="Arial"/>
                 <w:sz w:val="19"/>
               </w:rPr>
-              <w:t>ViT-Tiny-inspired</w:t>
+              <w:t>triplet_margin</w:t>
             </w:r>
           </w:p>
         </w:tc>
         <w:tc>
           <w:tcPr>
-            <w:tcW w:type="dxa" w:w="1134"/>
+            <w:tcW w:type="dxa" w:w="3324"/>
             <w:vAlign w:val="center"/>
+            <w:tcMar>
+              <w:top w:w="80" w:type="dxa"/>
+              <w:start w:w="120" w:type="dxa"/>
+              <w:bottom w:w="80" w:type="dxa"/>
+              <w:end w:w="120" w:type="dxa"/>
+            </w:tcMar>
           </w:tcPr>
           <w:p>
+            <w:pPr>
+              <w:spacing w:after="0"/>
+            </w:pPr>
             <w:r>
               <w:rPr>
                 <w:rFonts w:ascii="Arial" w:hAnsi="Arial"/>
                 <w:sz w:val="19"/>
               </w:rPr>
-              <w:t>12</w:t>
+              <w:t>0.2</w:t>
             </w:r>
           </w:p>
         </w:tc>
         <w:tc>
           <w:tcPr>
-            <w:tcW w:type="dxa" w:w="1134"/>
+            <w:tcW w:type="dxa" w:w="3324"/>
             <w:vAlign w:val="center"/>
+            <w:tcMar>
+              <w:top w:w="80" w:type="dxa"/>
+              <w:start w:w="120" w:type="dxa"/>
+              <w:bottom w:w="80" w:type="dxa"/>
+              <w:end w:w="120" w:type="dxa"/>
+            </w:tcMar>
           </w:tcPr>
           <w:p>
+            <w:pPr>
+              <w:spacing w:after="0"/>
+            </w:pPr>
             <w:r>
               <w:rPr>
                 <w:rFonts w:ascii="Arial" w:hAnsi="Arial"/>
                 <w:sz w:val="19"/>
               </w:rPr>
-              <w:t>192</w:t>
-            </w:r>
-          </w:p>
-        </w:tc>
-        <w:tc>
-          <w:tcPr>
-            <w:tcW w:type="dxa" w:w="1134"/>
-            <w:vAlign w:val="center"/>
-          </w:tcPr>
-          <w:p>
-            <w:r>
-              <w:rPr>
-                <w:rFonts w:ascii="Arial" w:hAnsi="Arial"/>
-                <w:sz w:val="19"/>
-              </w:rPr>
-              <w:t>3</w:t>
-            </w:r>
-          </w:p>
-        </w:tc>
-        <w:tc>
-          <w:tcPr>
-            <w:tcW w:type="dxa" w:w="1134"/>
-            <w:vAlign w:val="center"/>
-          </w:tcPr>
-          <w:p>
-            <w:r>
-              <w:rPr>
-                <w:rFonts w:ascii="Arial" w:hAnsi="Arial"/>
-                <w:sz w:val="19"/>
-              </w:rPr>
-              <w:t>4×</w:t>
-            </w:r>
-          </w:p>
-        </w:tc>
-        <w:tc>
-          <w:tcPr>
-            <w:tcW w:type="dxa" w:w="2835"/>
-            <w:vAlign w:val="center"/>
-          </w:tcPr>
-          <w:p>
-            <w:r>
-              <w:rPr>
-                <w:rFonts w:ascii="Arial" w:hAnsi="Arial"/>
-                <w:sz w:val="19"/>
-              </w:rPr>
-              <w:t>5.516.457</w:t>
+              <w:t>Margin cho Triplet Loss.</w:t>
             </w:r>
           </w:p>
         </w:tc>
@@ -3757,151 +2199,73 @@
       <w:tr>
         <w:tc>
           <w:tcPr>
-            <w:tcW w:type="dxa" w:w="2268"/>
+            <w:tcW w:type="dxa" w:w="3324"/>
             <w:vAlign w:val="center"/>
+            <w:tcMar>
+              <w:top w:w="80" w:type="dxa"/>
+              <w:start w:w="120" w:type="dxa"/>
+              <w:bottom w:w="80" w:type="dxa"/>
+              <w:end w:w="120" w:type="dxa"/>
+            </w:tcMar>
           </w:tcPr>
           <w:p>
+            <w:pPr>
+              <w:spacing w:after="0"/>
+            </w:pPr>
             <w:r>
               <w:rPr>
                 <w:rFonts w:ascii="Arial" w:hAnsi="Arial"/>
                 <w:sz w:val="19"/>
               </w:rPr>
-              <w:t>ViT-Small-inspired</w:t>
+              <w:t>temperature</w:t>
             </w:r>
           </w:p>
         </w:tc>
         <w:tc>
           <w:tcPr>
-            <w:tcW w:type="dxa" w:w="1134"/>
+            <w:tcW w:type="dxa" w:w="3324"/>
             <w:vAlign w:val="center"/>
+            <w:tcMar>
+              <w:top w:w="80" w:type="dxa"/>
+              <w:start w:w="120" w:type="dxa"/>
+              <w:bottom w:w="80" w:type="dxa"/>
+              <w:end w:w="120" w:type="dxa"/>
+            </w:tcMar>
           </w:tcPr>
           <w:p>
+            <w:pPr>
+              <w:spacing w:after="0"/>
+            </w:pPr>
             <w:r>
               <w:rPr>
                 <w:rFonts w:ascii="Arial" w:hAnsi="Arial"/>
                 <w:sz w:val="19"/>
               </w:rPr>
-              <w:t>12</w:t>
+              <w:t>0.07</w:t>
             </w:r>
           </w:p>
         </w:tc>
         <w:tc>
           <w:tcPr>
-            <w:tcW w:type="dxa" w:w="1134"/>
+            <w:tcW w:type="dxa" w:w="3324"/>
             <w:vAlign w:val="center"/>
+            <w:tcMar>
+              <w:top w:w="80" w:type="dxa"/>
+              <w:start w:w="120" w:type="dxa"/>
+              <w:bottom w:w="80" w:type="dxa"/>
+              <w:end w:w="120" w:type="dxa"/>
+            </w:tcMar>
           </w:tcPr>
           <w:p>
+            <w:pPr>
+              <w:spacing w:after="0"/>
+            </w:pPr>
             <w:r>
               <w:rPr>
                 <w:rFonts w:ascii="Arial" w:hAnsi="Arial"/>
                 <w:sz w:val="19"/>
               </w:rPr>
-              <w:t>384</w:t>
-            </w:r>
-          </w:p>
-        </w:tc>
-        <w:tc>
-          <w:tcPr>
-            <w:tcW w:type="dxa" w:w="1134"/>
-            <w:vAlign w:val="center"/>
-          </w:tcPr>
-          <w:p>
-            <w:r>
-              <w:rPr>
-                <w:rFonts w:ascii="Arial" w:hAnsi="Arial"/>
-                <w:sz w:val="19"/>
-              </w:rPr>
-              <w:t>6</w:t>
-            </w:r>
-          </w:p>
-        </w:tc>
-        <w:tc>
-          <w:tcPr>
-            <w:tcW w:type="dxa" w:w="1134"/>
-            <w:vAlign w:val="center"/>
-          </w:tcPr>
-          <w:p>
-            <w:r>
-              <w:rPr>
-                <w:rFonts w:ascii="Arial" w:hAnsi="Arial"/>
-                <w:sz w:val="19"/>
-              </w:rPr>
-              <w:t>4×</w:t>
-            </w:r>
-          </w:p>
-        </w:tc>
-        <w:tc>
-          <w:tcPr>
-            <w:tcW w:type="dxa" w:w="2835"/>
-            <w:vAlign w:val="center"/>
-          </w:tcPr>
-          <w:p>
-            <w:r>
-              <w:rPr>
-                <w:rFonts w:ascii="Arial" w:hAnsi="Arial"/>
-                <w:sz w:val="19"/>
-              </w:rPr>
-              <w:t>21.649.641 (nặng, chỉ tham khảo)</w:t>
-            </w:r>
-          </w:p>
-        </w:tc>
-      </w:tr>
-    </w:tbl>
-    <w:p/>
-    <w:p>
-      <w:r>
-        <w:t>Để so sánh có cơ sở, hãy giữ nguyên dataset split, seed, image_size, augmentation, optimizer và tiêu chí Early Stopping; chỉ thay cấu hình model. Báo cáo nên có accuracy, macro-F1, số tham số, thời gian/epoch, FPS inference và VRAM.</w:t>
-      </w:r>
-    </w:p>
-    <w:p>
-      <w:pPr>
-        <w:pStyle w:val="Heading2"/>
-      </w:pPr>
-      <w:r>
-        <w:t>Khác biệt cốt lõi giữa AlexNet và Transformer</w:t>
-      </w:r>
-    </w:p>
-    <w:tbl>
-      <w:tblPr>
-        <w:tblStyle w:val="TableGrid"/>
-        <w:tblW w:type="auto" w:w="0"/>
-        <w:jc w:val="center"/>
-        <w:tblLook w:firstColumn="1" w:firstRow="1" w:lastColumn="0" w:lastRow="0" w:noHBand="0" w:noVBand="1" w:val="04A0"/>
-      </w:tblPr>
-      <w:tblGrid>
-        <w:gridCol w:w="4986"/>
-        <w:gridCol w:w="4986"/>
-      </w:tblGrid>
-      <w:tr>
-        <w:tc>
-          <w:tcPr>
-            <w:tcW w:type="dxa" w:w="4535"/>
-            <w:shd w:fill="D9EAF7"/>
-            <w:vAlign w:val="center"/>
-          </w:tcPr>
-          <w:p>
-            <w:r>
-              <w:rPr>
-                <w:rFonts w:ascii="Arial" w:hAnsi="Arial"/>
-                <w:b/>
-              </w:rPr>
-              <w:t>AlexNet/CNN</w:t>
-            </w:r>
-          </w:p>
-        </w:tc>
-        <w:tc>
-          <w:tcPr>
-            <w:tcW w:type="dxa" w:w="4535"/>
-            <w:shd w:fill="D9EAF7"/>
-            <w:vAlign w:val="center"/>
-          </w:tcPr>
-          <w:p>
-            <w:r>
-              <w:rPr>
-                <w:rFonts w:ascii="Arial" w:hAnsi="Arial"/>
-                <w:b/>
-              </w:rPr>
-              <w:t>Custom Vision Transformer</w:t>
+              <w:t>Nhiệt độ cho InfoNCE.</w:t>
             </w:r>
           </w:p>
         </w:tc>
@@ -3909,31 +2273,73 @@
       <w:tr>
         <w:tc>
           <w:tcPr>
-            <w:tcW w:type="dxa" w:w="4535"/>
+            <w:tcW w:type="dxa" w:w="3324"/>
             <w:vAlign w:val="center"/>
+            <w:tcMar>
+              <w:top w:w="80" w:type="dxa"/>
+              <w:start w:w="120" w:type="dxa"/>
+              <w:bottom w:w="80" w:type="dxa"/>
+              <w:end w:w="120" w:type="dxa"/>
+            </w:tcMar>
           </w:tcPr>
           <w:p>
+            <w:pPr>
+              <w:spacing w:after="0"/>
+            </w:pPr>
             <w:r>
               <w:rPr>
                 <w:rFonts w:ascii="Arial" w:hAnsi="Arial"/>
                 <w:sz w:val="19"/>
               </w:rPr>
-              <w:t>Kernel quét cục bộ trên ảnh</w:t>
+              <w:t>lr</w:t>
             </w:r>
           </w:p>
         </w:tc>
         <w:tc>
           <w:tcPr>
-            <w:tcW w:type="dxa" w:w="4535"/>
+            <w:tcW w:type="dxa" w:w="3324"/>
             <w:vAlign w:val="center"/>
+            <w:tcMar>
+              <w:top w:w="80" w:type="dxa"/>
+              <w:start w:w="120" w:type="dxa"/>
+              <w:bottom w:w="80" w:type="dxa"/>
+              <w:end w:w="120" w:type="dxa"/>
+            </w:tcMar>
           </w:tcPr>
           <w:p>
+            <w:pPr>
+              <w:spacing w:after="0"/>
+            </w:pPr>
             <w:r>
               <w:rPr>
                 <w:rFonts w:ascii="Arial" w:hAnsi="Arial"/>
                 <w:sz w:val="19"/>
               </w:rPr>
-              <w:t>Chia ảnh thành token patch</w:t>
+              <w:t>0.0003</w:t>
+            </w:r>
+          </w:p>
+        </w:tc>
+        <w:tc>
+          <w:tcPr>
+            <w:tcW w:type="dxa" w:w="3324"/>
+            <w:vAlign w:val="center"/>
+            <w:tcMar>
+              <w:top w:w="80" w:type="dxa"/>
+              <w:start w:w="120" w:type="dxa"/>
+              <w:bottom w:w="80" w:type="dxa"/>
+              <w:end w:w="120" w:type="dxa"/>
+            </w:tcMar>
+          </w:tcPr>
+          <w:p>
+            <w:pPr>
+              <w:spacing w:after="0"/>
+            </w:pPr>
+            <w:r>
+              <w:rPr>
+                <w:rFonts w:ascii="Arial" w:hAnsi="Arial"/>
+                <w:sz w:val="19"/>
+              </w:rPr>
+              <w:t>Learning rate của AdamW.</w:t>
             </w:r>
           </w:p>
         </w:tc>
@@ -3941,31 +2347,73 @@
       <w:tr>
         <w:tc>
           <w:tcPr>
-            <w:tcW w:type="dxa" w:w="4535"/>
+            <w:tcW w:type="dxa" w:w="3324"/>
             <w:vAlign w:val="center"/>
+            <w:tcMar>
+              <w:top w:w="80" w:type="dxa"/>
+              <w:start w:w="120" w:type="dxa"/>
+              <w:bottom w:w="80" w:type="dxa"/>
+              <w:end w:w="120" w:type="dxa"/>
+            </w:tcMar>
           </w:tcPr>
           <w:p>
+            <w:pPr>
+              <w:spacing w:after="0"/>
+            </w:pPr>
             <w:r>
               <w:rPr>
                 <w:rFonts w:ascii="Arial" w:hAnsi="Arial"/>
                 <w:sz w:val="19"/>
               </w:rPr>
-              <w:t>Quan hệ xa hình thành dần qua nhiều convolution</w:t>
+              <w:t>weight_decay</w:t>
             </w:r>
           </w:p>
         </w:tc>
         <w:tc>
           <w:tcPr>
-            <w:tcW w:type="dxa" w:w="4535"/>
+            <w:tcW w:type="dxa" w:w="3324"/>
             <w:vAlign w:val="center"/>
+            <w:tcMar>
+              <w:top w:w="80" w:type="dxa"/>
+              <w:start w:w="120" w:type="dxa"/>
+              <w:bottom w:w="80" w:type="dxa"/>
+              <w:end w:w="120" w:type="dxa"/>
+            </w:tcMar>
           </w:tcPr>
           <w:p>
+            <w:pPr>
+              <w:spacing w:after="0"/>
+            </w:pPr>
             <w:r>
               <w:rPr>
                 <w:rFonts w:ascii="Arial" w:hAnsi="Arial"/>
                 <w:sz w:val="19"/>
               </w:rPr>
-              <w:t>Self-Attention cho token trao đổi trực tiếp</w:t>
+              <w:t>0.0001</w:t>
+            </w:r>
+          </w:p>
+        </w:tc>
+        <w:tc>
+          <w:tcPr>
+            <w:tcW w:type="dxa" w:w="3324"/>
+            <w:vAlign w:val="center"/>
+            <w:tcMar>
+              <w:top w:w="80" w:type="dxa"/>
+              <w:start w:w="120" w:type="dxa"/>
+              <w:bottom w:w="80" w:type="dxa"/>
+              <w:end w:w="120" w:type="dxa"/>
+            </w:tcMar>
+          </w:tcPr>
+          <w:p>
+            <w:pPr>
+              <w:spacing w:after="0"/>
+            </w:pPr>
+            <w:r>
+              <w:rPr>
+                <w:rFonts w:ascii="Arial" w:hAnsi="Arial"/>
+                <w:sz w:val="19"/>
+              </w:rPr>
+              <w:t>Regularization.</w:t>
             </w:r>
           </w:p>
         </w:tc>
@@ -3973,95 +2421,73 @@
       <w:tr>
         <w:tc>
           <w:tcPr>
-            <w:tcW w:type="dxa" w:w="4535"/>
+            <w:tcW w:type="dxa" w:w="3324"/>
             <w:vAlign w:val="center"/>
+            <w:tcMar>
+              <w:top w:w="80" w:type="dxa"/>
+              <w:start w:w="120" w:type="dxa"/>
+              <w:bottom w:w="80" w:type="dxa"/>
+              <w:end w:w="120" w:type="dxa"/>
+            </w:tcMar>
           </w:tcPr>
           <w:p>
+            <w:pPr>
+              <w:spacing w:after="0"/>
+            </w:pPr>
             <w:r>
               <w:rPr>
                 <w:rFonts w:ascii="Arial" w:hAnsi="Arial"/>
                 <w:sz w:val="19"/>
               </w:rPr>
-              <w:t>Pooling giảm kích thước không gian</w:t>
+              <w:t>early_stop</w:t>
             </w:r>
           </w:p>
         </w:tc>
         <w:tc>
           <w:tcPr>
-            <w:tcW w:type="dxa" w:w="4535"/>
+            <w:tcW w:type="dxa" w:w="3324"/>
             <w:vAlign w:val="center"/>
+            <w:tcMar>
+              <w:top w:w="80" w:type="dxa"/>
+              <w:start w:w="120" w:type="dxa"/>
+              <w:bottom w:w="80" w:type="dxa"/>
+              <w:end w:w="120" w:type="dxa"/>
+            </w:tcMar>
           </w:tcPr>
           <w:p>
+            <w:pPr>
+              <w:spacing w:after="0"/>
+            </w:pPr>
             <w:r>
               <w:rPr>
                 <w:rFonts w:ascii="Arial" w:hAnsi="Arial"/>
                 <w:sz w:val="19"/>
               </w:rPr>
-              <w:t>CLS tổng hợp thông tin toàn ảnh</w:t>
+              <w:t>10</w:t>
             </w:r>
           </w:p>
         </w:tc>
-      </w:tr>
-      <w:tr>
         <w:tc>
           <w:tcPr>
-            <w:tcW w:type="dxa" w:w="4535"/>
+            <w:tcW w:type="dxa" w:w="3324"/>
             <w:vAlign w:val="center"/>
+            <w:tcMar>
+              <w:top w:w="80" w:type="dxa"/>
+              <w:start w:w="120" w:type="dxa"/>
+              <w:bottom w:w="80" w:type="dxa"/>
+              <w:end w:w="120" w:type="dxa"/>
+            </w:tcMar>
           </w:tcPr>
           <w:p>
+            <w:pPr>
+              <w:spacing w:after="0"/>
+            </w:pPr>
             <w:r>
               <w:rPr>
                 <w:rFonts w:ascii="Arial" w:hAnsi="Arial"/>
                 <w:sz w:val="19"/>
               </w:rPr>
-              <w:t>Vị trí được ngầm giữ bởi lưới convolution</w:t>
-            </w:r>
-          </w:p>
-        </w:tc>
-        <w:tc>
-          <w:tcPr>
-            <w:tcW w:type="dxa" w:w="4535"/>
-            <w:vAlign w:val="center"/>
-          </w:tcPr>
-          <w:p>
-            <w:r>
-              <w:rPr>
-                <w:rFonts w:ascii="Arial" w:hAnsi="Arial"/>
-                <w:sz w:val="19"/>
-              </w:rPr>
-              <w:t>Cần Positional Embedding</w:t>
-            </w:r>
-          </w:p>
-        </w:tc>
-      </w:tr>
-      <w:tr>
-        <w:tc>
-          <w:tcPr>
-            <w:tcW w:type="dxa" w:w="4535"/>
-            <w:vAlign w:val="center"/>
-          </w:tcPr>
-          <w:p>
-            <w:r>
-              <w:rPr>
-                <w:rFonts w:ascii="Arial" w:hAnsi="Arial"/>
-                <w:sz w:val="19"/>
-              </w:rPr>
-              <w:t>Dễ train hơn từ đầu trên dữ liệu nhỏ</w:t>
-            </w:r>
-          </w:p>
-        </w:tc>
-        <w:tc>
-          <w:tcPr>
-            <w:tcW w:type="dxa" w:w="4535"/>
-            <w:vAlign w:val="center"/>
-          </w:tcPr>
-          <w:p>
-            <w:r>
-              <w:rPr>
-                <w:rFonts w:ascii="Arial" w:hAnsi="Arial"/>
-                <w:sz w:val="19"/>
-              </w:rPr>
-              <w:t>Thường cần augmentation và regularization tốt</w:t>
+              <w:t>Patience của Early Stopping.</w:t>
             </w:r>
           </w:p>
         </w:tc>
@@ -4073,51 +2499,12 @@
         <w:pStyle w:val="Heading1"/>
       </w:pPr>
       <w:r>
-        <w:t>5. Khả năng triển khai Web, Mobile và WinForms</w:t>
-      </w:r>
-    </w:p>
-    <w:p>
-      <w:pPr>
-        <w:jc w:val="center"/>
-      </w:pPr>
-      <w:r>
-        <w:drawing>
-          <wp:inline xmlns:a="http://schemas.openxmlformats.org/drawingml/2006/main" xmlns:pic="http://schemas.openxmlformats.org/drawingml/2006/picture">
-            <wp:extent cx="6126480" cy="2018135"/>
-            <wp:docPr id="7" name="Picture 7"/>
-            <wp:cNvGraphicFramePr>
-              <a:graphicFrameLocks noChangeAspect="1"/>
-            </wp:cNvGraphicFramePr>
-            <a:graphic>
-              <a:graphicData uri="http://schemas.openxmlformats.org/drawingml/2006/picture">
-                <pic:pic>
-                  <pic:nvPicPr>
-                    <pic:cNvPr id="0" name="deployment.png"/>
-                    <pic:cNvPicPr/>
-                  </pic:nvPicPr>
-                  <pic:blipFill>
-                    <a:blip r:embed="rId16"/>
-                    <a:stretch>
-                      <a:fillRect/>
-                    </a:stretch>
-                  </pic:blipFill>
-                  <pic:spPr>
-                    <a:xfrm>
-                      <a:off x="0" y="0"/>
-                      <a:ext cx="6126480" cy="2018135"/>
-                    </a:xfrm>
-                    <a:prstGeom prst="rect"/>
-                  </pic:spPr>
-                </pic:pic>
-              </a:graphicData>
-            </a:graphic>
-          </wp:inline>
-        </w:drawing>
+        <w:t>6. Đánh giá mô hình</w:t>
       </w:r>
     </w:p>
     <w:p>
       <w:r>
-        <w:t>Không cần chuyển sang TensorFlow chỉ vì muốn làm ứng dụng. Có thể train bằng PyTorch, export ONNX và dùng cùng model cho nhiều nền tảng. Điều bắt buộc là preprocessing trong app phải giống data.py: RGB, resize 112×112, chuyển tensor và normalize mean/std 0.5.</w:t>
+        <w:t>Sau khi train xong, test.py nạp checkpoint tốt nhất, trích xuất embedding của test identities, sau đó đánh giá hai nhóm bài toán.</w:t>
       </w:r>
     </w:p>
     <w:tbl>
@@ -4125,6 +2512,7 @@
         <w:tblStyle w:val="TableGrid"/>
         <w:tblW w:type="auto" w:w="0"/>
         <w:jc w:val="center"/>
+        <w:tblLayout w:type="fixed"/>
         <w:tblLook w:firstColumn="1" w:firstRow="1" w:lastColumn="0" w:lastRow="0" w:noHBand="0" w:noVBand="1" w:val="04A0"/>
       </w:tblPr>
       <w:tblGrid>
@@ -4134,33 +2522,47 @@
       <w:tr>
         <w:tc>
           <w:tcPr>
-            <w:tcW w:type="dxa" w:w="2268"/>
-            <w:shd w:fill="D9EAF7"/>
+            <w:tcW w:type="dxa" w:w="2381"/>
             <w:vAlign w:val="center"/>
+            <w:shd w:fill="E8EEF5"/>
+            <w:tcMar>
+              <w:top w:w="80" w:type="dxa"/>
+              <w:start w:w="120" w:type="dxa"/>
+              <w:bottom w:w="80" w:type="dxa"/>
+              <w:end w:w="120" w:type="dxa"/>
+            </w:tcMar>
           </w:tcPr>
           <w:p>
             <w:r>
               <w:rPr>
                 <w:rFonts w:ascii="Arial" w:hAnsi="Arial"/>
                 <w:b/>
+                <w:sz w:val="19"/>
               </w:rPr>
-              <w:t>Nền tảng</w:t>
+              <w:t>Bài toán</w:t>
             </w:r>
           </w:p>
         </w:tc>
         <w:tc>
           <w:tcPr>
-            <w:tcW w:type="dxa" w:w="6803"/>
-            <w:shd w:fill="D9EAF7"/>
+            <w:tcW w:type="dxa" w:w="6690"/>
             <w:vAlign w:val="center"/>
+            <w:shd w:fill="E8EEF5"/>
+            <w:tcMar>
+              <w:top w:w="80" w:type="dxa"/>
+              <w:start w:w="120" w:type="dxa"/>
+              <w:bottom w:w="80" w:type="dxa"/>
+              <w:end w:w="120" w:type="dxa"/>
+            </w:tcMar>
           </w:tcPr>
           <w:p>
             <w:r>
               <w:rPr>
                 <w:rFonts w:ascii="Arial" w:hAnsi="Arial"/>
                 <w:b/>
+                <w:sz w:val="19"/>
               </w:rPr>
-              <w:t>Hướng đề xuất</w:t>
+              <w:t>Cách đánh giá</w:t>
             </w:r>
           </w:p>
         </w:tc>
@@ -4168,31 +2570,49 @@
       <w:tr>
         <w:tc>
           <w:tcPr>
-            <w:tcW w:type="dxa" w:w="2268"/>
+            <w:tcW w:type="dxa" w:w="4986"/>
             <w:vAlign w:val="center"/>
+            <w:tcMar>
+              <w:top w:w="80" w:type="dxa"/>
+              <w:start w:w="120" w:type="dxa"/>
+              <w:bottom w:w="80" w:type="dxa"/>
+              <w:end w:w="120" w:type="dxa"/>
+            </w:tcMar>
           </w:tcPr>
           <w:p>
+            <w:pPr>
+              <w:spacing w:after="0"/>
+            </w:pPr>
             <w:r>
               <w:rPr>
                 <w:rFonts w:ascii="Arial" w:hAnsi="Arial"/>
                 <w:sz w:val="19"/>
               </w:rPr>
-              <w:t>Web App</w:t>
+              <w:t>Verification</w:t>
             </w:r>
           </w:p>
         </w:tc>
         <w:tc>
           <w:tcPr>
-            <w:tcW w:type="dxa" w:w="6803"/>
+            <w:tcW w:type="dxa" w:w="4986"/>
             <w:vAlign w:val="center"/>
+            <w:tcMar>
+              <w:top w:w="80" w:type="dxa"/>
+              <w:start w:w="120" w:type="dxa"/>
+              <w:bottom w:w="80" w:type="dxa"/>
+              <w:end w:w="120" w:type="dxa"/>
+            </w:tcMar>
           </w:tcPr>
           <w:p>
+            <w:pPr>
+              <w:spacing w:after="0"/>
+            </w:pPr>
             <w:r>
               <w:rPr>
                 <w:rFonts w:ascii="Arial" w:hAnsi="Arial"/>
                 <w:sz w:val="19"/>
               </w:rPr>
-              <w:t>Ưu tiên FastAPI/Streamlit chạy inference phía server; sau đó cân nhắc ONNX Runtime Web.</w:t>
+              <w:t>Tạo 10,000 cặp ảnh cân bằng same/different, tính distance và báo cáo ROC-AUC, EER, accuracy tại EER, TAR@FAR.</w:t>
             </w:r>
           </w:p>
         </w:tc>
@@ -4200,31 +2620,155 @@
       <w:tr>
         <w:tc>
           <w:tcPr>
-            <w:tcW w:type="dxa" w:w="2268"/>
+            <w:tcW w:type="dxa" w:w="4986"/>
             <w:vAlign w:val="center"/>
+            <w:tcMar>
+              <w:top w:w="80" w:type="dxa"/>
+              <w:start w:w="120" w:type="dxa"/>
+              <w:bottom w:w="80" w:type="dxa"/>
+              <w:end w:w="120" w:type="dxa"/>
+            </w:tcMar>
+          </w:tcPr>
+          <w:p>
+            <w:pPr>
+              <w:spacing w:after="0"/>
+            </w:pPr>
+            <w:r>
+              <w:rPr>
+                <w:rFonts w:ascii="Arial" w:hAnsi="Arial"/>
+                <w:sz w:val="19"/>
+              </w:rPr>
+              <w:t>Identification</w:t>
+            </w:r>
+          </w:p>
+        </w:tc>
+        <w:tc>
+          <w:tcPr>
+            <w:tcW w:type="dxa" w:w="4986"/>
+            <w:vAlign w:val="center"/>
+            <w:tcMar>
+              <w:top w:w="80" w:type="dxa"/>
+              <w:start w:w="120" w:type="dxa"/>
+              <w:bottom w:w="80" w:type="dxa"/>
+              <w:end w:w="120" w:type="dxa"/>
+            </w:tcMar>
+          </w:tcPr>
+          <w:p>
+            <w:pPr>
+              <w:spacing w:after="0"/>
+            </w:pPr>
+            <w:r>
+              <w:rPr>
+                <w:rFonts w:ascii="Arial" w:hAnsi="Arial"/>
+                <w:sz w:val="19"/>
+              </w:rPr>
+              <w:t>Chọn 5 ảnh mỗi identity làm gallery, phần còn lại làm probe; tính Recall@1, Recall@5 và mAP.</w:t>
+            </w:r>
+          </w:p>
+        </w:tc>
+      </w:tr>
+    </w:tbl>
+    <w:p/>
+    <w:p>
+      <w:pPr>
+        <w:pStyle w:val="ListBullet"/>
+        <w:spacing w:after="60"/>
+      </w:pPr>
+      <w:r>
+        <w:t>ROC-AUC càng gần 1 càng tốt; 0.5 tương đương ngẫu nhiên.</w:t>
+      </w:r>
+    </w:p>
+    <w:p>
+      <w:pPr>
+        <w:pStyle w:val="ListBullet"/>
+        <w:spacing w:after="60"/>
+      </w:pPr>
+      <w:r>
+        <w:t>EER càng thấp càng tốt; EER distance threshold có thể dùng làm ngưỡng ban đầu cho demo.</w:t>
+      </w:r>
+    </w:p>
+    <w:p>
+      <w:pPr>
+        <w:pStyle w:val="ListBullet"/>
+        <w:spacing w:after="60"/>
+      </w:pPr>
+      <w:r>
+        <w:t>TAR@FAR=1% và 0.1% quan trọng khi dùng nhận diện cho điểm danh hoặc kiểm soát ra vào.</w:t>
+      </w:r>
+    </w:p>
+    <w:p>
+      <w:pPr>
+        <w:pStyle w:val="ListBullet"/>
+        <w:spacing w:after="60"/>
+      </w:pPr>
+      <w:r>
+        <w:t>Recall@1 đo việc identity đúng đứng đầu danh sách; mAP đánh giá toàn bộ thứ tự gallery.</w:t>
+      </w:r>
+    </w:p>
+    <w:p>
+      <w:pPr>
+        <w:pStyle w:val="Heading1"/>
+      </w:pPr>
+      <w:r>
+        <w:t>7. Artifact sinh ra</w:t>
+      </w:r>
+    </w:p>
+    <w:tbl>
+      <w:tblPr>
+        <w:tblStyle w:val="TableGrid"/>
+        <w:tblW w:type="auto" w:w="0"/>
+        <w:jc w:val="center"/>
+        <w:tblLayout w:type="fixed"/>
+        <w:tblLook w:firstColumn="1" w:firstRow="1" w:lastColumn="0" w:lastRow="0" w:noHBand="0" w:noVBand="1" w:val="04A0"/>
+      </w:tblPr>
+      <w:tblGrid>
+        <w:gridCol w:w="4986"/>
+        <w:gridCol w:w="4986"/>
+      </w:tblGrid>
+      <w:tr>
+        <w:tc>
+          <w:tcPr>
+            <w:tcW w:type="dxa" w:w="3572"/>
+            <w:vAlign w:val="center"/>
+            <w:shd w:fill="E8EEF5"/>
+            <w:tcMar>
+              <w:top w:w="80" w:type="dxa"/>
+              <w:start w:w="120" w:type="dxa"/>
+              <w:bottom w:w="80" w:type="dxa"/>
+              <w:end w:w="120" w:type="dxa"/>
+            </w:tcMar>
           </w:tcPr>
           <w:p>
             <w:r>
               <w:rPr>
                 <w:rFonts w:ascii="Arial" w:hAnsi="Arial"/>
+                <w:b/>
                 <w:sz w:val="19"/>
               </w:rPr>
-              <w:t>Mobile</w:t>
+              <w:t>Đường dẫn</w:t>
             </w:r>
           </w:p>
         </w:tc>
         <w:tc>
           <w:tcPr>
-            <w:tcW w:type="dxa" w:w="6803"/>
+            <w:tcW w:type="dxa" w:w="5499"/>
             <w:vAlign w:val="center"/>
+            <w:shd w:fill="E8EEF5"/>
+            <w:tcMar>
+              <w:top w:w="80" w:type="dxa"/>
+              <w:start w:w="120" w:type="dxa"/>
+              <w:bottom w:w="80" w:type="dxa"/>
+              <w:end w:w="120" w:type="dxa"/>
+            </w:tcMar>
           </w:tcPr>
           <w:p>
             <w:r>
               <w:rPr>
                 <w:rFonts w:ascii="Arial" w:hAnsi="Arial"/>
+                <w:b/>
                 <w:sz w:val="19"/>
               </w:rPr>
-              <w:t>ONNX Runtime Mobile hoặc ExecuTorch; benchmark latency và dung lượng model trên thiết bị thật.</w:t>
+              <w:t>Vai trò</w:t>
             </w:r>
           </w:p>
         </w:tc>
@@ -4232,31 +2776,299 @@
       <w:tr>
         <w:tc>
           <w:tcPr>
-            <w:tcW w:type="dxa" w:w="2268"/>
+            <w:tcW w:type="dxa" w:w="4986"/>
             <w:vAlign w:val="center"/>
+            <w:tcMar>
+              <w:top w:w="80" w:type="dxa"/>
+              <w:start w:w="120" w:type="dxa"/>
+              <w:bottom w:w="80" w:type="dxa"/>
+              <w:end w:w="120" w:type="dxa"/>
+            </w:tcMar>
           </w:tcPr>
           <w:p>
+            <w:pPr>
+              <w:spacing w:after="0"/>
+            </w:pPr>
             <w:r>
               <w:rPr>
                 <w:rFonts w:ascii="Arial" w:hAnsi="Arial"/>
                 <w:sz w:val="19"/>
               </w:rPr>
-              <w:t>WinForms</w:t>
+              <w:t>checkpoints/&lt;experiment&gt;_best.pth</w:t>
             </w:r>
           </w:p>
         </w:tc>
         <w:tc>
           <w:tcPr>
-            <w:tcW w:type="dxa" w:w="6803"/>
+            <w:tcW w:type="dxa" w:w="4986"/>
             <w:vAlign w:val="center"/>
+            <w:tcMar>
+              <w:top w:w="80" w:type="dxa"/>
+              <w:start w:w="120" w:type="dxa"/>
+              <w:bottom w:w="80" w:type="dxa"/>
+              <w:end w:w="120" w:type="dxa"/>
+            </w:tcMar>
           </w:tcPr>
           <w:p>
+            <w:pPr>
+              <w:spacing w:after="0"/>
+            </w:pPr>
             <w:r>
               <w:rPr>
                 <w:rFonts w:ascii="Arial" w:hAnsi="Arial"/>
                 <w:sz w:val="19"/>
               </w:rPr>
-              <w:t>Export ONNX và dùng Microsoft.ML.OnnxRuntime trong C#.</w:t>
+              <w:t>Checkpoint tốt nhất theo validation loss, chứa model_state_dict, optimizer_state_dict, config và split identity.</w:t>
+            </w:r>
+          </w:p>
+        </w:tc>
+      </w:tr>
+      <w:tr>
+        <w:tc>
+          <w:tcPr>
+            <w:tcW w:type="dxa" w:w="4986"/>
+            <w:vAlign w:val="center"/>
+            <w:tcMar>
+              <w:top w:w="80" w:type="dxa"/>
+              <w:start w:w="120" w:type="dxa"/>
+              <w:bottom w:w="80" w:type="dxa"/>
+              <w:end w:w="120" w:type="dxa"/>
+            </w:tcMar>
+          </w:tcPr>
+          <w:p>
+            <w:pPr>
+              <w:spacing w:after="0"/>
+            </w:pPr>
+            <w:r>
+              <w:rPr>
+                <w:rFonts w:ascii="Arial" w:hAnsi="Arial"/>
+                <w:sz w:val="19"/>
+              </w:rPr>
+              <w:t>outputs/&lt;experiment&gt;/history.json</w:t>
+            </w:r>
+          </w:p>
+        </w:tc>
+        <w:tc>
+          <w:tcPr>
+            <w:tcW w:type="dxa" w:w="4986"/>
+            <w:vAlign w:val="center"/>
+            <w:tcMar>
+              <w:top w:w="80" w:type="dxa"/>
+              <w:start w:w="120" w:type="dxa"/>
+              <w:bottom w:w="80" w:type="dxa"/>
+              <w:end w:w="120" w:type="dxa"/>
+            </w:tcMar>
+          </w:tcPr>
+          <w:p>
+            <w:pPr>
+              <w:spacing w:after="0"/>
+            </w:pPr>
+            <w:r>
+              <w:rPr>
+                <w:rFonts w:ascii="Arial" w:hAnsi="Arial"/>
+                <w:sz w:val="19"/>
+              </w:rPr>
+              <w:t>Lịch sử train/validation loss và metric theo epoch.</w:t>
+            </w:r>
+          </w:p>
+        </w:tc>
+      </w:tr>
+      <w:tr>
+        <w:tc>
+          <w:tcPr>
+            <w:tcW w:type="dxa" w:w="4986"/>
+            <w:vAlign w:val="center"/>
+            <w:tcMar>
+              <w:top w:w="80" w:type="dxa"/>
+              <w:start w:w="120" w:type="dxa"/>
+              <w:bottom w:w="80" w:type="dxa"/>
+              <w:end w:w="120" w:type="dxa"/>
+            </w:tcMar>
+          </w:tcPr>
+          <w:p>
+            <w:pPr>
+              <w:spacing w:after="0"/>
+            </w:pPr>
+            <w:r>
+              <w:rPr>
+                <w:rFonts w:ascii="Arial" w:hAnsi="Arial"/>
+                <w:sz w:val="19"/>
+              </w:rPr>
+              <w:t>outputs/&lt;experiment&gt;/training_curves.png</w:t>
+            </w:r>
+          </w:p>
+        </w:tc>
+        <w:tc>
+          <w:tcPr>
+            <w:tcW w:type="dxa" w:w="4986"/>
+            <w:vAlign w:val="center"/>
+            <w:tcMar>
+              <w:top w:w="80" w:type="dxa"/>
+              <w:start w:w="120" w:type="dxa"/>
+              <w:bottom w:w="80" w:type="dxa"/>
+              <w:end w:w="120" w:type="dxa"/>
+            </w:tcMar>
+          </w:tcPr>
+          <w:p>
+            <w:pPr>
+              <w:spacing w:after="0"/>
+            </w:pPr>
+            <w:r>
+              <w:rPr>
+                <w:rFonts w:ascii="Arial" w:hAnsi="Arial"/>
+                <w:sz w:val="19"/>
+              </w:rPr>
+              <w:t>Biểu đồ train phục vụ báo cáo.</w:t>
+            </w:r>
+          </w:p>
+        </w:tc>
+      </w:tr>
+      <w:tr>
+        <w:tc>
+          <w:tcPr>
+            <w:tcW w:type="dxa" w:w="4986"/>
+            <w:vAlign w:val="center"/>
+            <w:tcMar>
+              <w:top w:w="80" w:type="dxa"/>
+              <w:start w:w="120" w:type="dxa"/>
+              <w:bottom w:w="80" w:type="dxa"/>
+              <w:end w:w="120" w:type="dxa"/>
+            </w:tcMar>
+          </w:tcPr>
+          <w:p>
+            <w:pPr>
+              <w:spacing w:after="0"/>
+            </w:pPr>
+            <w:r>
+              <w:rPr>
+                <w:rFonts w:ascii="Arial" w:hAnsi="Arial"/>
+                <w:sz w:val="19"/>
+              </w:rPr>
+              <w:t>outputs/&lt;experiment&gt;/test_results.json</w:t>
+            </w:r>
+          </w:p>
+        </w:tc>
+        <w:tc>
+          <w:tcPr>
+            <w:tcW w:type="dxa" w:w="4986"/>
+            <w:vAlign w:val="center"/>
+            <w:tcMar>
+              <w:top w:w="80" w:type="dxa"/>
+              <w:start w:w="120" w:type="dxa"/>
+              <w:bottom w:w="80" w:type="dxa"/>
+              <w:end w:w="120" w:type="dxa"/>
+            </w:tcMar>
+          </w:tcPr>
+          <w:p>
+            <w:pPr>
+              <w:spacing w:after="0"/>
+            </w:pPr>
+            <w:r>
+              <w:rPr>
+                <w:rFonts w:ascii="Arial" w:hAnsi="Arial"/>
+                <w:sz w:val="19"/>
+              </w:rPr>
+              <w:t>Metric test chi tiết để đưa vào phần kết quả thí nghiệm.</w:t>
+            </w:r>
+          </w:p>
+        </w:tc>
+      </w:tr>
+      <w:tr>
+        <w:tc>
+          <w:tcPr>
+            <w:tcW w:type="dxa" w:w="4986"/>
+            <w:vAlign w:val="center"/>
+            <w:tcMar>
+              <w:top w:w="80" w:type="dxa"/>
+              <w:start w:w="120" w:type="dxa"/>
+              <w:bottom w:w="80" w:type="dxa"/>
+              <w:end w:w="120" w:type="dxa"/>
+            </w:tcMar>
+          </w:tcPr>
+          <w:p>
+            <w:pPr>
+              <w:spacing w:after="0"/>
+            </w:pPr>
+            <w:r>
+              <w:rPr>
+                <w:rFonts w:ascii="Arial" w:hAnsi="Arial"/>
+                <w:sz w:val="19"/>
+              </w:rPr>
+              <w:t>outputs/&lt;experiment&gt;/test_results.png</w:t>
+            </w:r>
+          </w:p>
+        </w:tc>
+        <w:tc>
+          <w:tcPr>
+            <w:tcW w:type="dxa" w:w="4986"/>
+            <w:vAlign w:val="center"/>
+            <w:tcMar>
+              <w:top w:w="80" w:type="dxa"/>
+              <w:start w:w="120" w:type="dxa"/>
+              <w:bottom w:w="80" w:type="dxa"/>
+              <w:end w:w="120" w:type="dxa"/>
+            </w:tcMar>
+          </w:tcPr>
+          <w:p>
+            <w:pPr>
+              <w:spacing w:after="0"/>
+            </w:pPr>
+            <w:r>
+              <w:rPr>
+                <w:rFonts w:ascii="Arial" w:hAnsi="Arial"/>
+                <w:sz w:val="19"/>
+              </w:rPr>
+              <w:t>Hình phân bố distance, ROC curve và metric identification.</w:t>
+            </w:r>
+          </w:p>
+        </w:tc>
+      </w:tr>
+      <w:tr>
+        <w:tc>
+          <w:tcPr>
+            <w:tcW w:type="dxa" w:w="4986"/>
+            <w:vAlign w:val="center"/>
+            <w:tcMar>
+              <w:top w:w="80" w:type="dxa"/>
+              <w:start w:w="120" w:type="dxa"/>
+              <w:bottom w:w="80" w:type="dxa"/>
+              <w:end w:w="120" w:type="dxa"/>
+            </w:tcMar>
+          </w:tcPr>
+          <w:p>
+            <w:pPr>
+              <w:spacing w:after="0"/>
+            </w:pPr>
+            <w:r>
+              <w:rPr>
+                <w:rFonts w:ascii="Arial" w:hAnsi="Arial"/>
+                <w:sz w:val="19"/>
+              </w:rPr>
+              <w:t>outputs/&lt;experiment&gt;/test_embeddings.pt</w:t>
+            </w:r>
+          </w:p>
+        </w:tc>
+        <w:tc>
+          <w:tcPr>
+            <w:tcW w:type="dxa" w:w="4986"/>
+            <w:vAlign w:val="center"/>
+            <w:tcMar>
+              <w:top w:w="80" w:type="dxa"/>
+              <w:start w:w="120" w:type="dxa"/>
+              <w:bottom w:w="80" w:type="dxa"/>
+              <w:end w:w="120" w:type="dxa"/>
+            </w:tcMar>
+          </w:tcPr>
+          <w:p>
+            <w:pPr>
+              <w:spacing w:after="0"/>
+            </w:pPr>
+            <w:r>
+              <w:rPr>
+                <w:rFonts w:ascii="Arial" w:hAnsi="Arial"/>
+                <w:sz w:val="19"/>
+              </w:rPr>
+              <w:t>Embedding, label, image_paths, gallery/probe indices và EER threshold cho demo sau này.</w:t>
             </w:r>
           </w:p>
         </w:tc>
@@ -4268,126 +3080,7 @@
         <w:pStyle w:val="Heading1"/>
       </w:pPr>
       <w:r>
-        <w:t>6. Kết luận và bước tiếp theo</w:t>
-      </w:r>
-    </w:p>
-    <w:p>
-      <w:r>
-        <w:t>DataLoader và forward pass đã được kiểm tra bằng dữ liệu thật. Model hiện tạo đúng logits [16,105] và có 1.366.185 tham số. Tuy nhiên, chưa có kết luận về accuracy vì model chưa được huấn luyện.</w:t>
-      </w:r>
-    </w:p>
-    <w:p>
-      <w:r>
-        <w:t>1. Viết train.py: device, model, CrossEntropyLoss, AdamW.</w:t>
-      </w:r>
-    </w:p>
-    <w:p>
-      <w:r>
-        <w:t>2. Viết một epoch train: forward → loss → backward → optimizer.step.</w:t>
-      </w:r>
-    </w:p>
-    <w:p>
-      <w:r>
-        <w:t>3. Viết validation không cập nhật trọng số.</w:t>
-      </w:r>
-    </w:p>
-    <w:p>
-      <w:r>
-        <w:t>4. Lưu checkpoint tốt nhất và Early Stopping patience=7.</w:t>
-      </w:r>
-    </w:p>
-    <w:p>
-      <w:r>
-        <w:t>5. Vẽ loss/accuracy, confusion matrix và đánh giá test set.</w:t>
-      </w:r>
-    </w:p>
-    <w:p>
-      <w:r>
-        <w:t>6. Chuyển classifier sang face embedding/ArcFace để hỗ trợ Unknown.</w:t>
-      </w:r>
-    </w:p>
-    <w:p>
-      <w:r>
-        <w:t>7. Tích hợp Face Detection nhiều khuôn mặt và đánh giá khuôn mặt nhỏ.</w:t>
-      </w:r>
-    </w:p>
-    <w:p>
-      <w:r>
-        <w:t>8. Export ONNX và triển khai ứng dụng.</w:t>
-      </w:r>
-    </w:p>
-    <w:p>
-      <w:pPr>
-        <w:pStyle w:val="Heading2"/>
-      </w:pPr>
-      <w:r>
-        <w:t>6.1. Cơ sở học thuật và tài liệu gốc</w:t>
-      </w:r>
-    </w:p>
-    <w:p>
-      <w:r>
-        <w:t>SIC-ViT-4 không phải là tên một model đã công bố và không nên ghi trong báo cáo rằng đây là kiến trúc mới. Cách gọi đúng: custom implementation / cấu hình thực nghiệm lấy cảm hứng từ các công trình sau:</w:t>
-      </w:r>
-    </w:p>
-    <w:p>
-      <w:pPr>
-        <w:pStyle w:val="ListBullet"/>
-      </w:pPr>
-      <w:r>
-        <w:t>Vaswani et al., Attention Is All You Need, NeurIPS 2017, arXiv:1706.03762 – nguồn gốc Transformer và Self-Attention.</w:t>
-      </w:r>
-    </w:p>
-    <w:p>
-      <w:pPr>
-        <w:pStyle w:val="ListBullet"/>
-      </w:pPr>
-      <w:r>
-        <w:t>Dosovitskiy et al., An Image is Worth 16x16 Words: Transformers for Image Recognition at Scale, ICLR 2021, arXiv:2010.11929 – Vision Transformer (ViT) gốc.</w:t>
-      </w:r>
-    </w:p>
-    <w:p>
-      <w:pPr>
-        <w:pStyle w:val="ListBullet"/>
-      </w:pPr>
-      <w:r>
-        <w:t>Touvron et al., Training data-efficient image transformers &amp; distillation through attention, ICML 2021, arXiv:2012.12877 – DeiT và recipe train hiệu quả dữ liệu.</w:t>
-      </w:r>
-    </w:p>
-    <w:p>
-      <w:pPr>
-        <w:pStyle w:val="ListBullet"/>
-      </w:pPr>
-      <w:r>
-        <w:t>Liu et al., Swin Transformer: Hierarchical Vision Transformer using Shifted Windows, ICCV 2021, arXiv:2103.14030 – Transformer phân cấp với window attention.</w:t>
-      </w:r>
-    </w:p>
-    <w:p>
-      <w:pPr>
-        <w:pStyle w:val="ListBullet"/>
-      </w:pPr>
-      <w:r>
-        <w:t>Mehta and Rastegari, MobileViT: Light-weight, General-purpose, and Mobile-friendly Vision Transformer, ICLR 2022, arXiv:2110.02178 – hướng Transformer nhẹ cho mobile.</w:t>
-      </w:r>
-    </w:p>
-    <w:p>
-      <w:pPr>
-        <w:pStyle w:val="ListBullet"/>
-      </w:pPr>
-      <w:r>
-        <w:t>Deng et al., ArcFace: Additive Angular Margin Loss for Deep Face Recognition, CVPR 2019, arXiv:1801.07698 – cơ sở cho phase face embedding/face recognition thật sự.</w:t>
-      </w:r>
-    </w:p>
-    <w:p>
-      <w:r>
-        <w:t>Lưu ý: model hiện tại dùng classification head và CrossEntropyLoss để học pipeline. Khi chuyển sang nhận diện người lạ và nhiều khuôn mặt, backbone Transformer sẽ cần được nối với embedding head và ArcFace/CosFace; đó mới là phase face recognition hoàn chỉnh.</w:t>
-      </w:r>
-    </w:p>
-    <w:p>
-      <w:pPr>
-        <w:pStyle w:val="Heading1"/>
-      </w:pPr>
-      <w:r>
-        <w:t>7. Từ khóa cần nhớ</w:t>
+        <w:t>8. Vai trò từng file mã nguồn</w:t>
       </w:r>
     </w:p>
     <w:tbl>
@@ -4395,6 +3088,7 @@
         <w:tblStyle w:val="TableGrid"/>
         <w:tblW w:type="auto" w:w="0"/>
         <w:jc w:val="center"/>
+        <w:tblLayout w:type="fixed"/>
         <w:tblLook w:firstColumn="1" w:firstRow="1" w:lastColumn="0" w:lastRow="0" w:noHBand="0" w:noVBand="1" w:val="04A0"/>
       </w:tblPr>
       <w:tblGrid>
@@ -4404,774 +3098,45 @@
       <w:tr>
         <w:tc>
           <w:tcPr>
-            <w:tcW w:type="dxa" w:w="2835"/>
-            <w:shd w:fill="D9EAF7"/>
+            <w:tcW w:type="dxa" w:w="2551"/>
             <w:vAlign w:val="center"/>
+            <w:shd w:fill="E8EEF5"/>
+            <w:tcMar>
+              <w:top w:w="80" w:type="dxa"/>
+              <w:start w:w="120" w:type="dxa"/>
+              <w:bottom w:w="80" w:type="dxa"/>
+              <w:end w:w="120" w:type="dxa"/>
+            </w:tcMar>
           </w:tcPr>
           <w:p>
             <w:r>
               <w:rPr>
                 <w:rFonts w:ascii="Arial" w:hAnsi="Arial"/>
                 <w:b/>
+                <w:sz w:val="19"/>
               </w:rPr>
-              <w:t>Từ khóa</w:t>
+              <w:t>File</w:t>
             </w:r>
           </w:p>
         </w:tc>
         <w:tc>
           <w:tcPr>
-            <w:tcW w:type="dxa" w:w="6236"/>
-            <w:shd w:fill="D9EAF7"/>
+            <w:tcW w:type="dxa" w:w="6520"/>
             <w:vAlign w:val="center"/>
+            <w:shd w:fill="E8EEF5"/>
+            <w:tcMar>
+              <w:top w:w="80" w:type="dxa"/>
+              <w:start w:w="120" w:type="dxa"/>
+              <w:bottom w:w="80" w:type="dxa"/>
+              <w:end w:w="120" w:type="dxa"/>
+            </w:tcMar>
           </w:tcPr>
           <w:p>
             <w:r>
               <w:rPr>
                 <w:rFonts w:ascii="Arial" w:hAnsi="Arial"/>
                 <w:b/>
-              </w:rPr>
-              <w:t>Định nghĩa ngắn</w:t>
-            </w:r>
-          </w:p>
-        </w:tc>
-      </w:tr>
-      <w:tr>
-        <w:tc>
-          <w:tcPr>
-            <w:tcW w:type="dxa" w:w="2835"/>
-            <w:vAlign w:val="center"/>
-          </w:tcPr>
-          <w:p>
-            <w:r>
-              <w:rPr>
-                <w:rFonts w:ascii="Arial" w:hAnsi="Arial"/>
                 <w:sz w:val="19"/>
-              </w:rPr>
-              <w:t>Tensor</w:t>
-            </w:r>
-          </w:p>
-        </w:tc>
-        <w:tc>
-          <w:tcPr>
-            <w:tcW w:type="dxa" w:w="6236"/>
-            <w:vAlign w:val="center"/>
-          </w:tcPr>
-          <w:p>
-            <w:r>
-              <w:rPr>
-                <w:rFonts w:ascii="Arial" w:hAnsi="Arial"/>
-                <w:sz w:val="19"/>
-              </w:rPr>
-              <w:t>Khối số nhiều chiều dùng cho tính toán neural network.</w:t>
-            </w:r>
-          </w:p>
-        </w:tc>
-      </w:tr>
-      <w:tr>
-        <w:tc>
-          <w:tcPr>
-            <w:tcW w:type="dxa" w:w="2835"/>
-            <w:vAlign w:val="center"/>
-          </w:tcPr>
-          <w:p>
-            <w:r>
-              <w:rPr>
-                <w:rFonts w:ascii="Arial" w:hAnsi="Arial"/>
-                <w:sz w:val="19"/>
-              </w:rPr>
-              <w:t>Weight</w:t>
-            </w:r>
-          </w:p>
-        </w:tc>
-        <w:tc>
-          <w:tcPr>
-            <w:tcW w:type="dxa" w:w="6236"/>
-            <w:vAlign w:val="center"/>
-          </w:tcPr>
-          <w:p>
-            <w:r>
-              <w:rPr>
-                <w:rFonts w:ascii="Arial" w:hAnsi="Arial"/>
-                <w:sz w:val="19"/>
-              </w:rPr>
-              <w:t>Tham số model tự điều chỉnh khi training.</w:t>
-            </w:r>
-          </w:p>
-        </w:tc>
-      </w:tr>
-      <w:tr>
-        <w:tc>
-          <w:tcPr>
-            <w:tcW w:type="dxa" w:w="2835"/>
-            <w:vAlign w:val="center"/>
-          </w:tcPr>
-          <w:p>
-            <w:r>
-              <w:rPr>
-                <w:rFonts w:ascii="Arial" w:hAnsi="Arial"/>
-                <w:sz w:val="19"/>
-              </w:rPr>
-              <w:t>Logits</w:t>
-            </w:r>
-          </w:p>
-        </w:tc>
-        <w:tc>
-          <w:tcPr>
-            <w:tcW w:type="dxa" w:w="6236"/>
-            <w:vAlign w:val="center"/>
-          </w:tcPr>
-          <w:p>
-            <w:r>
-              <w:rPr>
-                <w:rFonts w:ascii="Arial" w:hAnsi="Arial"/>
-                <w:sz w:val="19"/>
-              </w:rPr>
-              <w:t>Điểm thô trước Softmax.</w:t>
-            </w:r>
-          </w:p>
-        </w:tc>
-      </w:tr>
-      <w:tr>
-        <w:tc>
-          <w:tcPr>
-            <w:tcW w:type="dxa" w:w="2835"/>
-            <w:vAlign w:val="center"/>
-          </w:tcPr>
-          <w:p>
-            <w:r>
-              <w:rPr>
-                <w:rFonts w:ascii="Arial" w:hAnsi="Arial"/>
-                <w:sz w:val="19"/>
-              </w:rPr>
-              <w:t>Epoch</w:t>
-            </w:r>
-          </w:p>
-        </w:tc>
-        <w:tc>
-          <w:tcPr>
-            <w:tcW w:type="dxa" w:w="6236"/>
-            <w:vAlign w:val="center"/>
-          </w:tcPr>
-          <w:p>
-            <w:r>
-              <w:rPr>
-                <w:rFonts w:ascii="Arial" w:hAnsi="Arial"/>
-                <w:sz w:val="19"/>
-              </w:rPr>
-              <w:t>Một lượt model đi qua toàn bộ train set.</w:t>
-            </w:r>
-          </w:p>
-        </w:tc>
-      </w:tr>
-      <w:tr>
-        <w:tc>
-          <w:tcPr>
-            <w:tcW w:type="dxa" w:w="2835"/>
-            <w:vAlign w:val="center"/>
-          </w:tcPr>
-          <w:p>
-            <w:r>
-              <w:rPr>
-                <w:rFonts w:ascii="Arial" w:hAnsi="Arial"/>
-                <w:sz w:val="19"/>
-              </w:rPr>
-              <w:t>Batch</w:t>
-            </w:r>
-          </w:p>
-        </w:tc>
-        <w:tc>
-          <w:tcPr>
-            <w:tcW w:type="dxa" w:w="6236"/>
-            <w:vAlign w:val="center"/>
-          </w:tcPr>
-          <w:p>
-            <w:r>
-              <w:rPr>
-                <w:rFonts w:ascii="Arial" w:hAnsi="Arial"/>
-                <w:sz w:val="19"/>
-              </w:rPr>
-              <w:t>Một nhóm ảnh được xử lý và cập nhật trọng số cùng lượt.</w:t>
-            </w:r>
-          </w:p>
-        </w:tc>
-      </w:tr>
-      <w:tr>
-        <w:tc>
-          <w:tcPr>
-            <w:tcW w:type="dxa" w:w="2835"/>
-            <w:vAlign w:val="center"/>
-          </w:tcPr>
-          <w:p>
-            <w:r>
-              <w:rPr>
-                <w:rFonts w:ascii="Arial" w:hAnsi="Arial"/>
-                <w:sz w:val="19"/>
-              </w:rPr>
-              <w:t>Overfitting</w:t>
-            </w:r>
-          </w:p>
-        </w:tc>
-        <w:tc>
-          <w:tcPr>
-            <w:tcW w:type="dxa" w:w="6236"/>
-            <w:vAlign w:val="center"/>
-          </w:tcPr>
-          <w:p>
-            <w:r>
-              <w:rPr>
-                <w:rFonts w:ascii="Arial" w:hAnsi="Arial"/>
-                <w:sz w:val="19"/>
-              </w:rPr>
-              <w:t>Train tốt nhưng validation/test kém.</w:t>
-            </w:r>
-          </w:p>
-        </w:tc>
-      </w:tr>
-      <w:tr>
-        <w:tc>
-          <w:tcPr>
-            <w:tcW w:type="dxa" w:w="2835"/>
-            <w:vAlign w:val="center"/>
-          </w:tcPr>
-          <w:p>
-            <w:r>
-              <w:rPr>
-                <w:rFonts w:ascii="Arial" w:hAnsi="Arial"/>
-                <w:sz w:val="19"/>
-              </w:rPr>
-              <w:t>Patch</w:t>
-            </w:r>
-          </w:p>
-        </w:tc>
-        <w:tc>
-          <w:tcPr>
-            <w:tcW w:type="dxa" w:w="6236"/>
-            <w:vAlign w:val="center"/>
-          </w:tcPr>
-          <w:p>
-            <w:r>
-              <w:rPr>
-                <w:rFonts w:ascii="Arial" w:hAnsi="Arial"/>
-                <w:sz w:val="19"/>
-              </w:rPr>
-              <w:t>Một vùng ảnh nhỏ được xem như token.</w:t>
-            </w:r>
-          </w:p>
-        </w:tc>
-      </w:tr>
-      <w:tr>
-        <w:tc>
-          <w:tcPr>
-            <w:tcW w:type="dxa" w:w="2835"/>
-            <w:vAlign w:val="center"/>
-          </w:tcPr>
-          <w:p>
-            <w:r>
-              <w:rPr>
-                <w:rFonts w:ascii="Arial" w:hAnsi="Arial"/>
-                <w:sz w:val="19"/>
-              </w:rPr>
-              <w:t>Embed dimension</w:t>
-            </w:r>
-          </w:p>
-        </w:tc>
-        <w:tc>
-          <w:tcPr>
-            <w:tcW w:type="dxa" w:w="6236"/>
-            <w:vAlign w:val="center"/>
-          </w:tcPr>
-          <w:p>
-            <w:r>
-              <w:rPr>
-                <w:rFonts w:ascii="Arial" w:hAnsi="Arial"/>
-                <w:sz w:val="19"/>
-              </w:rPr>
-              <w:t>Số đặc trưng dùng để biểu diễn mỗi token.</w:t>
-            </w:r>
-          </w:p>
-        </w:tc>
-      </w:tr>
-      <w:tr>
-        <w:tc>
-          <w:tcPr>
-            <w:tcW w:type="dxa" w:w="2835"/>
-            <w:vAlign w:val="center"/>
-          </w:tcPr>
-          <w:p>
-            <w:r>
-              <w:rPr>
-                <w:rFonts w:ascii="Arial" w:hAnsi="Arial"/>
-                <w:sz w:val="19"/>
-              </w:rPr>
-              <w:t>Attention</w:t>
-            </w:r>
-          </w:p>
-        </w:tc>
-        <w:tc>
-          <w:tcPr>
-            <w:tcW w:type="dxa" w:w="6236"/>
-            <w:vAlign w:val="center"/>
-          </w:tcPr>
-          <w:p>
-            <w:r>
-              <w:rPr>
-                <w:rFonts w:ascii="Arial" w:hAnsi="Arial"/>
-                <w:sz w:val="19"/>
-              </w:rPr>
-              <w:t>Cơ chế token lấy thông tin từ token khác theo mức liên quan.</w:t>
-            </w:r>
-          </w:p>
-        </w:tc>
-      </w:tr>
-      <w:tr>
-        <w:tc>
-          <w:tcPr>
-            <w:tcW w:type="dxa" w:w="2835"/>
-            <w:vAlign w:val="center"/>
-          </w:tcPr>
-          <w:p>
-            <w:r>
-              <w:rPr>
-                <w:rFonts w:ascii="Arial" w:hAnsi="Arial"/>
-                <w:sz w:val="19"/>
-              </w:rPr>
-              <w:t>Residual</w:t>
-            </w:r>
-          </w:p>
-        </w:tc>
-        <w:tc>
-          <w:tcPr>
-            <w:tcW w:type="dxa" w:w="6236"/>
-            <w:vAlign w:val="center"/>
-          </w:tcPr>
-          <w:p>
-            <w:r>
-              <w:rPr>
-                <w:rFonts w:ascii="Arial" w:hAnsi="Arial"/>
-                <w:sz w:val="19"/>
-              </w:rPr>
-              <w:t>Cộng đầu vào cũ với thông tin mới của layer.</w:t>
-            </w:r>
-          </w:p>
-        </w:tc>
-      </w:tr>
-    </w:tbl>
-    <w:p/>
-    <w:p>
-      <w:r>
-        <w:br w:type="page"/>
-      </w:r>
-    </w:p>
-    <w:p>
-      <w:pPr>
-        <w:pStyle w:val="Heading1"/>
-      </w:pPr>
-      <w:r>
-        <w:t>8. Giải thích chi tiết các thành phần bên trong Transformer</w:t>
-      </w:r>
-    </w:p>
-    <w:p>
-      <w:r>
-        <w:t>Phần này giải thích từng thành phần theo đúng thứ tự chạy trong TransformerEncoderBlock. Tensor đi vào block có dạng [B,T,E]. Với cấu hình SIC-ViT-4: B là batch size, T=50 token (1 CLS + 49 patch), E=192 đặc trưng.</w:t>
-      </w:r>
-    </w:p>
-    <w:p>
-      <w:pPr>
-        <w:spacing w:before="60" w:after="160"/>
-        <w:ind w:left="397" w:right="397"/>
-        <w:shd w:fill="F1F5F9"/>
-      </w:pPr>
-      <w:r>
-        <w:rPr>
-          <w:rFonts w:ascii="Consolas" w:hAnsi="Consolas"/>
-          <w:sz w:val="19"/>
-        </w:rPr>
-        <w:t>x [B,T,E]</w:t>
-        <w:br/>
-        <w:t>x = x + Attention(LayerNorm(x))</w:t>
-        <w:br/>
-        <w:t>x = x + FeedForward(LayerNorm(x))</w:t>
-        <w:br/>
-        <w:t>output [B,T,E]</w:t>
-      </w:r>
-    </w:p>
-    <w:p>
-      <w:pPr>
-        <w:pStyle w:val="Heading2"/>
-      </w:pPr>
-      <w:r>
-        <w:t>8.1. LayerNorm là gì?</w:t>
-      </w:r>
-    </w:p>
-    <w:p>
-      <w:r>
-        <w:t>LayerNorm (Layer Normalization) chuẩn hóa các giá trị đặc trưng bên trong từng token. Nó không trộn các ảnh với nhau và cũng không trộn các token với nhau. Với tensor [B,T,E], LayerNorm tính trung bình và độ lệch chuẩn dọc theo chiều cuối E. Vì E=192, mỗi token được chuẩn hóa riêng trên 192 giá trị của chính nó.</w:t>
-      </w:r>
-    </w:p>
-    <w:p>
-      <w:pPr>
-        <w:spacing w:before="60" w:after="160"/>
-        <w:ind w:left="397" w:right="397"/>
-        <w:shd w:fill="F1F5F9"/>
-      </w:pPr>
-      <w:r>
-        <w:rPr>
-          <w:rFonts w:ascii="Consolas" w:hAnsi="Consolas"/>
-          <w:sz w:val="19"/>
-        </w:rPr>
-        <w:t>Input:  x [16,50,192]</w:t>
-        <w:br/>
-        <w:t>Có 16 x 50 = 800 token</w:t>
-        <w:br/>
-        <w:t>Mỗi token gồm 192 số và được LayerNorm riêng</w:t>
-        <w:br/>
-        <w:t>Output: [16,50,192]  (shape không đổi)</w:t>
-      </w:r>
-    </w:p>
-    <w:p>
-      <w:r>
-        <w:t>Cách tính trực giác: lấy một token, tính mean, trừ mean để đưa dữ liệu về quanh 0, rồi chia cho độ lệch chuẩn để các giá trị có độ lớn ổn định. Sau đó LayerNorm dùng hai tham số học được gamma và beta để model vẫn có thể điều chỉnh lại tỷ lệ và độ dịch chuyển phù hợp.</w:t>
-      </w:r>
-    </w:p>
-    <w:p>
-      <w:pPr>
-        <w:spacing w:before="60" w:after="160"/>
-        <w:ind w:left="397" w:right="397"/>
-        <w:shd w:fill="F1F5F9"/>
-      </w:pPr>
-      <w:r>
-        <w:rPr>
-          <w:rFonts w:ascii="Consolas" w:hAnsi="Consolas"/>
-          <w:sz w:val="19"/>
-        </w:rPr>
-        <w:t>mean = trung bình 192 đặc trưng</w:t>
-        <w:br/>
-        <w:t>variance = trung bình bình phương khoảng cách tới mean</w:t>
-        <w:br/>
-        <w:t>normalized = (x - mean) / sqrt(variance + epsilon)</w:t>
-        <w:br/>
-        <w:t>output = gamma * normalized + beta</w:t>
-      </w:r>
-    </w:p>
-    <w:p>
-      <w:r>
-        <w:t>Ví dụ rút gọn với token [2,4,6]: mean=4, sau khi trừ mean thành [-2,0,2]. LayerNorm tiếp tục chia cho độ lệch chuẩn. Mục đích không phải làm mất thông tin, mà đưa các đặc trưng về thang đo ổn định trước khi đi vào Attention hoặc MLP.</w:t>
-      </w:r>
-    </w:p>
-    <w:tbl>
-      <w:tblPr>
-        <w:tblStyle w:val="TableGrid"/>
-        <w:tblW w:type="auto" w:w="0"/>
-        <w:jc w:val="center"/>
-        <w:tblLook w:firstColumn="1" w:firstRow="1" w:lastColumn="0" w:lastRow="0" w:noHBand="0" w:noVBand="1" w:val="04A0"/>
-      </w:tblPr>
-      <w:tblGrid>
-        <w:gridCol w:w="4986"/>
-        <w:gridCol w:w="4986"/>
-      </w:tblGrid>
-      <w:tr>
-        <w:tc>
-          <w:tcPr>
-            <w:tcW w:type="dxa" w:w="2835"/>
-            <w:shd w:fill="D9EAF7"/>
-            <w:vAlign w:val="center"/>
-          </w:tcPr>
-          <w:p>
-            <w:r>
-              <w:rPr>
-                <w:rFonts w:ascii="Arial" w:hAnsi="Arial"/>
-                <w:b/>
-              </w:rPr>
-              <w:t>Điểm cần nhớ</w:t>
-            </w:r>
-          </w:p>
-        </w:tc>
-        <w:tc>
-          <w:tcPr>
-            <w:tcW w:type="dxa" w:w="6236"/>
-            <w:shd w:fill="D9EAF7"/>
-            <w:vAlign w:val="center"/>
-          </w:tcPr>
-          <w:p>
-            <w:r>
-              <w:rPr>
-                <w:rFonts w:ascii="Arial" w:hAnsi="Arial"/>
-                <w:b/>
-              </w:rPr>
-              <w:t>LayerNorm trong model này</w:t>
-            </w:r>
-          </w:p>
-        </w:tc>
-      </w:tr>
-      <w:tr>
-        <w:tc>
-          <w:tcPr>
-            <w:tcW w:type="dxa" w:w="2835"/>
-            <w:vAlign w:val="center"/>
-          </w:tcPr>
-          <w:p>
-            <w:r>
-              <w:rPr>
-                <w:rFonts w:ascii="Arial" w:hAnsi="Arial"/>
-                <w:sz w:val="19"/>
-              </w:rPr>
-              <w:t>Chuẩn hóa theo chiều nào?</w:t>
-            </w:r>
-          </w:p>
-        </w:tc>
-        <w:tc>
-          <w:tcPr>
-            <w:tcW w:type="dxa" w:w="6236"/>
-            <w:vAlign w:val="center"/>
-          </w:tcPr>
-          <w:p>
-            <w:r>
-              <w:rPr>
-                <w:rFonts w:ascii="Arial" w:hAnsi="Arial"/>
-                <w:sz w:val="19"/>
-              </w:rPr>
-              <w:t>Chiều đặc trưng E=192 của từng token.</w:t>
-            </w:r>
-          </w:p>
-        </w:tc>
-      </w:tr>
-      <w:tr>
-        <w:tc>
-          <w:tcPr>
-            <w:tcW w:type="dxa" w:w="2835"/>
-            <w:vAlign w:val="center"/>
-          </w:tcPr>
-          <w:p>
-            <w:r>
-              <w:rPr>
-                <w:rFonts w:ascii="Arial" w:hAnsi="Arial"/>
-                <w:sz w:val="19"/>
-              </w:rPr>
-              <w:t>Có đổi shape không?</w:t>
-            </w:r>
-          </w:p>
-        </w:tc>
-        <w:tc>
-          <w:tcPr>
-            <w:tcW w:type="dxa" w:w="6236"/>
-            <w:vAlign w:val="center"/>
-          </w:tcPr>
-          <w:p>
-            <w:r>
-              <w:rPr>
-                <w:rFonts w:ascii="Arial" w:hAnsi="Arial"/>
-                <w:sz w:val="19"/>
-              </w:rPr>
-              <w:t>Không: [B,T,192] vẫn là [B,T,192].</w:t>
-            </w:r>
-          </w:p>
-        </w:tc>
-      </w:tr>
-      <w:tr>
-        <w:tc>
-          <w:tcPr>
-            <w:tcW w:type="dxa" w:w="2835"/>
-            <w:vAlign w:val="center"/>
-          </w:tcPr>
-          <w:p>
-            <w:r>
-              <w:rPr>
-                <w:rFonts w:ascii="Arial" w:hAnsi="Arial"/>
-                <w:sz w:val="19"/>
-              </w:rPr>
-              <w:t>Có tham số học không?</w:t>
-            </w:r>
-          </w:p>
-        </w:tc>
-        <w:tc>
-          <w:tcPr>
-            <w:tcW w:type="dxa" w:w="6236"/>
-            <w:vAlign w:val="center"/>
-          </w:tcPr>
-          <w:p>
-            <w:r>
-              <w:rPr>
-                <w:rFonts w:ascii="Arial" w:hAnsi="Arial"/>
-                <w:sz w:val="19"/>
-              </w:rPr>
-              <w:t>Có: gamma và beta, mỗi tham số có 192 giá trị.</w:t>
-            </w:r>
-          </w:p>
-        </w:tc>
-      </w:tr>
-      <w:tr>
-        <w:tc>
-          <w:tcPr>
-            <w:tcW w:type="dxa" w:w="2835"/>
-            <w:vAlign w:val="center"/>
-          </w:tcPr>
-          <w:p>
-            <w:r>
-              <w:rPr>
-                <w:rFonts w:ascii="Arial" w:hAnsi="Arial"/>
-                <w:sz w:val="19"/>
-              </w:rPr>
-              <w:t>Tại sao cần?</w:t>
-            </w:r>
-          </w:p>
-        </w:tc>
-        <w:tc>
-          <w:tcPr>
-            <w:tcW w:type="dxa" w:w="6236"/>
-            <w:vAlign w:val="center"/>
-          </w:tcPr>
-          <w:p>
-            <w:r>
-              <w:rPr>
-                <w:rFonts w:ascii="Arial" w:hAnsi="Arial"/>
-                <w:sz w:val="19"/>
-              </w:rPr>
-              <w:t>Giữ độ lớn dữ liệu ổn định, giúp gradient và quá trình train ổn định hơn.</w:t>
-            </w:r>
-          </w:p>
-        </w:tc>
-      </w:tr>
-      <w:tr>
-        <w:tc>
-          <w:tcPr>
-            <w:tcW w:type="dxa" w:w="2835"/>
-            <w:vAlign w:val="center"/>
-          </w:tcPr>
-          <w:p>
-            <w:r>
-              <w:rPr>
-                <w:rFonts w:ascii="Arial" w:hAnsi="Arial"/>
-                <w:sz w:val="19"/>
-              </w:rPr>
-              <w:t>Khác BatchNorm?</w:t>
-            </w:r>
-          </w:p>
-        </w:tc>
-        <w:tc>
-          <w:tcPr>
-            <w:tcW w:type="dxa" w:w="6236"/>
-            <w:vAlign w:val="center"/>
-          </w:tcPr>
-          <w:p>
-            <w:r>
-              <w:rPr>
-                <w:rFonts w:ascii="Arial" w:hAnsi="Arial"/>
-                <w:sz w:val="19"/>
-              </w:rPr>
-              <w:t>LayerNorm không phụ thuộc các ảnh khác trong batch; phù hợp chuỗi token và batch nhỏ.</w:t>
-            </w:r>
-          </w:p>
-        </w:tc>
-      </w:tr>
-    </w:tbl>
-    <w:p/>
-    <w:p>
-      <w:pPr>
-        <w:pStyle w:val="Heading2"/>
-      </w:pPr>
-      <w:r>
-        <w:t>8.2. Pre-Norm và hai LayerNorm</w:t>
-      </w:r>
-    </w:p>
-    <w:p>
-      <w:r>
-        <w:t>Block có hai LayerNorm khác nhau. norm_attention chuẩn hóa trước Attention; norm_mlp chuẩn hóa trước FeedForward. Chúng có cùng cách hoạt động nhưng sở hữu gamma và beta riêng, vì dữ liệu ở hai vị trí đã khác nhau. Cách đặt LayerNorm trước module được gọi là Pre-Norm.</w:t>
-      </w:r>
-    </w:p>
-    <w:p>
-      <w:pPr>
-        <w:spacing w:before="60" w:after="160"/>
-        <w:ind w:left="397" w:right="397"/>
-        <w:shd w:fill="F1F5F9"/>
-      </w:pPr>
-      <w:r>
-        <w:rPr>
-          <w:rFonts w:ascii="Consolas" w:hAnsi="Consolas"/>
-          <w:sz w:val="19"/>
-        </w:rPr>
-        <w:t>attention_input = norm_attention(x)</w:t>
-        <w:br/>
-        <w:t>attention_output = self_attention(attention_input)</w:t>
-        <w:br/>
-        <w:t>x = x + attention_output</w:t>
-        <w:br/>
-        <w:br/>
-        <w:t>mlp_input = norm_mlp(x)</w:t>
-        <w:br/>
-        <w:t>mlp_output = feed_forward(mlp_input)</w:t>
-        <w:br/>
-        <w:t>x = x + mlp_output</w:t>
-      </w:r>
-    </w:p>
-    <w:p>
-      <w:pPr>
-        <w:pStyle w:val="Heading2"/>
-      </w:pPr>
-      <w:r>
-        <w:t>8.3. Self-Attention hoạt động như thế nào?</w:t>
-      </w:r>
-    </w:p>
-    <w:p>
-      <w:r>
-        <w:t>Self-Attention cho phép mỗi token lấy thông tin từ tất cả token còn lại. Một patch chứa mắt có thể chú ý tới patch chứa mũi, miệng hoặc đường nét khuôn mặt. CLS token cũng chú ý tới 49 patch để dần tổng hợp thông tin của toàn ảnh.</w:t>
-      </w:r>
-    </w:p>
-    <w:tbl>
-      <w:tblPr>
-        <w:tblStyle w:val="TableGrid"/>
-        <w:tblW w:type="auto" w:w="0"/>
-        <w:jc w:val="center"/>
-        <w:tblLook w:firstColumn="1" w:firstRow="1" w:lastColumn="0" w:lastRow="0" w:noHBand="0" w:noVBand="1" w:val="04A0"/>
-      </w:tblPr>
-      <w:tblGrid>
-        <w:gridCol w:w="3324"/>
-        <w:gridCol w:w="3324"/>
-        <w:gridCol w:w="3324"/>
-      </w:tblGrid>
-      <w:tr>
-        <w:tc>
-          <w:tcPr>
-            <w:tcW w:type="dxa" w:w="1701"/>
-            <w:shd w:fill="D9EAF7"/>
-            <w:vAlign w:val="center"/>
-          </w:tcPr>
-          <w:p>
-            <w:r>
-              <w:rPr>
-                <w:rFonts w:ascii="Arial" w:hAnsi="Arial"/>
-                <w:b/>
-              </w:rPr>
-              <w:t>Thành phần</w:t>
-            </w:r>
-          </w:p>
-        </w:tc>
-        <w:tc>
-          <w:tcPr>
-            <w:tcW w:type="dxa" w:w="2835"/>
-            <w:shd w:fill="D9EAF7"/>
-            <w:vAlign w:val="center"/>
-          </w:tcPr>
-          <w:p>
-            <w:r>
-              <w:rPr>
-                <w:rFonts w:ascii="Arial" w:hAnsi="Arial"/>
-                <w:b/>
-              </w:rPr>
-              <w:t>Câu hỏi trực giác</w:t>
-            </w:r>
-          </w:p>
-        </w:tc>
-        <w:tc>
-          <w:tcPr>
-            <w:tcW w:type="dxa" w:w="4535"/>
-            <w:shd w:fill="D9EAF7"/>
-            <w:vAlign w:val="center"/>
-          </w:tcPr>
-          <w:p>
-            <w:r>
-              <w:rPr>
-                <w:rFonts w:ascii="Arial" w:hAnsi="Arial"/>
-                <w:b/>
               </w:rPr>
               <w:t>Vai trò</w:t>
             </w:r>
@@ -5181,46 +3146,49 @@
       <w:tr>
         <w:tc>
           <w:tcPr>
-            <w:tcW w:type="dxa" w:w="1701"/>
+            <w:tcW w:type="dxa" w:w="4986"/>
             <w:vAlign w:val="center"/>
+            <w:tcMar>
+              <w:top w:w="80" w:type="dxa"/>
+              <w:start w:w="120" w:type="dxa"/>
+              <w:bottom w:w="80" w:type="dxa"/>
+              <w:end w:w="120" w:type="dxa"/>
+            </w:tcMar>
           </w:tcPr>
           <w:p>
+            <w:pPr>
+              <w:spacing w:after="0"/>
+            </w:pPr>
             <w:r>
               <w:rPr>
                 <w:rFonts w:ascii="Arial" w:hAnsi="Arial"/>
                 <w:sz w:val="19"/>
               </w:rPr>
-              <w:t>Query (Q)</w:t>
+              <w:t>src/config.py</w:t>
             </w:r>
           </w:p>
         </w:tc>
         <w:tc>
           <w:tcPr>
-            <w:tcW w:type="dxa" w:w="2835"/>
+            <w:tcW w:type="dxa" w:w="4986"/>
             <w:vAlign w:val="center"/>
+            <w:tcMar>
+              <w:top w:w="80" w:type="dxa"/>
+              <w:start w:w="120" w:type="dxa"/>
+              <w:bottom w:w="80" w:type="dxa"/>
+              <w:end w:w="120" w:type="dxa"/>
+            </w:tcMar>
           </w:tcPr>
           <w:p>
+            <w:pPr>
+              <w:spacing w:after="0"/>
+            </w:pPr>
             <w:r>
               <w:rPr>
                 <w:rFonts w:ascii="Arial" w:hAnsi="Arial"/>
                 <w:sz w:val="19"/>
               </w:rPr>
-              <w:t>Token này đang tìm thông tin gì?</w:t>
-            </w:r>
-          </w:p>
-        </w:tc>
-        <w:tc>
-          <w:tcPr>
-            <w:tcW w:type="dxa" w:w="4535"/>
-            <w:vAlign w:val="center"/>
-          </w:tcPr>
-          <w:p>
-            <w:r>
-              <w:rPr>
-                <w:rFonts w:ascii="Arial" w:hAnsi="Arial"/>
-                <w:sz w:val="19"/>
-              </w:rPr>
-              <w:t>Đại diện nhu cầu tìm kiếm của token hiện tại.</w:t>
+              <w:t>Khai báo tham số dòng lệnh và kiểm tra cấu hình hợp lệ.</w:t>
             </w:r>
           </w:p>
         </w:tc>
@@ -5228,46 +3196,49 @@
       <w:tr>
         <w:tc>
           <w:tcPr>
-            <w:tcW w:type="dxa" w:w="1701"/>
+            <w:tcW w:type="dxa" w:w="4986"/>
             <w:vAlign w:val="center"/>
+            <w:tcMar>
+              <w:top w:w="80" w:type="dxa"/>
+              <w:start w:w="120" w:type="dxa"/>
+              <w:bottom w:w="80" w:type="dxa"/>
+              <w:end w:w="120" w:type="dxa"/>
+            </w:tcMar>
           </w:tcPr>
           <w:p>
+            <w:pPr>
+              <w:spacing w:after="0"/>
+            </w:pPr>
             <w:r>
               <w:rPr>
                 <w:rFonts w:ascii="Arial" w:hAnsi="Arial"/>
                 <w:sz w:val="19"/>
               </w:rPr>
-              <w:t>Key (K)</w:t>
+              <w:t>src/data.py</w:t>
             </w:r>
           </w:p>
         </w:tc>
         <w:tc>
           <w:tcPr>
-            <w:tcW w:type="dxa" w:w="2835"/>
+            <w:tcW w:type="dxa" w:w="4986"/>
             <w:vAlign w:val="center"/>
+            <w:tcMar>
+              <w:top w:w="80" w:type="dxa"/>
+              <w:start w:w="120" w:type="dxa"/>
+              <w:bottom w:w="80" w:type="dxa"/>
+              <w:end w:w="120" w:type="dxa"/>
+            </w:tcMar>
           </w:tcPr>
           <w:p>
+            <w:pPr>
+              <w:spacing w:after="0"/>
+            </w:pPr>
             <w:r>
               <w:rPr>
                 <w:rFonts w:ascii="Arial" w:hAnsi="Arial"/>
                 <w:sz w:val="19"/>
               </w:rPr>
-              <w:t>Token kia phù hợp đến mức nào?</w:t>
-            </w:r>
-          </w:p>
-        </w:tc>
-        <w:tc>
-          <w:tcPr>
-            <w:tcW w:type="dxa" w:w="4535"/>
-            <w:vAlign w:val="center"/>
-          </w:tcPr>
-          <w:p>
-            <w:r>
-              <w:rPr>
-                <w:rFonts w:ascii="Arial" w:hAnsi="Arial"/>
-                <w:sz w:val="19"/>
-              </w:rPr>
-              <w:t>Dùng để tính độ liên quan với Query.</w:t>
+              <w:t>Đọc VGGFace2, chia identity, tạo transform, dataset, PKBatchSampler và DataLoader.</w:t>
             </w:r>
           </w:p>
         </w:tc>
@@ -5275,46 +3246,349 @@
       <w:tr>
         <w:tc>
           <w:tcPr>
-            <w:tcW w:type="dxa" w:w="1701"/>
+            <w:tcW w:type="dxa" w:w="4986"/>
             <w:vAlign w:val="center"/>
+            <w:tcMar>
+              <w:top w:w="80" w:type="dxa"/>
+              <w:start w:w="120" w:type="dxa"/>
+              <w:bottom w:w="80" w:type="dxa"/>
+              <w:end w:w="120" w:type="dxa"/>
+            </w:tcMar>
           </w:tcPr>
           <w:p>
+            <w:pPr>
+              <w:spacing w:after="0"/>
+            </w:pPr>
             <w:r>
               <w:rPr>
                 <w:rFonts w:ascii="Arial" w:hAnsi="Arial"/>
                 <w:sz w:val="19"/>
               </w:rPr>
-              <w:t>Value (V)</w:t>
+              <w:t>src/model.py</w:t>
             </w:r>
           </w:p>
         </w:tc>
         <w:tc>
           <w:tcPr>
-            <w:tcW w:type="dxa" w:w="2835"/>
+            <w:tcW w:type="dxa" w:w="4986"/>
             <w:vAlign w:val="center"/>
+            <w:tcMar>
+              <w:top w:w="80" w:type="dxa"/>
+              <w:start w:w="120" w:type="dxa"/>
+              <w:bottom w:w="80" w:type="dxa"/>
+              <w:end w:w="120" w:type="dxa"/>
+            </w:tcMar>
           </w:tcPr>
           <w:p>
+            <w:pPr>
+              <w:spacing w:after="0"/>
+            </w:pPr>
             <w:r>
               <w:rPr>
                 <w:rFonts w:ascii="Arial" w:hAnsi="Arial"/>
                 <w:sz w:val="19"/>
               </w:rPr>
-              <w:t>Nếu phù hợp thì lấy nội dung gì?</w:t>
+              <w:t>Định nghĩa PatchEmbedding, LayerScale, DropPath, TransformerEncoderBlock và FaceVisionTransformer.</w:t>
+            </w:r>
+          </w:p>
+        </w:tc>
+      </w:tr>
+      <w:tr>
+        <w:tc>
+          <w:tcPr>
+            <w:tcW w:type="dxa" w:w="4986"/>
+            <w:vAlign w:val="center"/>
+            <w:tcMar>
+              <w:top w:w="80" w:type="dxa"/>
+              <w:start w:w="120" w:type="dxa"/>
+              <w:bottom w:w="80" w:type="dxa"/>
+              <w:end w:w="120" w:type="dxa"/>
+            </w:tcMar>
+          </w:tcPr>
+          <w:p>
+            <w:pPr>
+              <w:spacing w:after="0"/>
+            </w:pPr>
+            <w:r>
+              <w:rPr>
+                <w:rFonts w:ascii="Arial" w:hAnsi="Arial"/>
+                <w:sz w:val="19"/>
+              </w:rPr>
+              <w:t>src/train.py</w:t>
             </w:r>
           </w:p>
         </w:tc>
         <w:tc>
           <w:tcPr>
-            <w:tcW w:type="dxa" w:w="4535"/>
+            <w:tcW w:type="dxa" w:w="4986"/>
             <w:vAlign w:val="center"/>
+            <w:tcMar>
+              <w:top w:w="80" w:type="dxa"/>
+              <w:start w:w="120" w:type="dxa"/>
+              <w:bottom w:w="80" w:type="dxa"/>
+              <w:end w:w="120" w:type="dxa"/>
+            </w:tcMar>
           </w:tcPr>
           <w:p>
+            <w:pPr>
+              <w:spacing w:after="0"/>
+            </w:pPr>
             <w:r>
               <w:rPr>
                 <w:rFonts w:ascii="Arial" w:hAnsi="Arial"/>
                 <w:sz w:val="19"/>
               </w:rPr>
-              <w:t>Thông tin được cộng có trọng số vào kết quả.</w:t>
+              <w:t>Huấn luyện bằng Semi-Hard Triplet Loss, lưu history và checkpoint.</w:t>
+            </w:r>
+          </w:p>
+        </w:tc>
+      </w:tr>
+      <w:tr>
+        <w:tc>
+          <w:tcPr>
+            <w:tcW w:type="dxa" w:w="4986"/>
+            <w:vAlign w:val="center"/>
+            <w:tcMar>
+              <w:top w:w="80" w:type="dxa"/>
+              <w:start w:w="120" w:type="dxa"/>
+              <w:bottom w:w="80" w:type="dxa"/>
+              <w:end w:w="120" w:type="dxa"/>
+            </w:tcMar>
+          </w:tcPr>
+          <w:p>
+            <w:pPr>
+              <w:spacing w:after="0"/>
+            </w:pPr>
+            <w:r>
+              <w:rPr>
+                <w:rFonts w:ascii="Arial" w:hAnsi="Arial"/>
+                <w:sz w:val="19"/>
+              </w:rPr>
+              <w:t>src/train_infonce.py</w:t>
+            </w:r>
+          </w:p>
+        </w:tc>
+        <w:tc>
+          <w:tcPr>
+            <w:tcW w:type="dxa" w:w="4986"/>
+            <w:vAlign w:val="center"/>
+            <w:tcMar>
+              <w:top w:w="80" w:type="dxa"/>
+              <w:start w:w="120" w:type="dxa"/>
+              <w:bottom w:w="80" w:type="dxa"/>
+              <w:end w:w="120" w:type="dxa"/>
+            </w:tcMar>
+          </w:tcPr>
+          <w:p>
+            <w:pPr>
+              <w:spacing w:after="0"/>
+            </w:pPr>
+            <w:r>
+              <w:rPr>
+                <w:rFonts w:ascii="Arial" w:hAnsi="Arial"/>
+                <w:sz w:val="19"/>
+              </w:rPr>
+              <w:t>Huấn luyện bằng InfoNCE/Supervised Contrastive Loss.</w:t>
+            </w:r>
+          </w:p>
+        </w:tc>
+      </w:tr>
+      <w:tr>
+        <w:tc>
+          <w:tcPr>
+            <w:tcW w:type="dxa" w:w="4986"/>
+            <w:vAlign w:val="center"/>
+            <w:tcMar>
+              <w:top w:w="80" w:type="dxa"/>
+              <w:start w:w="120" w:type="dxa"/>
+              <w:bottom w:w="80" w:type="dxa"/>
+              <w:end w:w="120" w:type="dxa"/>
+            </w:tcMar>
+          </w:tcPr>
+          <w:p>
+            <w:pPr>
+              <w:spacing w:after="0"/>
+            </w:pPr>
+            <w:r>
+              <w:rPr>
+                <w:rFonts w:ascii="Arial" w:hAnsi="Arial"/>
+                <w:sz w:val="19"/>
+              </w:rPr>
+              <w:t>src/infonce.py</w:t>
+            </w:r>
+          </w:p>
+        </w:tc>
+        <w:tc>
+          <w:tcPr>
+            <w:tcW w:type="dxa" w:w="4986"/>
+            <w:vAlign w:val="center"/>
+            <w:tcMar>
+              <w:top w:w="80" w:type="dxa"/>
+              <w:start w:w="120" w:type="dxa"/>
+              <w:bottom w:w="80" w:type="dxa"/>
+              <w:end w:w="120" w:type="dxa"/>
+            </w:tcMar>
+          </w:tcPr>
+          <w:p>
+            <w:pPr>
+              <w:spacing w:after="0"/>
+            </w:pPr>
+            <w:r>
+              <w:rPr>
+                <w:rFonts w:ascii="Arial" w:hAnsi="Arial"/>
+                <w:sz w:val="19"/>
+              </w:rPr>
+              <w:t>Cài đặt loss tương phản có temperature.</w:t>
+            </w:r>
+          </w:p>
+        </w:tc>
+      </w:tr>
+      <w:tr>
+        <w:tc>
+          <w:tcPr>
+            <w:tcW w:type="dxa" w:w="4986"/>
+            <w:vAlign w:val="center"/>
+            <w:tcMar>
+              <w:top w:w="80" w:type="dxa"/>
+              <w:start w:w="120" w:type="dxa"/>
+              <w:bottom w:w="80" w:type="dxa"/>
+              <w:end w:w="120" w:type="dxa"/>
+            </w:tcMar>
+          </w:tcPr>
+          <w:p>
+            <w:pPr>
+              <w:spacing w:after="0"/>
+            </w:pPr>
+            <w:r>
+              <w:rPr>
+                <w:rFonts w:ascii="Arial" w:hAnsi="Arial"/>
+                <w:sz w:val="19"/>
+              </w:rPr>
+              <w:t>src/metrics.py</w:t>
+            </w:r>
+          </w:p>
+        </w:tc>
+        <w:tc>
+          <w:tcPr>
+            <w:tcW w:type="dxa" w:w="4986"/>
+            <w:vAlign w:val="center"/>
+            <w:tcMar>
+              <w:top w:w="80" w:type="dxa"/>
+              <w:start w:w="120" w:type="dxa"/>
+              <w:bottom w:w="80" w:type="dxa"/>
+              <w:end w:w="120" w:type="dxa"/>
+            </w:tcMar>
+          </w:tcPr>
+          <w:p>
+            <w:pPr>
+              <w:spacing w:after="0"/>
+            </w:pPr>
+            <w:r>
+              <w:rPr>
+                <w:rFonts w:ascii="Arial" w:hAnsi="Arial"/>
+                <w:sz w:val="19"/>
+              </w:rPr>
+              <w:t>Tính ROC-AUC, EER, TAR@FAR, Recall@K và mAP.</w:t>
+            </w:r>
+          </w:p>
+        </w:tc>
+      </w:tr>
+      <w:tr>
+        <w:tc>
+          <w:tcPr>
+            <w:tcW w:type="dxa" w:w="4986"/>
+            <w:vAlign w:val="center"/>
+            <w:tcMar>
+              <w:top w:w="80" w:type="dxa"/>
+              <w:start w:w="120" w:type="dxa"/>
+              <w:bottom w:w="80" w:type="dxa"/>
+              <w:end w:w="120" w:type="dxa"/>
+            </w:tcMar>
+          </w:tcPr>
+          <w:p>
+            <w:pPr>
+              <w:spacing w:after="0"/>
+            </w:pPr>
+            <w:r>
+              <w:rPr>
+                <w:rFonts w:ascii="Arial" w:hAnsi="Arial"/>
+                <w:sz w:val="19"/>
+              </w:rPr>
+              <w:t>src/test.py</w:t>
+            </w:r>
+          </w:p>
+        </w:tc>
+        <w:tc>
+          <w:tcPr>
+            <w:tcW w:type="dxa" w:w="4986"/>
+            <w:vAlign w:val="center"/>
+            <w:tcMar>
+              <w:top w:w="80" w:type="dxa"/>
+              <w:start w:w="120" w:type="dxa"/>
+              <w:bottom w:w="80" w:type="dxa"/>
+              <w:end w:w="120" w:type="dxa"/>
+            </w:tcMar>
+          </w:tcPr>
+          <w:p>
+            <w:pPr>
+              <w:spacing w:after="0"/>
+            </w:pPr>
+            <w:r>
+              <w:rPr>
+                <w:rFonts w:ascii="Arial" w:hAnsi="Arial"/>
+                <w:sz w:val="19"/>
+              </w:rPr>
+              <w:t>Nạp checkpoint, trích xuất embedding, tạo pair/gallery/probe và lưu kết quả test.</w:t>
+            </w:r>
+          </w:p>
+        </w:tc>
+      </w:tr>
+      <w:tr>
+        <w:tc>
+          <w:tcPr>
+            <w:tcW w:type="dxa" w:w="4986"/>
+            <w:vAlign w:val="center"/>
+            <w:tcMar>
+              <w:top w:w="80" w:type="dxa"/>
+              <w:start w:w="120" w:type="dxa"/>
+              <w:bottom w:w="80" w:type="dxa"/>
+              <w:end w:w="120" w:type="dxa"/>
+            </w:tcMar>
+          </w:tcPr>
+          <w:p>
+            <w:pPr>
+              <w:spacing w:after="0"/>
+            </w:pPr>
+            <w:r>
+              <w:rPr>
+                <w:rFonts w:ascii="Arial" w:hAnsi="Arial"/>
+                <w:sz w:val="19"/>
+              </w:rPr>
+              <w:t>src/visualization.py</w:t>
+            </w:r>
+          </w:p>
+        </w:tc>
+        <w:tc>
+          <w:tcPr>
+            <w:tcW w:type="dxa" w:w="4986"/>
+            <w:vAlign w:val="center"/>
+            <w:tcMar>
+              <w:top w:w="80" w:type="dxa"/>
+              <w:start w:w="120" w:type="dxa"/>
+              <w:bottom w:w="80" w:type="dxa"/>
+              <w:end w:w="120" w:type="dxa"/>
+            </w:tcMar>
+          </w:tcPr>
+          <w:p>
+            <w:pPr>
+              <w:spacing w:after="0"/>
+            </w:pPr>
+            <w:r>
+              <w:rPr>
+                <w:rFonts w:ascii="Arial" w:hAnsi="Arial"/>
+                <w:sz w:val="19"/>
+              </w:rPr>
+              <w:t>Vẽ biểu đồ train/test và lưu JSON kết quả.</w:t>
             </w:r>
           </w:p>
         </w:tc>
@@ -5323,131 +3597,15 @@
     <w:p/>
     <w:p>
       <w:pPr>
-        <w:spacing w:before="60" w:after="160"/>
-        <w:ind w:left="397" w:right="397"/>
-        <w:shd w:fill="F1F5F9"/>
+        <w:pStyle w:val="Heading1"/>
       </w:pPr>
       <w:r>
-        <w:rPr>
-          <w:rFonts w:ascii="Consolas" w:hAnsi="Consolas"/>
-          <w:sz w:val="19"/>
-        </w:rPr>
-        <w:t>scores = Q @ K^T / sqrt(head_dim)</w:t>
-        <w:br/>
-        <w:t>attention_weights = softmax(scores)</w:t>
-        <w:br/>
-        <w:t>output = attention_weights @ V</w:t>
+        <w:t>9. Kết quả và phần cần bổ sung</w:t>
       </w:r>
     </w:p>
     <w:p>
       <w:r>
-        <w:t>Softmax biến các điểm liên quan thành trọng số có tổng bằng 1. Token liên quan hơn nhận trọng số lớn hơn. Phép chia cho căn bậc hai của head_dim giữ scores không quá lớn, tránh Softmax bị bão hòa và giúp train ổn định.</w:t>
-      </w:r>
-    </w:p>
-    <w:p>
-      <w:pPr>
-        <w:pStyle w:val="Heading2"/>
-      </w:pPr>
-      <w:r>
-        <w:t>8.4. Multi-Head Attention là gì?</w:t>
-      </w:r>
-    </w:p>
-    <w:p>
-      <w:r>
-        <w:t>Thay vì chỉ thực hiện một Attention trên toàn bộ 192 chiều, model chia thành 3 head. Mỗi head xử lý 64 chiều vì 192/3=64. Các head có trọng số riêng nên có thể học những kiểu quan hệ khác nhau, chẳng hạn một head chú ý hình dạng mắt, một head chú ý tỷ lệ giữa các bộ phận và một head chú ý đường nét tổng thể. Đây chỉ là cách hiểu trực giác; model tự quyết định mỗi head thực sự học gì.</w:t>
-      </w:r>
-    </w:p>
-    <w:p>
-      <w:pPr>
-        <w:spacing w:before="60" w:after="160"/>
-        <w:ind w:left="397" w:right="397"/>
-        <w:shd w:fill="F1F5F9"/>
-      </w:pPr>
-      <w:r>
-        <w:rPr>
-          <w:rFonts w:ascii="Consolas" w:hAnsi="Consolas"/>
-          <w:sz w:val="19"/>
-        </w:rPr>
-        <w:t>Input [B,50,192]</w:t>
-        <w:br/>
-        <w:t>3 heads x 64 chiều</w:t>
-        <w:br/>
-        <w:t>Attention chạy song song trên 3 head</w:t>
-        <w:br/>
-        <w:t>Ghép kết quả: [B,50,192]</w:t>
-        <w:br/>
-        <w:t>Output projection: [B,50,192]</w:t>
-      </w:r>
-    </w:p>
-    <w:p>
-      <w:pPr>
-        <w:pStyle w:val="Heading2"/>
-      </w:pPr>
-      <w:r>
-        <w:t>8.5. Residual connection là gì?</w:t>
-      </w:r>
-    </w:p>
-    <w:p>
-      <w:r>
-        <w:t>Residual connection cộng đầu vào cũ với thông tin mới do Attention hoặc FeedForward tạo ra. Module không phải xây lại toàn bộ biểu diễn từ đầu; nó chỉ cần học phần thông tin cần bổ sung. Đường cộng trực tiếp cũng giúp gradient truyền qua nhiều block dễ hơn.</w:t>
-      </w:r>
-    </w:p>
-    <w:p>
-      <w:pPr>
-        <w:spacing w:before="60" w:after="160"/>
-        <w:ind w:left="397" w:right="397"/>
-        <w:shd w:fill="F1F5F9"/>
-      </w:pPr>
-      <w:r>
-        <w:rPr>
-          <w:rFonts w:ascii="Consolas" w:hAnsi="Consolas"/>
-          <w:sz w:val="19"/>
-        </w:rPr>
-        <w:t>x_new = x_old + new_information</w:t>
-      </w:r>
-    </w:p>
-    <w:p>
-      <w:r>
-        <w:t>Hai tensor phải cùng shape để cộng theo từng vị trí. Đây là lý do Attention và FeedForward đều đưa output trở lại [B,T,E].</w:t>
-      </w:r>
-    </w:p>
-    <w:p>
-      <w:pPr>
-        <w:pStyle w:val="Heading2"/>
-      </w:pPr>
-      <w:r>
-        <w:t>8.6. FeedForward xử lý gì?</w:t>
-      </w:r>
-    </w:p>
-    <w:p>
-      <w:r>
-        <w:t>Attention trao đổi thông tin giữa các token. FeedForward lại xử lý từng token riêng, nhưng dùng cùng một bộ trọng số cho mọi token. Trong model hiện tại, mỗi vector 192 chiều được mở rộng lên 384 chiều, đi qua GELU và Dropout, rồi thu về 192 chiều.</w:t>
-      </w:r>
-    </w:p>
-    <w:p>
-      <w:pPr>
-        <w:spacing w:before="60" w:after="160"/>
-        <w:ind w:left="397" w:right="397"/>
-        <w:shd w:fill="F1F5F9"/>
-      </w:pPr>
-      <w:r>
-        <w:rPr>
-          <w:rFonts w:ascii="Consolas" w:hAnsi="Consolas"/>
-          <w:sz w:val="19"/>
-        </w:rPr>
-        <w:t>[B,T,192]</w:t>
-        <w:br/>
-        <w:t>-&gt; Linear(192,384)</w:t>
-        <w:br/>
-        <w:t>-&gt; GELU</w:t>
-        <w:br/>
-        <w:t>-&gt; Dropout</w:t>
-        <w:br/>
-        <w:t>-&gt; Linear(384,192)</w:t>
-        <w:br/>
-        <w:t>-&gt; Dropout</w:t>
-        <w:br/>
-        <w:t>-&gt; [B,T,192]</w:t>
+        <w:t>Trong repo hiện tại chưa có thư mục outputs/checkpoints chứa kết quả training hoàn chỉnh, vì vậy báo cáo chưa thể điền số liệu VGGFace2 thực nghiệm. Khi chạy xong train.py hoặc train_infonce.py và test.py, cần bổ sung bảng kết quả từ test_results.json.</w:t>
       </w:r>
     </w:p>
     <w:tbl>
@@ -5455,42 +3613,201 @@
         <w:tblStyle w:val="TableGrid"/>
         <w:tblW w:type="auto" w:w="0"/>
         <w:jc w:val="center"/>
+        <w:tblLayout w:type="fixed"/>
         <w:tblLook w:firstColumn="1" w:firstRow="1" w:lastColumn="0" w:lastRow="0" w:noHBand="0" w:noVBand="1" w:val="04A0"/>
       </w:tblPr>
       <w:tblGrid>
-        <w:gridCol w:w="4986"/>
-        <w:gridCol w:w="4986"/>
+        <w:gridCol w:w="1246"/>
+        <w:gridCol w:w="1246"/>
+        <w:gridCol w:w="1246"/>
+        <w:gridCol w:w="1246"/>
+        <w:gridCol w:w="1246"/>
+        <w:gridCol w:w="1246"/>
+        <w:gridCol w:w="1246"/>
+        <w:gridCol w:w="1246"/>
       </w:tblGrid>
       <w:tr>
         <w:tc>
           <w:tcPr>
-            <w:tcW w:type="dxa" w:w="2835"/>
-            <w:shd w:fill="D9EAF7"/>
+            <w:tcW w:type="dxa" w:w="2154"/>
             <w:vAlign w:val="center"/>
+            <w:shd w:fill="E8EEF5"/>
+            <w:tcMar>
+              <w:top w:w="80" w:type="dxa"/>
+              <w:start w:w="120" w:type="dxa"/>
+              <w:bottom w:w="80" w:type="dxa"/>
+              <w:end w:w="120" w:type="dxa"/>
+            </w:tcMar>
           </w:tcPr>
           <w:p>
             <w:r>
               <w:rPr>
                 <w:rFonts w:ascii="Arial" w:hAnsi="Arial"/>
                 <w:b/>
+                <w:sz w:val="19"/>
               </w:rPr>
-              <w:t>Thành phần</w:t>
+              <w:t>Experiment</w:t>
             </w:r>
           </w:p>
         </w:tc>
         <w:tc>
           <w:tcPr>
-            <w:tcW w:type="dxa" w:w="6236"/>
-            <w:shd w:fill="D9EAF7"/>
+            <w:tcW w:type="dxa" w:w="1020"/>
             <w:vAlign w:val="center"/>
+            <w:shd w:fill="E8EEF5"/>
+            <w:tcMar>
+              <w:top w:w="80" w:type="dxa"/>
+              <w:start w:w="120" w:type="dxa"/>
+              <w:bottom w:w="80" w:type="dxa"/>
+              <w:end w:w="120" w:type="dxa"/>
+            </w:tcMar>
           </w:tcPr>
           <w:p>
             <w:r>
               <w:rPr>
                 <w:rFonts w:ascii="Arial" w:hAnsi="Arial"/>
                 <w:b/>
+                <w:sz w:val="19"/>
               </w:rPr>
-              <w:t>Ý nghĩa</w:t>
+              <w:t>Best epoch</w:t>
+            </w:r>
+          </w:p>
+        </w:tc>
+        <w:tc>
+          <w:tcPr>
+            <w:tcW w:type="dxa" w:w="1020"/>
+            <w:vAlign w:val="center"/>
+            <w:shd w:fill="E8EEF5"/>
+            <w:tcMar>
+              <w:top w:w="80" w:type="dxa"/>
+              <w:start w:w="120" w:type="dxa"/>
+              <w:bottom w:w="80" w:type="dxa"/>
+              <w:end w:w="120" w:type="dxa"/>
+            </w:tcMar>
+          </w:tcPr>
+          <w:p>
+            <w:r>
+              <w:rPr>
+                <w:rFonts w:ascii="Arial" w:hAnsi="Arial"/>
+                <w:b/>
+                <w:sz w:val="19"/>
+              </w:rPr>
+              <w:t>Val loss</w:t>
+            </w:r>
+          </w:p>
+        </w:tc>
+        <w:tc>
+          <w:tcPr>
+            <w:tcW w:type="dxa" w:w="1020"/>
+            <w:vAlign w:val="center"/>
+            <w:shd w:fill="E8EEF5"/>
+            <w:tcMar>
+              <w:top w:w="80" w:type="dxa"/>
+              <w:start w:w="120" w:type="dxa"/>
+              <w:bottom w:w="80" w:type="dxa"/>
+              <w:end w:w="120" w:type="dxa"/>
+            </w:tcMar>
+          </w:tcPr>
+          <w:p>
+            <w:r>
+              <w:rPr>
+                <w:rFonts w:ascii="Arial" w:hAnsi="Arial"/>
+                <w:b/>
+                <w:sz w:val="19"/>
+              </w:rPr>
+              <w:t>ROC-AUC</w:t>
+            </w:r>
+          </w:p>
+        </w:tc>
+        <w:tc>
+          <w:tcPr>
+            <w:tcW w:type="dxa" w:w="907"/>
+            <w:vAlign w:val="center"/>
+            <w:shd w:fill="E8EEF5"/>
+            <w:tcMar>
+              <w:top w:w="80" w:type="dxa"/>
+              <w:start w:w="120" w:type="dxa"/>
+              <w:bottom w:w="80" w:type="dxa"/>
+              <w:end w:w="120" w:type="dxa"/>
+            </w:tcMar>
+          </w:tcPr>
+          <w:p>
+            <w:r>
+              <w:rPr>
+                <w:rFonts w:ascii="Arial" w:hAnsi="Arial"/>
+                <w:b/>
+                <w:sz w:val="19"/>
+              </w:rPr>
+              <w:t>EER</w:t>
+            </w:r>
+          </w:p>
+        </w:tc>
+        <w:tc>
+          <w:tcPr>
+            <w:tcW w:type="dxa" w:w="1020"/>
+            <w:vAlign w:val="center"/>
+            <w:shd w:fill="E8EEF5"/>
+            <w:tcMar>
+              <w:top w:w="80" w:type="dxa"/>
+              <w:start w:w="120" w:type="dxa"/>
+              <w:bottom w:w="80" w:type="dxa"/>
+              <w:end w:w="120" w:type="dxa"/>
+            </w:tcMar>
+          </w:tcPr>
+          <w:p>
+            <w:r>
+              <w:rPr>
+                <w:rFonts w:ascii="Arial" w:hAnsi="Arial"/>
+                <w:b/>
+                <w:sz w:val="19"/>
+              </w:rPr>
+              <w:t>Recall@1</w:t>
+            </w:r>
+          </w:p>
+        </w:tc>
+        <w:tc>
+          <w:tcPr>
+            <w:tcW w:type="dxa" w:w="1020"/>
+            <w:vAlign w:val="center"/>
+            <w:shd w:fill="E8EEF5"/>
+            <w:tcMar>
+              <w:top w:w="80" w:type="dxa"/>
+              <w:start w:w="120" w:type="dxa"/>
+              <w:bottom w:w="80" w:type="dxa"/>
+              <w:end w:w="120" w:type="dxa"/>
+            </w:tcMar>
+          </w:tcPr>
+          <w:p>
+            <w:r>
+              <w:rPr>
+                <w:rFonts w:ascii="Arial" w:hAnsi="Arial"/>
+                <w:b/>
+                <w:sz w:val="19"/>
+              </w:rPr>
+              <w:t>Recall@5</w:t>
+            </w:r>
+          </w:p>
+        </w:tc>
+        <w:tc>
+          <w:tcPr>
+            <w:tcW w:type="dxa" w:w="907"/>
+            <w:vAlign w:val="center"/>
+            <w:shd w:fill="E8EEF5"/>
+            <w:tcMar>
+              <w:top w:w="80" w:type="dxa"/>
+              <w:start w:w="120" w:type="dxa"/>
+              <w:bottom w:w="80" w:type="dxa"/>
+              <w:end w:w="120" w:type="dxa"/>
+            </w:tcMar>
+          </w:tcPr>
+          <w:p>
+            <w:r>
+              <w:rPr>
+                <w:rFonts w:ascii="Arial" w:hAnsi="Arial"/>
+                <w:b/>
+                <w:sz w:val="19"/>
+              </w:rPr>
+              <w:t>mAP</w:t>
             </w:r>
           </w:p>
         </w:tc>
@@ -5498,31 +3815,193 @@
       <w:tr>
         <w:tc>
           <w:tcPr>
-            <w:tcW w:type="dxa" w:w="2835"/>
+            <w:tcW w:type="dxa" w:w="1246"/>
             <w:vAlign w:val="center"/>
+            <w:tcMar>
+              <w:top w:w="80" w:type="dxa"/>
+              <w:start w:w="120" w:type="dxa"/>
+              <w:bottom w:w="80" w:type="dxa"/>
+              <w:end w:w="120" w:type="dxa"/>
+            </w:tcMar>
           </w:tcPr>
           <w:p>
+            <w:pPr>
+              <w:spacing w:after="0"/>
+            </w:pPr>
             <w:r>
               <w:rPr>
                 <w:rFonts w:ascii="Arial" w:hAnsi="Arial"/>
                 <w:sz w:val="19"/>
               </w:rPr>
-              <w:t>Linear 192-&gt;384</w:t>
+              <w:t>sic_facevit_vggface2_semi_hard</w:t>
             </w:r>
           </w:p>
         </w:tc>
         <w:tc>
           <w:tcPr>
-            <w:tcW w:type="dxa" w:w="6236"/>
+            <w:tcW w:type="dxa" w:w="1246"/>
             <w:vAlign w:val="center"/>
+            <w:tcMar>
+              <w:top w:w="80" w:type="dxa"/>
+              <w:start w:w="120" w:type="dxa"/>
+              <w:bottom w:w="80" w:type="dxa"/>
+              <w:end w:w="120" w:type="dxa"/>
+            </w:tcMar>
           </w:tcPr>
           <w:p>
+            <w:pPr>
+              <w:spacing w:after="0"/>
+            </w:pPr>
             <w:r>
               <w:rPr>
                 <w:rFonts w:ascii="Arial" w:hAnsi="Arial"/>
                 <w:sz w:val="19"/>
               </w:rPr>
-              <w:t>Mở rộng không gian để học tổ hợp đặc trưng phong phú hơn.</w:t>
+              <w:t>Chưa chạy</w:t>
+            </w:r>
+          </w:p>
+        </w:tc>
+        <w:tc>
+          <w:tcPr>
+            <w:tcW w:type="dxa" w:w="1246"/>
+            <w:vAlign w:val="center"/>
+            <w:tcMar>
+              <w:top w:w="80" w:type="dxa"/>
+              <w:start w:w="120" w:type="dxa"/>
+              <w:bottom w:w="80" w:type="dxa"/>
+              <w:end w:w="120" w:type="dxa"/>
+            </w:tcMar>
+          </w:tcPr>
+          <w:p>
+            <w:pPr>
+              <w:spacing w:after="0"/>
+            </w:pPr>
+            <w:r>
+              <w:rPr>
+                <w:rFonts w:ascii="Arial" w:hAnsi="Arial"/>
+                <w:sz w:val="19"/>
+              </w:rPr>
+              <w:t>Chưa có</w:t>
+            </w:r>
+          </w:p>
+        </w:tc>
+        <w:tc>
+          <w:tcPr>
+            <w:tcW w:type="dxa" w:w="1246"/>
+            <w:vAlign w:val="center"/>
+            <w:tcMar>
+              <w:top w:w="80" w:type="dxa"/>
+              <w:start w:w="120" w:type="dxa"/>
+              <w:bottom w:w="80" w:type="dxa"/>
+              <w:end w:w="120" w:type="dxa"/>
+            </w:tcMar>
+          </w:tcPr>
+          <w:p>
+            <w:pPr>
+              <w:spacing w:after="0"/>
+            </w:pPr>
+            <w:r>
+              <w:rPr>
+                <w:rFonts w:ascii="Arial" w:hAnsi="Arial"/>
+                <w:sz w:val="19"/>
+              </w:rPr>
+              <w:t>Chưa có</w:t>
+            </w:r>
+          </w:p>
+        </w:tc>
+        <w:tc>
+          <w:tcPr>
+            <w:tcW w:type="dxa" w:w="1246"/>
+            <w:vAlign w:val="center"/>
+            <w:tcMar>
+              <w:top w:w="80" w:type="dxa"/>
+              <w:start w:w="120" w:type="dxa"/>
+              <w:bottom w:w="80" w:type="dxa"/>
+              <w:end w:w="120" w:type="dxa"/>
+            </w:tcMar>
+          </w:tcPr>
+          <w:p>
+            <w:pPr>
+              <w:spacing w:after="0"/>
+            </w:pPr>
+            <w:r>
+              <w:rPr>
+                <w:rFonts w:ascii="Arial" w:hAnsi="Arial"/>
+                <w:sz w:val="19"/>
+              </w:rPr>
+              <w:t>Chưa có</w:t>
+            </w:r>
+          </w:p>
+        </w:tc>
+        <w:tc>
+          <w:tcPr>
+            <w:tcW w:type="dxa" w:w="1246"/>
+            <w:vAlign w:val="center"/>
+            <w:tcMar>
+              <w:top w:w="80" w:type="dxa"/>
+              <w:start w:w="120" w:type="dxa"/>
+              <w:bottom w:w="80" w:type="dxa"/>
+              <w:end w:w="120" w:type="dxa"/>
+            </w:tcMar>
+          </w:tcPr>
+          <w:p>
+            <w:pPr>
+              <w:spacing w:after="0"/>
+            </w:pPr>
+            <w:r>
+              <w:rPr>
+                <w:rFonts w:ascii="Arial" w:hAnsi="Arial"/>
+                <w:sz w:val="19"/>
+              </w:rPr>
+              <w:t>Chưa có</w:t>
+            </w:r>
+          </w:p>
+        </w:tc>
+        <w:tc>
+          <w:tcPr>
+            <w:tcW w:type="dxa" w:w="1246"/>
+            <w:vAlign w:val="center"/>
+            <w:tcMar>
+              <w:top w:w="80" w:type="dxa"/>
+              <w:start w:w="120" w:type="dxa"/>
+              <w:bottom w:w="80" w:type="dxa"/>
+              <w:end w:w="120" w:type="dxa"/>
+            </w:tcMar>
+          </w:tcPr>
+          <w:p>
+            <w:pPr>
+              <w:spacing w:after="0"/>
+            </w:pPr>
+            <w:r>
+              <w:rPr>
+                <w:rFonts w:ascii="Arial" w:hAnsi="Arial"/>
+                <w:sz w:val="19"/>
+              </w:rPr>
+              <w:t>Chưa có</w:t>
+            </w:r>
+          </w:p>
+        </w:tc>
+        <w:tc>
+          <w:tcPr>
+            <w:tcW w:type="dxa" w:w="1246"/>
+            <w:vAlign w:val="center"/>
+            <w:tcMar>
+              <w:top w:w="80" w:type="dxa"/>
+              <w:start w:w="120" w:type="dxa"/>
+              <w:bottom w:w="80" w:type="dxa"/>
+              <w:end w:w="120" w:type="dxa"/>
+            </w:tcMar>
+          </w:tcPr>
+          <w:p>
+            <w:pPr>
+              <w:spacing w:after="0"/>
+            </w:pPr>
+            <w:r>
+              <w:rPr>
+                <w:rFonts w:ascii="Arial" w:hAnsi="Arial"/>
+                <w:sz w:val="19"/>
+              </w:rPr>
+              <w:t>Chưa có</w:t>
             </w:r>
           </w:p>
         </w:tc>
@@ -5530,95 +4009,193 @@
       <w:tr>
         <w:tc>
           <w:tcPr>
-            <w:tcW w:type="dxa" w:w="2835"/>
+            <w:tcW w:type="dxa" w:w="1246"/>
             <w:vAlign w:val="center"/>
+            <w:tcMar>
+              <w:top w:w="80" w:type="dxa"/>
+              <w:start w:w="120" w:type="dxa"/>
+              <w:bottom w:w="80" w:type="dxa"/>
+              <w:end w:w="120" w:type="dxa"/>
+            </w:tcMar>
           </w:tcPr>
           <w:p>
+            <w:pPr>
+              <w:spacing w:after="0"/>
+            </w:pPr>
             <w:r>
               <w:rPr>
                 <w:rFonts w:ascii="Arial" w:hAnsi="Arial"/>
                 <w:sz w:val="19"/>
               </w:rPr>
-              <w:t>GELU</w:t>
+              <w:t>supcon/infonce</w:t>
             </w:r>
           </w:p>
         </w:tc>
         <w:tc>
           <w:tcPr>
-            <w:tcW w:type="dxa" w:w="6236"/>
+            <w:tcW w:type="dxa" w:w="1246"/>
             <w:vAlign w:val="center"/>
+            <w:tcMar>
+              <w:top w:w="80" w:type="dxa"/>
+              <w:start w:w="120" w:type="dxa"/>
+              <w:bottom w:w="80" w:type="dxa"/>
+              <w:end w:w="120" w:type="dxa"/>
+            </w:tcMar>
           </w:tcPr>
           <w:p>
+            <w:pPr>
+              <w:spacing w:after="0"/>
+            </w:pPr>
             <w:r>
               <w:rPr>
                 <w:rFonts w:ascii="Arial" w:hAnsi="Arial"/>
                 <w:sz w:val="19"/>
               </w:rPr>
-              <w:t>Thêm tính phi tuyến; nếu chỉ có Linear liên tiếp thì khả năng biểu diễn bị giới hạn.</w:t>
+              <w:t>Chưa chạy</w:t>
             </w:r>
           </w:p>
         </w:tc>
-      </w:tr>
-      <w:tr>
         <w:tc>
           <w:tcPr>
-            <w:tcW w:type="dxa" w:w="2835"/>
+            <w:tcW w:type="dxa" w:w="1246"/>
             <w:vAlign w:val="center"/>
+            <w:tcMar>
+              <w:top w:w="80" w:type="dxa"/>
+              <w:start w:w="120" w:type="dxa"/>
+              <w:bottom w:w="80" w:type="dxa"/>
+              <w:end w:w="120" w:type="dxa"/>
+            </w:tcMar>
           </w:tcPr>
           <w:p>
+            <w:pPr>
+              <w:spacing w:after="0"/>
+            </w:pPr>
             <w:r>
               <w:rPr>
                 <w:rFonts w:ascii="Arial" w:hAnsi="Arial"/>
                 <w:sz w:val="19"/>
               </w:rPr>
-              <w:t>Dropout</w:t>
+              <w:t>Chưa có</w:t>
             </w:r>
           </w:p>
         </w:tc>
         <w:tc>
           <w:tcPr>
-            <w:tcW w:type="dxa" w:w="6236"/>
+            <w:tcW w:type="dxa" w:w="1246"/>
             <w:vAlign w:val="center"/>
+            <w:tcMar>
+              <w:top w:w="80" w:type="dxa"/>
+              <w:start w:w="120" w:type="dxa"/>
+              <w:bottom w:w="80" w:type="dxa"/>
+              <w:end w:w="120" w:type="dxa"/>
+            </w:tcMar>
           </w:tcPr>
           <w:p>
+            <w:pPr>
+              <w:spacing w:after="0"/>
+            </w:pPr>
             <w:r>
               <w:rPr>
                 <w:rFonts w:ascii="Arial" w:hAnsi="Arial"/>
                 <w:sz w:val="19"/>
               </w:rPr>
-              <w:t>Khi train, tắt ngẫu nhiên một phần giá trị để giảm phụ thuộc và hạn chế overfitting.</w:t>
+              <w:t>Chưa có</w:t>
             </w:r>
           </w:p>
         </w:tc>
-      </w:tr>
-      <w:tr>
         <w:tc>
           <w:tcPr>
-            <w:tcW w:type="dxa" w:w="2835"/>
+            <w:tcW w:type="dxa" w:w="1246"/>
             <w:vAlign w:val="center"/>
+            <w:tcMar>
+              <w:top w:w="80" w:type="dxa"/>
+              <w:start w:w="120" w:type="dxa"/>
+              <w:bottom w:w="80" w:type="dxa"/>
+              <w:end w:w="120" w:type="dxa"/>
+            </w:tcMar>
           </w:tcPr>
           <w:p>
+            <w:pPr>
+              <w:spacing w:after="0"/>
+            </w:pPr>
             <w:r>
               <w:rPr>
                 <w:rFonts w:ascii="Arial" w:hAnsi="Arial"/>
                 <w:sz w:val="19"/>
               </w:rPr>
-              <w:t>Linear 384-&gt;192</w:t>
+              <w:t>Chưa có</w:t>
             </w:r>
           </w:p>
         </w:tc>
         <w:tc>
           <w:tcPr>
-            <w:tcW w:type="dxa" w:w="6236"/>
+            <w:tcW w:type="dxa" w:w="1246"/>
             <w:vAlign w:val="center"/>
+            <w:tcMar>
+              <w:top w:w="80" w:type="dxa"/>
+              <w:start w:w="120" w:type="dxa"/>
+              <w:bottom w:w="80" w:type="dxa"/>
+              <w:end w:w="120" w:type="dxa"/>
+            </w:tcMar>
           </w:tcPr>
           <w:p>
+            <w:pPr>
+              <w:spacing w:after="0"/>
+            </w:pPr>
             <w:r>
               <w:rPr>
                 <w:rFonts w:ascii="Arial" w:hAnsi="Arial"/>
                 <w:sz w:val="19"/>
               </w:rPr>
-              <w:t>Đưa tensor về embed_dim để có thể cộng residual với đầu vào.</w:t>
+              <w:t>Chưa có</w:t>
+            </w:r>
+          </w:p>
+        </w:tc>
+        <w:tc>
+          <w:tcPr>
+            <w:tcW w:type="dxa" w:w="1246"/>
+            <w:vAlign w:val="center"/>
+            <w:tcMar>
+              <w:top w:w="80" w:type="dxa"/>
+              <w:start w:w="120" w:type="dxa"/>
+              <w:bottom w:w="80" w:type="dxa"/>
+              <w:end w:w="120" w:type="dxa"/>
+            </w:tcMar>
+          </w:tcPr>
+          <w:p>
+            <w:pPr>
+              <w:spacing w:after="0"/>
+            </w:pPr>
+            <w:r>
+              <w:rPr>
+                <w:rFonts w:ascii="Arial" w:hAnsi="Arial"/>
+                <w:sz w:val="19"/>
+              </w:rPr>
+              <w:t>Chưa có</w:t>
+            </w:r>
+          </w:p>
+        </w:tc>
+        <w:tc>
+          <w:tcPr>
+            <w:tcW w:type="dxa" w:w="1246"/>
+            <w:vAlign w:val="center"/>
+            <w:tcMar>
+              <w:top w:w="80" w:type="dxa"/>
+              <w:start w:w="120" w:type="dxa"/>
+              <w:bottom w:w="80" w:type="dxa"/>
+              <w:end w:w="120" w:type="dxa"/>
+            </w:tcMar>
+          </w:tcPr>
+          <w:p>
+            <w:pPr>
+              <w:spacing w:after="0"/>
+            </w:pPr>
+            <w:r>
+              <w:rPr>
+                <w:rFonts w:ascii="Arial" w:hAnsi="Arial"/>
+                <w:sz w:val="19"/>
+              </w:rPr>
+              <w:t>Chưa có</w:t>
             </w:r>
           </w:p>
         </w:tc>
@@ -5627,414 +4204,21 @@
     <w:p/>
     <w:p>
       <w:pPr>
-        <w:pStyle w:val="Heading2"/>
+        <w:pStyle w:val="Heading1"/>
       </w:pPr>
       <w:r>
-        <w:t>8.7. Toàn bộ luồng của một block</w:t>
+        <w:t>10. Kết luận</w:t>
       </w:r>
     </w:p>
-    <w:tbl>
-      <w:tblPr>
-        <w:tblStyle w:val="TableGrid"/>
-        <w:tblW w:type="auto" w:w="0"/>
-        <w:jc w:val="center"/>
-        <w:tblLook w:firstColumn="1" w:firstRow="1" w:lastColumn="0" w:lastRow="0" w:noHBand="0" w:noVBand="1" w:val="04A0"/>
-      </w:tblPr>
-      <w:tblGrid>
-        <w:gridCol w:w="3324"/>
-        <w:gridCol w:w="3324"/>
-        <w:gridCol w:w="3324"/>
-      </w:tblGrid>
-      <w:tr>
-        <w:tc>
-          <w:tcPr>
-            <w:tcW w:type="dxa" w:w="1134"/>
-            <w:shd w:fill="D9EAF7"/>
-            <w:vAlign w:val="center"/>
-          </w:tcPr>
-          <w:p>
-            <w:r>
-              <w:rPr>
-                <w:rFonts w:ascii="Arial" w:hAnsi="Arial"/>
-                <w:b/>
-              </w:rPr>
-              <w:t>Bước</w:t>
-            </w:r>
-          </w:p>
-        </w:tc>
-        <w:tc>
-          <w:tcPr>
-            <w:tcW w:type="dxa" w:w="5102"/>
-            <w:shd w:fill="D9EAF7"/>
-            <w:vAlign w:val="center"/>
-          </w:tcPr>
-          <w:p>
-            <w:r>
-              <w:rPr>
-                <w:rFonts w:ascii="Arial" w:hAnsi="Arial"/>
-                <w:b/>
-              </w:rPr>
-              <w:t>Phép xử lý</w:t>
-            </w:r>
-          </w:p>
-        </w:tc>
-        <w:tc>
-          <w:tcPr>
-            <w:tcW w:type="dxa" w:w="2835"/>
-            <w:shd w:fill="D9EAF7"/>
-            <w:vAlign w:val="center"/>
-          </w:tcPr>
-          <w:p>
-            <w:r>
-              <w:rPr>
-                <w:rFonts w:ascii="Arial" w:hAnsi="Arial"/>
-                <w:b/>
-              </w:rPr>
-              <w:t>Shape</w:t>
-            </w:r>
-          </w:p>
-        </w:tc>
-      </w:tr>
-      <w:tr>
-        <w:tc>
-          <w:tcPr>
-            <w:tcW w:type="dxa" w:w="1134"/>
-            <w:vAlign w:val="center"/>
-          </w:tcPr>
-          <w:p>
-            <w:r>
-              <w:rPr>
-                <w:rFonts w:ascii="Arial" w:hAnsi="Arial"/>
-                <w:sz w:val="19"/>
-              </w:rPr>
-              <w:t>1</w:t>
-            </w:r>
-          </w:p>
-        </w:tc>
-        <w:tc>
-          <w:tcPr>
-            <w:tcW w:type="dxa" w:w="5102"/>
-            <w:vAlign w:val="center"/>
-          </w:tcPr>
-          <w:p>
-            <w:r>
-              <w:rPr>
-                <w:rFonts w:ascii="Arial" w:hAnsi="Arial"/>
-                <w:sz w:val="19"/>
-              </w:rPr>
-              <w:t>Nhận token x</w:t>
-            </w:r>
-          </w:p>
-        </w:tc>
-        <w:tc>
-          <w:tcPr>
-            <w:tcW w:type="dxa" w:w="2835"/>
-            <w:vAlign w:val="center"/>
-          </w:tcPr>
-          <w:p>
-            <w:r>
-              <w:rPr>
-                <w:rFonts w:ascii="Arial" w:hAnsi="Arial"/>
-                <w:sz w:val="19"/>
-              </w:rPr>
-              <w:t>[B,50,192]</w:t>
-            </w:r>
-          </w:p>
-        </w:tc>
-      </w:tr>
-      <w:tr>
-        <w:tc>
-          <w:tcPr>
-            <w:tcW w:type="dxa" w:w="1134"/>
-            <w:vAlign w:val="center"/>
-          </w:tcPr>
-          <w:p>
-            <w:r>
-              <w:rPr>
-                <w:rFonts w:ascii="Arial" w:hAnsi="Arial"/>
-                <w:sz w:val="19"/>
-              </w:rPr>
-              <w:t>2</w:t>
-            </w:r>
-          </w:p>
-        </w:tc>
-        <w:tc>
-          <w:tcPr>
-            <w:tcW w:type="dxa" w:w="5102"/>
-            <w:vAlign w:val="center"/>
-          </w:tcPr>
-          <w:p>
-            <w:r>
-              <w:rPr>
-                <w:rFonts w:ascii="Arial" w:hAnsi="Arial"/>
-                <w:sz w:val="19"/>
-              </w:rPr>
-              <w:t>norm_attention(x)</w:t>
-            </w:r>
-          </w:p>
-        </w:tc>
-        <w:tc>
-          <w:tcPr>
-            <w:tcW w:type="dxa" w:w="2835"/>
-            <w:vAlign w:val="center"/>
-          </w:tcPr>
-          <w:p>
-            <w:r>
-              <w:rPr>
-                <w:rFonts w:ascii="Arial" w:hAnsi="Arial"/>
-                <w:sz w:val="19"/>
-              </w:rPr>
-              <w:t>[B,50,192]</w:t>
-            </w:r>
-          </w:p>
-        </w:tc>
-      </w:tr>
-      <w:tr>
-        <w:tc>
-          <w:tcPr>
-            <w:tcW w:type="dxa" w:w="1134"/>
-            <w:vAlign w:val="center"/>
-          </w:tcPr>
-          <w:p>
-            <w:r>
-              <w:rPr>
-                <w:rFonts w:ascii="Arial" w:hAnsi="Arial"/>
-                <w:sz w:val="19"/>
-              </w:rPr>
-              <w:t>3</w:t>
-            </w:r>
-          </w:p>
-        </w:tc>
-        <w:tc>
-          <w:tcPr>
-            <w:tcW w:type="dxa" w:w="5102"/>
-            <w:vAlign w:val="center"/>
-          </w:tcPr>
-          <w:p>
-            <w:r>
-              <w:rPr>
-                <w:rFonts w:ascii="Arial" w:hAnsi="Arial"/>
-                <w:sz w:val="19"/>
-              </w:rPr>
-              <w:t>Multi-Head Self-Attention</w:t>
-            </w:r>
-          </w:p>
-        </w:tc>
-        <w:tc>
-          <w:tcPr>
-            <w:tcW w:type="dxa" w:w="2835"/>
-            <w:vAlign w:val="center"/>
-          </w:tcPr>
-          <w:p>
-            <w:r>
-              <w:rPr>
-                <w:rFonts w:ascii="Arial" w:hAnsi="Arial"/>
-                <w:sz w:val="19"/>
-              </w:rPr>
-              <w:t>[B,50,192]</w:t>
-            </w:r>
-          </w:p>
-        </w:tc>
-      </w:tr>
-      <w:tr>
-        <w:tc>
-          <w:tcPr>
-            <w:tcW w:type="dxa" w:w="1134"/>
-            <w:vAlign w:val="center"/>
-          </w:tcPr>
-          <w:p>
-            <w:r>
-              <w:rPr>
-                <w:rFonts w:ascii="Arial" w:hAnsi="Arial"/>
-                <w:sz w:val="19"/>
-              </w:rPr>
-              <w:t>4</w:t>
-            </w:r>
-          </w:p>
-        </w:tc>
-        <w:tc>
-          <w:tcPr>
-            <w:tcW w:type="dxa" w:w="5102"/>
-            <w:vAlign w:val="center"/>
-          </w:tcPr>
-          <w:p>
-            <w:r>
-              <w:rPr>
-                <w:rFonts w:ascii="Arial" w:hAnsi="Arial"/>
-                <w:sz w:val="19"/>
-              </w:rPr>
-              <w:t>Cộng residual với x cũ</w:t>
-            </w:r>
-          </w:p>
-        </w:tc>
-        <w:tc>
-          <w:tcPr>
-            <w:tcW w:type="dxa" w:w="2835"/>
-            <w:vAlign w:val="center"/>
-          </w:tcPr>
-          <w:p>
-            <w:r>
-              <w:rPr>
-                <w:rFonts w:ascii="Arial" w:hAnsi="Arial"/>
-                <w:sz w:val="19"/>
-              </w:rPr>
-              <w:t>[B,50,192]</w:t>
-            </w:r>
-          </w:p>
-        </w:tc>
-      </w:tr>
-      <w:tr>
-        <w:tc>
-          <w:tcPr>
-            <w:tcW w:type="dxa" w:w="1134"/>
-            <w:vAlign w:val="center"/>
-          </w:tcPr>
-          <w:p>
-            <w:r>
-              <w:rPr>
-                <w:rFonts w:ascii="Arial" w:hAnsi="Arial"/>
-                <w:sz w:val="19"/>
-              </w:rPr>
-              <w:t>5</w:t>
-            </w:r>
-          </w:p>
-        </w:tc>
-        <w:tc>
-          <w:tcPr>
-            <w:tcW w:type="dxa" w:w="5102"/>
-            <w:vAlign w:val="center"/>
-          </w:tcPr>
-          <w:p>
-            <w:r>
-              <w:rPr>
-                <w:rFonts w:ascii="Arial" w:hAnsi="Arial"/>
-                <w:sz w:val="19"/>
-              </w:rPr>
-              <w:t>norm_mlp(x)</w:t>
-            </w:r>
-          </w:p>
-        </w:tc>
-        <w:tc>
-          <w:tcPr>
-            <w:tcW w:type="dxa" w:w="2835"/>
-            <w:vAlign w:val="center"/>
-          </w:tcPr>
-          <w:p>
-            <w:r>
-              <w:rPr>
-                <w:rFonts w:ascii="Arial" w:hAnsi="Arial"/>
-                <w:sz w:val="19"/>
-              </w:rPr>
-              <w:t>[B,50,192]</w:t>
-            </w:r>
-          </w:p>
-        </w:tc>
-      </w:tr>
-      <w:tr>
-        <w:tc>
-          <w:tcPr>
-            <w:tcW w:type="dxa" w:w="1134"/>
-            <w:vAlign w:val="center"/>
-          </w:tcPr>
-          <w:p>
-            <w:r>
-              <w:rPr>
-                <w:rFonts w:ascii="Arial" w:hAnsi="Arial"/>
-                <w:sz w:val="19"/>
-              </w:rPr>
-              <w:t>6</w:t>
-            </w:r>
-          </w:p>
-        </w:tc>
-        <w:tc>
-          <w:tcPr>
-            <w:tcW w:type="dxa" w:w="5102"/>
-            <w:vAlign w:val="center"/>
-          </w:tcPr>
-          <w:p>
-            <w:r>
-              <w:rPr>
-                <w:rFonts w:ascii="Arial" w:hAnsi="Arial"/>
-                <w:sz w:val="19"/>
-              </w:rPr>
-              <w:t>FeedForward 192-&gt;384-&gt;192</w:t>
-            </w:r>
-          </w:p>
-        </w:tc>
-        <w:tc>
-          <w:tcPr>
-            <w:tcW w:type="dxa" w:w="2835"/>
-            <w:vAlign w:val="center"/>
-          </w:tcPr>
-          <w:p>
-            <w:r>
-              <w:rPr>
-                <w:rFonts w:ascii="Arial" w:hAnsi="Arial"/>
-                <w:sz w:val="19"/>
-              </w:rPr>
-              <w:t>[B,50,192]</w:t>
-            </w:r>
-          </w:p>
-        </w:tc>
-      </w:tr>
-      <w:tr>
-        <w:tc>
-          <w:tcPr>
-            <w:tcW w:type="dxa" w:w="1134"/>
-            <w:vAlign w:val="center"/>
-          </w:tcPr>
-          <w:p>
-            <w:r>
-              <w:rPr>
-                <w:rFonts w:ascii="Arial" w:hAnsi="Arial"/>
-                <w:sz w:val="19"/>
-              </w:rPr>
-              <w:t>7</w:t>
-            </w:r>
-          </w:p>
-        </w:tc>
-        <w:tc>
-          <w:tcPr>
-            <w:tcW w:type="dxa" w:w="5102"/>
-            <w:vAlign w:val="center"/>
-          </w:tcPr>
-          <w:p>
-            <w:r>
-              <w:rPr>
-                <w:rFonts w:ascii="Arial" w:hAnsi="Arial"/>
-                <w:sz w:val="19"/>
-              </w:rPr>
-              <w:t>Cộng residual lần hai</w:t>
-            </w:r>
-          </w:p>
-        </w:tc>
-        <w:tc>
-          <w:tcPr>
-            <w:tcW w:type="dxa" w:w="2835"/>
-            <w:vAlign w:val="center"/>
-          </w:tcPr>
-          <w:p>
-            <w:r>
-              <w:rPr>
-                <w:rFonts w:ascii="Arial" w:hAnsi="Arial"/>
-                <w:sz w:val="19"/>
-              </w:rPr>
-              <w:t>[B,50,192]</w:t>
-            </w:r>
-          </w:p>
-        </w:tc>
-      </w:tr>
-    </w:tbl>
-    <w:p/>
     <w:p>
       <w:r>
-        <w:t>SIC-ViT-4 lặp lại luồng trên bốn lần; cấu hình depth=12 lặp lại mười hai lần. Depth đếm số TransformerEncoderBlock, không phải tổng số Linear, LayerNorm hay Attention nhỏ nằm bên trong các block.</w:t>
+        <w:t>Mô hình hiện tại là FaceViT tự xây dựng cho bài toán face embedding, không phải classifier closed-set. Thiết kế phù hợp với hướng open-set hơn vì người dùng ở giai đoạn test hoặc triển khai có thể là identity chưa xuất hiện trong train. Bước tiếp theo nên là chạy đầy đủ hai nhánh Triplet và InfoNCE trên cùng split, so sánh bằng ROC-AUC, EER, TAR@FAR, Recall@K và mAP, sau đó mới chọn checkpoint để tích hợp demo.</w:t>
       </w:r>
     </w:p>
     <w:sectPr>
       <w:footerReference w:type="default" r:id="rId9"/>
       <w:pgSz w:w="12240" w:h="15840"/>
-      <w:pgMar w:top="1020" w:right="1134" w:bottom="964" w:left="1134" w:header="720" w:footer="720" w:gutter="0"/>
+      <w:pgMar w:top="1134" w:right="1134" w:bottom="1020" w:left="1134" w:header="709" w:footer="709" w:gutter="0"/>
       <w:cols w:space="720"/>
       <w:docGrid w:linePitch="360"/>
     </w:sectPr>
@@ -6050,6 +4234,10 @@
       <w:jc w:val="center"/>
     </w:pPr>
     <w:r>
+      <w:rPr>
+        <w:rFonts w:ascii="Arial" w:hAnsi="Arial"/>
+        <w:sz w:val="18"/>
+      </w:rPr>
       <w:t xml:space="preserve">Trang </w:t>
       <w:fldChar w:fldCharType="begin"/>
       <w:instrText xml:space="preserve">PAGE</w:instrText>
@@ -6485,15 +4673,15 @@
     <w:pPr>
       <w:keepNext/>
       <w:keepLines/>
-      <w:spacing w:before="480" w:after="0"/>
+      <w:spacing w:before="200" w:after="120"/>
       <w:outlineLvl w:val="0"/>
     </w:pPr>
     <w:rPr>
       <w:rFonts w:asciiTheme="majorHAnsi" w:eastAsiaTheme="majorEastAsia" w:hAnsiTheme="majorHAnsi" w:cstheme="majorBidi" w:ascii="Arial" w:hAnsi="Arial"/>
       <w:b/>
       <w:bCs/>
-      <w:color w:val="12355B"/>
-      <w:sz w:val="36"/>
+      <w:color w:val="2E74B5"/>
+      <w:sz w:val="32"/>
       <w:szCs w:val="28"/>
     </w:rPr>
   </w:style>
@@ -6509,15 +4697,15 @@
     <w:pPr>
       <w:keepNext/>
       <w:keepLines/>
-      <w:spacing w:before="200" w:after="0"/>
+      <w:spacing w:before="200" w:after="120"/>
       <w:outlineLvl w:val="1"/>
     </w:pPr>
     <w:rPr>
       <w:rFonts w:asciiTheme="majorHAnsi" w:eastAsiaTheme="majorEastAsia" w:hAnsiTheme="majorHAnsi" w:cstheme="majorBidi" w:ascii="Arial" w:hAnsi="Arial"/>
       <w:b/>
       <w:bCs/>
-      <w:color w:val="1D5D75"/>
-      <w:sz w:val="28"/>
+      <w:color w:val="2E74B5"/>
+      <w:sz w:val="26"/>
       <w:szCs w:val="26"/>
     </w:rPr>
   </w:style>
@@ -6533,14 +4721,14 @@
     <w:pPr>
       <w:keepNext/>
       <w:keepLines/>
-      <w:spacing w:before="200" w:after="0"/>
+      <w:spacing w:before="200" w:after="120"/>
       <w:outlineLvl w:val="2"/>
     </w:pPr>
     <w:rPr>
       <w:rFonts w:asciiTheme="majorHAnsi" w:eastAsiaTheme="majorEastAsia" w:hAnsiTheme="majorHAnsi" w:cstheme="majorBidi" w:ascii="Arial" w:hAnsi="Arial"/>
       <w:b/>
       <w:bCs/>
-      <w:color w:val="2A6F97"/>
+      <w:color w:val="1F4D78"/>
       <w:sz w:val="24"/>
     </w:rPr>
   </w:style>
@@ -6775,7 +4963,7 @@
       <w:pBdr>
         <w:bottom w:val="single" w:sz="8" w:space="4" w:color="4F81BD" w:themeColor="accent1"/>
       </w:pBdr>
-      <w:spacing w:after="300" w:line="240" w:lineRule="auto"/>
+      <w:spacing w:after="120" w:line="240" w:lineRule="auto" w:before="200"/>
       <w:contextualSpacing/>
     </w:pPr>
     <w:rPr>
@@ -6784,7 +4972,7 @@
       <w:color w:val="12355B"/>
       <w:spacing w:val="5"/>
       <w:kern w:val="28"/>
-      <w:sz w:val="52"/>
+      <w:sz w:val="48"/>
       <w:szCs w:val="52"/>
     </w:rPr>
   </w:style>
